--- a/문장별_해설/2부_15화_Gekündigt_per_App_해설.docx
+++ b/문장별_해설/2부_15화_Gekündigt_per_App_해설.docx
@@ -26,7 +26,7 @@
           <w:color w:val="595959"/>
           <w:sz w:val="20"/>
         </w:rPr>
-        <w:t>대화문 74턴 — 문장별 주요 단어 · 문법 · 표현 · 시제 해설</w:t>
+        <w:t>대화문 99턴 — 문장별 주요 단어 · 문법 · 표현 · 시제 해설</w:t>
       </w:r>
     </w:p>
     <w:p>
@@ -15295,7 +15295,7657 @@
           <w:i w:val="0"/>
           <w:sz w:val="22"/>
         </w:rPr>
-        <w:t>51. Jonas: Am Mittag steht ein Anruf an, den ich lange vor mir hergeschoben habe. Ich wähle die Nummer von Frau Lindner, der Disponentin.</w:t>
+        <w:t>51. Jonas: Die Arbeitsagentur in der Charlottenstraße ist ein grauer Block mit langen Fluren. Vor Zimmer 214 warten schon acht Leute.</w:t>
+      </w:r>
+    </w:p>
+    <w:p>
+      <w:pPr>
+        <w:keepNext/>
+        <w:ind w:left="340"/>
+      </w:pPr>
+      <w:r>
+        <w:rPr>
+          <w:rFonts w:ascii="Malgun Gothic" w:hAnsi="Malgun Gothic" w:cs="Malgun Gothic" w:eastAsia="Malgun Gothic"/>
+          <w:b w:val="0"/>
+          <w:i/>
+          <w:color w:val="404040"/>
+          <w:sz w:val="20"/>
+        </w:rPr>
+        <w:t>샤를로텐 거리의 고용센터는 긴 복도가 있는 회색 건물이다. 214호 앞에는 벌써 여덟 명이 기다리고 있다.</w:t>
+      </w:r>
+    </w:p>
+    <w:tbl>
+      <w:tblPr>
+        <w:tblW w:type="auto" w:w="0"/>
+        <w:tblLayout w:type="fixed"/>
+        <w:tblLook w:firstColumn="1" w:firstRow="1" w:lastColumn="0" w:lastRow="0" w:noHBand="0" w:noVBand="1" w:val="04A0"/>
+      </w:tblPr>
+      <w:tblGrid>
+        <w:gridCol w:w="4819"/>
+        <w:gridCol w:w="4819"/>
+      </w:tblGrid>
+      <w:tr>
+        <w:tc>
+          <w:tcPr>
+            <w:tcW w:type="dxa" w:w="1500"/>
+            <w:tcBorders>
+              <w:top w:val="single" w:color="BFBFBF" w:sz="4"/>
+              <w:left w:val="single" w:color="BFBFBF" w:sz="4"/>
+              <w:bottom w:val="single" w:color="BFBFBF" w:sz="4"/>
+              <w:right w:val="single" w:color="BFBFBF" w:sz="4"/>
+            </w:tcBorders>
+            <w:shd w:fill="DEEAF6" w:color="auto" w:val="clear"/>
+          </w:tcPr>
+          <w:p>
+            <w:r>
+              <w:rPr>
+                <w:rFonts w:ascii="Malgun Gothic" w:hAnsi="Malgun Gothic" w:cs="Malgun Gothic" w:eastAsia="Malgun Gothic"/>
+                <w:b/>
+                <w:i w:val="0"/>
+                <w:color w:val="1F3864"/>
+                <w:sz w:val="20"/>
+              </w:rPr>
+              <w:t>주요 단어</w:t>
+            </w:r>
+          </w:p>
+        </w:tc>
+        <w:tc>
+          <w:tcPr>
+            <w:tcW w:type="dxa" w:w="8138"/>
+            <w:tcBorders>
+              <w:top w:val="single" w:color="BFBFBF" w:sz="4"/>
+              <w:left w:val="single" w:color="BFBFBF" w:sz="4"/>
+              <w:bottom w:val="single" w:color="BFBFBF" w:sz="4"/>
+              <w:right w:val="single" w:color="BFBFBF" w:sz="4"/>
+            </w:tcBorders>
+          </w:tcPr>
+          <w:p>
+            <w:pPr>
+              <w:spacing w:after="40"/>
+            </w:pPr>
+            <w:r>
+              <w:rPr>
+                <w:rFonts w:ascii="Arial" w:hAnsi="Arial" w:cs="Arial" w:eastAsia="Malgun Gothic"/>
+                <w:b/>
+                <w:i w:val="0"/>
+                <w:sz w:val="20"/>
+              </w:rPr>
+              <w:t>der Flur, -e</w:t>
+            </w:r>
+            <w:r>
+              <w:rPr>
+                <w:rFonts w:ascii="Malgun Gothic" w:hAnsi="Malgun Gothic" w:cs="Malgun Gothic" w:eastAsia="Malgun Gothic"/>
+                <w:b w:val="0"/>
+                <w:i w:val="0"/>
+                <w:sz w:val="20"/>
+              </w:rPr>
+              <w:t xml:space="preserve">  —  복도</w:t>
+            </w:r>
+          </w:p>
+          <w:p>
+            <w:pPr>
+              <w:spacing w:after="40"/>
+            </w:pPr>
+            <w:r>
+              <w:rPr>
+                <w:rFonts w:ascii="Arial" w:hAnsi="Arial" w:cs="Arial" w:eastAsia="Malgun Gothic"/>
+                <w:b/>
+                <w:i w:val="0"/>
+                <w:sz w:val="20"/>
+              </w:rPr>
+              <w:t>der Block, Blöcke</w:t>
+            </w:r>
+            <w:r>
+              <w:rPr>
+                <w:rFonts w:ascii="Malgun Gothic" w:hAnsi="Malgun Gothic" w:cs="Malgun Gothic" w:eastAsia="Malgun Gothic"/>
+                <w:b w:val="0"/>
+                <w:i w:val="0"/>
+                <w:sz w:val="20"/>
+              </w:rPr>
+              <w:t xml:space="preserve">  —  건물 덩어리</w:t>
+            </w:r>
+          </w:p>
+          <w:p>
+            <w:pPr>
+              <w:spacing w:after="40"/>
+            </w:pPr>
+            <w:r>
+              <w:rPr>
+                <w:rFonts w:ascii="Arial" w:hAnsi="Arial" w:cs="Arial" w:eastAsia="Malgun Gothic"/>
+                <w:b/>
+                <w:i w:val="0"/>
+                <w:sz w:val="20"/>
+              </w:rPr>
+              <w:t>warten</w:t>
+            </w:r>
+            <w:r>
+              <w:rPr>
+                <w:rFonts w:ascii="Malgun Gothic" w:hAnsi="Malgun Gothic" w:cs="Malgun Gothic" w:eastAsia="Malgun Gothic"/>
+                <w:b w:val="0"/>
+                <w:i w:val="0"/>
+                <w:sz w:val="20"/>
+              </w:rPr>
+              <w:t xml:space="preserve">  —  기다리다</w:t>
+            </w:r>
+          </w:p>
+        </w:tc>
+      </w:tr>
+      <w:tr>
+        <w:tc>
+          <w:tcPr>
+            <w:tcW w:type="dxa" w:w="1500"/>
+            <w:tcBorders>
+              <w:top w:val="single" w:color="BFBFBF" w:sz="4"/>
+              <w:left w:val="single" w:color="BFBFBF" w:sz="4"/>
+              <w:bottom w:val="single" w:color="BFBFBF" w:sz="4"/>
+              <w:right w:val="single" w:color="BFBFBF" w:sz="4"/>
+            </w:tcBorders>
+            <w:shd w:fill="DEEAF6" w:color="auto" w:val="clear"/>
+          </w:tcPr>
+          <w:p>
+            <w:r>
+              <w:rPr>
+                <w:rFonts w:ascii="Malgun Gothic" w:hAnsi="Malgun Gothic" w:cs="Malgun Gothic" w:eastAsia="Malgun Gothic"/>
+                <w:b/>
+                <w:i w:val="0"/>
+                <w:color w:val="1F3864"/>
+                <w:sz w:val="20"/>
+              </w:rPr>
+              <w:t>문법</w:t>
+            </w:r>
+          </w:p>
+        </w:tc>
+        <w:tc>
+          <w:tcPr>
+            <w:tcW w:type="dxa" w:w="8138"/>
+            <w:tcBorders>
+              <w:top w:val="single" w:color="BFBFBF" w:sz="4"/>
+              <w:left w:val="single" w:color="BFBFBF" w:sz="4"/>
+              <w:bottom w:val="single" w:color="BFBFBF" w:sz="4"/>
+              <w:right w:val="single" w:color="BFBFBF" w:sz="4"/>
+            </w:tcBorders>
+          </w:tcPr>
+          <w:p>
+            <w:pPr>
+              <w:spacing w:after="40"/>
+            </w:pPr>
+            <w:r>
+              <w:rPr>
+                <w:rFonts w:ascii="Malgun Gothic" w:hAnsi="Malgun Gothic" w:cs="Malgun Gothic" w:eastAsia="Malgun Gothic"/>
+                <w:b w:val="0"/>
+                <w:i w:val="0"/>
+                <w:sz w:val="20"/>
+              </w:rPr>
+              <w:t>Vor Zimmer 214 warten schon acht Leute에서 장소 부사구가 앞에 와 도치되었습니다. Leute는 복수 명사입니다.</w:t>
+            </w:r>
+          </w:p>
+        </w:tc>
+      </w:tr>
+      <w:tr>
+        <w:tc>
+          <w:tcPr>
+            <w:tcW w:type="dxa" w:w="1500"/>
+            <w:tcBorders>
+              <w:top w:val="single" w:color="BFBFBF" w:sz="4"/>
+              <w:left w:val="single" w:color="BFBFBF" w:sz="4"/>
+              <w:bottom w:val="single" w:color="BFBFBF" w:sz="4"/>
+              <w:right w:val="single" w:color="BFBFBF" w:sz="4"/>
+            </w:tcBorders>
+            <w:shd w:fill="DEEAF6" w:color="auto" w:val="clear"/>
+          </w:tcPr>
+          <w:p>
+            <w:r>
+              <w:rPr>
+                <w:rFonts w:ascii="Malgun Gothic" w:hAnsi="Malgun Gothic" w:cs="Malgun Gothic" w:eastAsia="Malgun Gothic"/>
+                <w:b/>
+                <w:i w:val="0"/>
+                <w:color w:val="1F3864"/>
+                <w:sz w:val="20"/>
+              </w:rPr>
+              <w:t>표현</w:t>
+            </w:r>
+          </w:p>
+        </w:tc>
+        <w:tc>
+          <w:tcPr>
+            <w:tcW w:type="dxa" w:w="8138"/>
+            <w:tcBorders>
+              <w:top w:val="single" w:color="BFBFBF" w:sz="4"/>
+              <w:left w:val="single" w:color="BFBFBF" w:sz="4"/>
+              <w:bottom w:val="single" w:color="BFBFBF" w:sz="4"/>
+              <w:right w:val="single" w:color="BFBFBF" w:sz="4"/>
+            </w:tcBorders>
+          </w:tcPr>
+          <w:p>
+            <w:pPr>
+              <w:spacing w:after="40"/>
+            </w:pPr>
+            <w:r>
+              <w:rPr>
+                <w:rFonts w:ascii="Malgun Gothic" w:hAnsi="Malgun Gothic" w:cs="Malgun Gothic" w:eastAsia="Malgun Gothic"/>
+                <w:b w:val="0"/>
+                <w:i w:val="0"/>
+                <w:sz w:val="20"/>
+              </w:rPr>
+              <w:t>schon은 이미라는 뜻의 부사입니다.</w:t>
+            </w:r>
+          </w:p>
+        </w:tc>
+      </w:tr>
+      <w:tr>
+        <w:tc>
+          <w:tcPr>
+            <w:tcW w:type="dxa" w:w="1500"/>
+            <w:tcBorders>
+              <w:top w:val="single" w:color="BFBFBF" w:sz="4"/>
+              <w:left w:val="single" w:color="BFBFBF" w:sz="4"/>
+              <w:bottom w:val="single" w:color="BFBFBF" w:sz="4"/>
+              <w:right w:val="single" w:color="BFBFBF" w:sz="4"/>
+            </w:tcBorders>
+            <w:shd w:fill="DEEAF6" w:color="auto" w:val="clear"/>
+          </w:tcPr>
+          <w:p>
+            <w:r>
+              <w:rPr>
+                <w:rFonts w:ascii="Malgun Gothic" w:hAnsi="Malgun Gothic" w:cs="Malgun Gothic" w:eastAsia="Malgun Gothic"/>
+                <w:b/>
+                <w:i w:val="0"/>
+                <w:color w:val="1F3864"/>
+                <w:sz w:val="20"/>
+              </w:rPr>
+              <w:t>시제</w:t>
+            </w:r>
+          </w:p>
+        </w:tc>
+        <w:tc>
+          <w:tcPr>
+            <w:tcW w:type="dxa" w:w="8138"/>
+            <w:tcBorders>
+              <w:top w:val="single" w:color="BFBFBF" w:sz="4"/>
+              <w:left w:val="single" w:color="BFBFBF" w:sz="4"/>
+              <w:bottom w:val="single" w:color="BFBFBF" w:sz="4"/>
+              <w:right w:val="single" w:color="BFBFBF" w:sz="4"/>
+            </w:tcBorders>
+          </w:tcPr>
+          <w:p>
+            <w:pPr>
+              <w:spacing w:after="40"/>
+            </w:pPr>
+            <w:r>
+              <w:rPr>
+                <w:rFonts w:ascii="Malgun Gothic" w:hAnsi="Malgun Gothic" w:cs="Malgun Gothic" w:eastAsia="Malgun Gothic"/>
+                <w:b w:val="0"/>
+                <w:i w:val="0"/>
+                <w:sz w:val="20"/>
+              </w:rPr>
+              <w:t>ist, warten은 현재형으로 장면을 묘사합니다.</w:t>
+            </w:r>
+          </w:p>
+        </w:tc>
+      </w:tr>
+    </w:tbl>
+    <w:p>
+      <w:pPr>
+        <w:spacing w:after="0"/>
+      </w:pPr>
+    </w:p>
+    <w:p>
+      <w:pPr>
+        <w:keepNext/>
+        <w:spacing w:before="160"/>
+      </w:pPr>
+      <w:r>
+        <w:rPr>
+          <w:rFonts w:ascii="Arial" w:hAnsi="Arial" w:cs="Arial" w:eastAsia="Malgun Gothic"/>
+          <w:b/>
+          <w:i w:val="0"/>
+          <w:sz w:val="22"/>
+        </w:rPr>
+        <w:t>52. Dennis: Ich war noch nie hier. Ich habe immer gearbeitet, seit ich sechzehn bin.</w:t>
+      </w:r>
+    </w:p>
+    <w:p>
+      <w:pPr>
+        <w:keepNext/>
+        <w:ind w:left="340"/>
+      </w:pPr>
+      <w:r>
+        <w:rPr>
+          <w:rFonts w:ascii="Malgun Gothic" w:hAnsi="Malgun Gothic" w:cs="Malgun Gothic" w:eastAsia="Malgun Gothic"/>
+          <w:b w:val="0"/>
+          <w:i/>
+          <w:color w:val="404040"/>
+          <w:sz w:val="20"/>
+        </w:rPr>
+        <w:t>저는 여기 처음 와 봐요. 열여섯 살 때부터 계속 일했거든요.</w:t>
+      </w:r>
+    </w:p>
+    <w:tbl>
+      <w:tblPr>
+        <w:tblW w:type="auto" w:w="0"/>
+        <w:tblLayout w:type="fixed"/>
+        <w:tblLook w:firstColumn="1" w:firstRow="1" w:lastColumn="0" w:lastRow="0" w:noHBand="0" w:noVBand="1" w:val="04A0"/>
+      </w:tblPr>
+      <w:tblGrid>
+        <w:gridCol w:w="4819"/>
+        <w:gridCol w:w="4819"/>
+      </w:tblGrid>
+      <w:tr>
+        <w:tc>
+          <w:tcPr>
+            <w:tcW w:type="dxa" w:w="1500"/>
+            <w:tcBorders>
+              <w:top w:val="single" w:color="BFBFBF" w:sz="4"/>
+              <w:left w:val="single" w:color="BFBFBF" w:sz="4"/>
+              <w:bottom w:val="single" w:color="BFBFBF" w:sz="4"/>
+              <w:right w:val="single" w:color="BFBFBF" w:sz="4"/>
+            </w:tcBorders>
+            <w:shd w:fill="DEEAF6" w:color="auto" w:val="clear"/>
+          </w:tcPr>
+          <w:p>
+            <w:r>
+              <w:rPr>
+                <w:rFonts w:ascii="Malgun Gothic" w:hAnsi="Malgun Gothic" w:cs="Malgun Gothic" w:eastAsia="Malgun Gothic"/>
+                <w:b/>
+                <w:i w:val="0"/>
+                <w:color w:val="1F3864"/>
+                <w:sz w:val="20"/>
+              </w:rPr>
+              <w:t>주요 단어</w:t>
+            </w:r>
+          </w:p>
+        </w:tc>
+        <w:tc>
+          <w:tcPr>
+            <w:tcW w:type="dxa" w:w="8138"/>
+            <w:tcBorders>
+              <w:top w:val="single" w:color="BFBFBF" w:sz="4"/>
+              <w:left w:val="single" w:color="BFBFBF" w:sz="4"/>
+              <w:bottom w:val="single" w:color="BFBFBF" w:sz="4"/>
+              <w:right w:val="single" w:color="BFBFBF" w:sz="4"/>
+            </w:tcBorders>
+          </w:tcPr>
+          <w:p>
+            <w:pPr>
+              <w:spacing w:after="40"/>
+            </w:pPr>
+            <w:r>
+              <w:rPr>
+                <w:rFonts w:ascii="Arial" w:hAnsi="Arial" w:cs="Arial" w:eastAsia="Malgun Gothic"/>
+                <w:b/>
+                <w:i w:val="0"/>
+                <w:sz w:val="20"/>
+              </w:rPr>
+              <w:t>noch nie</w:t>
+            </w:r>
+            <w:r>
+              <w:rPr>
+                <w:rFonts w:ascii="Malgun Gothic" w:hAnsi="Malgun Gothic" w:cs="Malgun Gothic" w:eastAsia="Malgun Gothic"/>
+                <w:b w:val="0"/>
+                <w:i w:val="0"/>
+                <w:sz w:val="20"/>
+              </w:rPr>
+              <w:t xml:space="preserve">  —  한 번도 ~않다</w:t>
+            </w:r>
+          </w:p>
+          <w:p>
+            <w:pPr>
+              <w:spacing w:after="40"/>
+            </w:pPr>
+            <w:r>
+              <w:rPr>
+                <w:rFonts w:ascii="Arial" w:hAnsi="Arial" w:cs="Arial" w:eastAsia="Malgun Gothic"/>
+                <w:b/>
+                <w:i w:val="0"/>
+                <w:sz w:val="20"/>
+              </w:rPr>
+              <w:t>seit</w:t>
+            </w:r>
+            <w:r>
+              <w:rPr>
+                <w:rFonts w:ascii="Malgun Gothic" w:hAnsi="Malgun Gothic" w:cs="Malgun Gothic" w:eastAsia="Malgun Gothic"/>
+                <w:b w:val="0"/>
+                <w:i w:val="0"/>
+                <w:sz w:val="20"/>
+              </w:rPr>
+              <w:t xml:space="preserve">  —  ~이래로</w:t>
+            </w:r>
+          </w:p>
+          <w:p>
+            <w:pPr>
+              <w:spacing w:after="40"/>
+            </w:pPr>
+            <w:r>
+              <w:rPr>
+                <w:rFonts w:ascii="Arial" w:hAnsi="Arial" w:cs="Arial" w:eastAsia="Malgun Gothic"/>
+                <w:b/>
+                <w:i w:val="0"/>
+                <w:sz w:val="20"/>
+              </w:rPr>
+              <w:t>arbeiten</w:t>
+            </w:r>
+            <w:r>
+              <w:rPr>
+                <w:rFonts w:ascii="Malgun Gothic" w:hAnsi="Malgun Gothic" w:cs="Malgun Gothic" w:eastAsia="Malgun Gothic"/>
+                <w:b w:val="0"/>
+                <w:i w:val="0"/>
+                <w:sz w:val="20"/>
+              </w:rPr>
+              <w:t xml:space="preserve">  —  일하다</w:t>
+            </w:r>
+          </w:p>
+        </w:tc>
+      </w:tr>
+      <w:tr>
+        <w:tc>
+          <w:tcPr>
+            <w:tcW w:type="dxa" w:w="1500"/>
+            <w:tcBorders>
+              <w:top w:val="single" w:color="BFBFBF" w:sz="4"/>
+              <w:left w:val="single" w:color="BFBFBF" w:sz="4"/>
+              <w:bottom w:val="single" w:color="BFBFBF" w:sz="4"/>
+              <w:right w:val="single" w:color="BFBFBF" w:sz="4"/>
+            </w:tcBorders>
+            <w:shd w:fill="DEEAF6" w:color="auto" w:val="clear"/>
+          </w:tcPr>
+          <w:p>
+            <w:r>
+              <w:rPr>
+                <w:rFonts w:ascii="Malgun Gothic" w:hAnsi="Malgun Gothic" w:cs="Malgun Gothic" w:eastAsia="Malgun Gothic"/>
+                <w:b/>
+                <w:i w:val="0"/>
+                <w:color w:val="1F3864"/>
+                <w:sz w:val="20"/>
+              </w:rPr>
+              <w:t>문법</w:t>
+            </w:r>
+          </w:p>
+        </w:tc>
+        <w:tc>
+          <w:tcPr>
+            <w:tcW w:type="dxa" w:w="8138"/>
+            <w:tcBorders>
+              <w:top w:val="single" w:color="BFBFBF" w:sz="4"/>
+              <w:left w:val="single" w:color="BFBFBF" w:sz="4"/>
+              <w:bottom w:val="single" w:color="BFBFBF" w:sz="4"/>
+              <w:right w:val="single" w:color="BFBFBF" w:sz="4"/>
+            </w:tcBorders>
+          </w:tcPr>
+          <w:p>
+            <w:pPr>
+              <w:spacing w:after="40"/>
+            </w:pPr>
+            <w:r>
+              <w:rPr>
+                <w:rFonts w:ascii="Malgun Gothic" w:hAnsi="Malgun Gothic" w:cs="Malgun Gothic" w:eastAsia="Malgun Gothic"/>
+                <w:b w:val="0"/>
+                <w:i w:val="0"/>
+                <w:sz w:val="20"/>
+              </w:rPr>
+              <w:t>seit ich sechzehn bin은 종속절이라 bin이 끝에 옵니다. Ich war noch nie hier에서 war는 sein의 과거형입니다.</w:t>
+            </w:r>
+          </w:p>
+        </w:tc>
+      </w:tr>
+      <w:tr>
+        <w:tc>
+          <w:tcPr>
+            <w:tcW w:type="dxa" w:w="1500"/>
+            <w:tcBorders>
+              <w:top w:val="single" w:color="BFBFBF" w:sz="4"/>
+              <w:left w:val="single" w:color="BFBFBF" w:sz="4"/>
+              <w:bottom w:val="single" w:color="BFBFBF" w:sz="4"/>
+              <w:right w:val="single" w:color="BFBFBF" w:sz="4"/>
+            </w:tcBorders>
+            <w:shd w:fill="DEEAF6" w:color="auto" w:val="clear"/>
+          </w:tcPr>
+          <w:p>
+            <w:r>
+              <w:rPr>
+                <w:rFonts w:ascii="Malgun Gothic" w:hAnsi="Malgun Gothic" w:cs="Malgun Gothic" w:eastAsia="Malgun Gothic"/>
+                <w:b/>
+                <w:i w:val="0"/>
+                <w:color w:val="1F3864"/>
+                <w:sz w:val="20"/>
+              </w:rPr>
+              <w:t>표현</w:t>
+            </w:r>
+          </w:p>
+        </w:tc>
+        <w:tc>
+          <w:tcPr>
+            <w:tcW w:type="dxa" w:w="8138"/>
+            <w:tcBorders>
+              <w:top w:val="single" w:color="BFBFBF" w:sz="4"/>
+              <w:left w:val="single" w:color="BFBFBF" w:sz="4"/>
+              <w:bottom w:val="single" w:color="BFBFBF" w:sz="4"/>
+              <w:right w:val="single" w:color="BFBFBF" w:sz="4"/>
+            </w:tcBorders>
+          </w:tcPr>
+          <w:p>
+            <w:pPr>
+              <w:spacing w:after="40"/>
+            </w:pPr>
+            <w:r>
+              <w:rPr>
+                <w:rFonts w:ascii="Malgun Gothic" w:hAnsi="Malgun Gothic" w:cs="Malgun Gothic" w:eastAsia="Malgun Gothic"/>
+                <w:b w:val="0"/>
+                <w:i w:val="0"/>
+                <w:sz w:val="20"/>
+              </w:rPr>
+              <w:t>noch nie는 지금까지 한 번도 없다는 뜻입니다.</w:t>
+            </w:r>
+          </w:p>
+        </w:tc>
+      </w:tr>
+      <w:tr>
+        <w:tc>
+          <w:tcPr>
+            <w:tcW w:type="dxa" w:w="1500"/>
+            <w:tcBorders>
+              <w:top w:val="single" w:color="BFBFBF" w:sz="4"/>
+              <w:left w:val="single" w:color="BFBFBF" w:sz="4"/>
+              <w:bottom w:val="single" w:color="BFBFBF" w:sz="4"/>
+              <w:right w:val="single" w:color="BFBFBF" w:sz="4"/>
+            </w:tcBorders>
+            <w:shd w:fill="DEEAF6" w:color="auto" w:val="clear"/>
+          </w:tcPr>
+          <w:p>
+            <w:r>
+              <w:rPr>
+                <w:rFonts w:ascii="Malgun Gothic" w:hAnsi="Malgun Gothic" w:cs="Malgun Gothic" w:eastAsia="Malgun Gothic"/>
+                <w:b/>
+                <w:i w:val="0"/>
+                <w:color w:val="1F3864"/>
+                <w:sz w:val="20"/>
+              </w:rPr>
+              <w:t>시제</w:t>
+            </w:r>
+          </w:p>
+        </w:tc>
+        <w:tc>
+          <w:tcPr>
+            <w:tcW w:type="dxa" w:w="8138"/>
+            <w:tcBorders>
+              <w:top w:val="single" w:color="BFBFBF" w:sz="4"/>
+              <w:left w:val="single" w:color="BFBFBF" w:sz="4"/>
+              <w:bottom w:val="single" w:color="BFBFBF" w:sz="4"/>
+              <w:right w:val="single" w:color="BFBFBF" w:sz="4"/>
+            </w:tcBorders>
+          </w:tcPr>
+          <w:p>
+            <w:pPr>
+              <w:spacing w:after="40"/>
+            </w:pPr>
+            <w:r>
+              <w:rPr>
+                <w:rFonts w:ascii="Malgun Gothic" w:hAnsi="Malgun Gothic" w:cs="Malgun Gothic" w:eastAsia="Malgun Gothic"/>
+                <w:b w:val="0"/>
+                <w:i w:val="0"/>
+                <w:sz w:val="20"/>
+              </w:rPr>
+              <w:t>war는 과거형, habe ... gearbeitet는 현재완료, bin은 현재형입니다.</w:t>
+            </w:r>
+          </w:p>
+        </w:tc>
+      </w:tr>
+    </w:tbl>
+    <w:p>
+      <w:pPr>
+        <w:spacing w:after="0"/>
+      </w:pPr>
+    </w:p>
+    <w:p>
+      <w:pPr>
+        <w:keepNext/>
+        <w:spacing w:before="160"/>
+      </w:pPr>
+      <w:r>
+        <w:rPr>
+          <w:rFonts w:ascii="Arial" w:hAnsi="Arial" w:cs="Arial" w:eastAsia="Malgun Gothic"/>
+          <w:b/>
+          <w:i w:val="0"/>
+          <w:sz w:val="22"/>
+        </w:rPr>
+        <w:t>53. Jonas: Dann ist das heute dein erstes Mal. Keine Sorge, die Leute hier sind meistens netter, als die Flure aussehen.</w:t>
+      </w:r>
+    </w:p>
+    <w:p>
+      <w:pPr>
+        <w:keepNext/>
+        <w:ind w:left="340"/>
+      </w:pPr>
+      <w:r>
+        <w:rPr>
+          <w:rFonts w:ascii="Malgun Gothic" w:hAnsi="Malgun Gothic" w:cs="Malgun Gothic" w:eastAsia="Malgun Gothic"/>
+          <w:b w:val="0"/>
+          <w:i/>
+          <w:color w:val="404040"/>
+          <w:sz w:val="20"/>
+        </w:rPr>
+        <w:t>그럼 오늘이 처음이네. 걱정 마, 여기 직원들은 복도 모습보다 대개 친절해.</w:t>
+      </w:r>
+    </w:p>
+    <w:tbl>
+      <w:tblPr>
+        <w:tblW w:type="auto" w:w="0"/>
+        <w:tblLayout w:type="fixed"/>
+        <w:tblLook w:firstColumn="1" w:firstRow="1" w:lastColumn="0" w:lastRow="0" w:noHBand="0" w:noVBand="1" w:val="04A0"/>
+      </w:tblPr>
+      <w:tblGrid>
+        <w:gridCol w:w="4819"/>
+        <w:gridCol w:w="4819"/>
+      </w:tblGrid>
+      <w:tr>
+        <w:tc>
+          <w:tcPr>
+            <w:tcW w:type="dxa" w:w="1500"/>
+            <w:tcBorders>
+              <w:top w:val="single" w:color="BFBFBF" w:sz="4"/>
+              <w:left w:val="single" w:color="BFBFBF" w:sz="4"/>
+              <w:bottom w:val="single" w:color="BFBFBF" w:sz="4"/>
+              <w:right w:val="single" w:color="BFBFBF" w:sz="4"/>
+            </w:tcBorders>
+            <w:shd w:fill="DEEAF6" w:color="auto" w:val="clear"/>
+          </w:tcPr>
+          <w:p>
+            <w:r>
+              <w:rPr>
+                <w:rFonts w:ascii="Malgun Gothic" w:hAnsi="Malgun Gothic" w:cs="Malgun Gothic" w:eastAsia="Malgun Gothic"/>
+                <w:b/>
+                <w:i w:val="0"/>
+                <w:color w:val="1F3864"/>
+                <w:sz w:val="20"/>
+              </w:rPr>
+              <w:t>주요 단어</w:t>
+            </w:r>
+          </w:p>
+        </w:tc>
+        <w:tc>
+          <w:tcPr>
+            <w:tcW w:type="dxa" w:w="8138"/>
+            <w:tcBorders>
+              <w:top w:val="single" w:color="BFBFBF" w:sz="4"/>
+              <w:left w:val="single" w:color="BFBFBF" w:sz="4"/>
+              <w:bottom w:val="single" w:color="BFBFBF" w:sz="4"/>
+              <w:right w:val="single" w:color="BFBFBF" w:sz="4"/>
+            </w:tcBorders>
+          </w:tcPr>
+          <w:p>
+            <w:pPr>
+              <w:spacing w:after="40"/>
+            </w:pPr>
+            <w:r>
+              <w:rPr>
+                <w:rFonts w:ascii="Arial" w:hAnsi="Arial" w:cs="Arial" w:eastAsia="Malgun Gothic"/>
+                <w:b/>
+                <w:i w:val="0"/>
+                <w:sz w:val="20"/>
+              </w:rPr>
+              <w:t>die Sorge, -n</w:t>
+            </w:r>
+            <w:r>
+              <w:rPr>
+                <w:rFonts w:ascii="Malgun Gothic" w:hAnsi="Malgun Gothic" w:cs="Malgun Gothic" w:eastAsia="Malgun Gothic"/>
+                <w:b w:val="0"/>
+                <w:i w:val="0"/>
+                <w:sz w:val="20"/>
+              </w:rPr>
+              <w:t xml:space="preserve">  —  걱정</w:t>
+            </w:r>
+          </w:p>
+          <w:p>
+            <w:pPr>
+              <w:spacing w:after="40"/>
+            </w:pPr>
+            <w:r>
+              <w:rPr>
+                <w:rFonts w:ascii="Arial" w:hAnsi="Arial" w:cs="Arial" w:eastAsia="Malgun Gothic"/>
+                <w:b/>
+                <w:i w:val="0"/>
+                <w:sz w:val="20"/>
+              </w:rPr>
+              <w:t>meistens</w:t>
+            </w:r>
+            <w:r>
+              <w:rPr>
+                <w:rFonts w:ascii="Malgun Gothic" w:hAnsi="Malgun Gothic" w:cs="Malgun Gothic" w:eastAsia="Malgun Gothic"/>
+                <w:b w:val="0"/>
+                <w:i w:val="0"/>
+                <w:sz w:val="20"/>
+              </w:rPr>
+              <w:t xml:space="preserve">  —  대개</w:t>
+            </w:r>
+          </w:p>
+          <w:p>
+            <w:pPr>
+              <w:spacing w:after="40"/>
+            </w:pPr>
+            <w:r>
+              <w:rPr>
+                <w:rFonts w:ascii="Arial" w:hAnsi="Arial" w:cs="Arial" w:eastAsia="Malgun Gothic"/>
+                <w:b/>
+                <w:i w:val="0"/>
+                <w:sz w:val="20"/>
+              </w:rPr>
+              <w:t>nett</w:t>
+            </w:r>
+            <w:r>
+              <w:rPr>
+                <w:rFonts w:ascii="Malgun Gothic" w:hAnsi="Malgun Gothic" w:cs="Malgun Gothic" w:eastAsia="Malgun Gothic"/>
+                <w:b w:val="0"/>
+                <w:i w:val="0"/>
+                <w:sz w:val="20"/>
+              </w:rPr>
+              <w:t xml:space="preserve">  —  친절한</w:t>
+            </w:r>
+          </w:p>
+        </w:tc>
+      </w:tr>
+      <w:tr>
+        <w:tc>
+          <w:tcPr>
+            <w:tcW w:type="dxa" w:w="1500"/>
+            <w:tcBorders>
+              <w:top w:val="single" w:color="BFBFBF" w:sz="4"/>
+              <w:left w:val="single" w:color="BFBFBF" w:sz="4"/>
+              <w:bottom w:val="single" w:color="BFBFBF" w:sz="4"/>
+              <w:right w:val="single" w:color="BFBFBF" w:sz="4"/>
+            </w:tcBorders>
+            <w:shd w:fill="DEEAF6" w:color="auto" w:val="clear"/>
+          </w:tcPr>
+          <w:p>
+            <w:r>
+              <w:rPr>
+                <w:rFonts w:ascii="Malgun Gothic" w:hAnsi="Malgun Gothic" w:cs="Malgun Gothic" w:eastAsia="Malgun Gothic"/>
+                <w:b/>
+                <w:i w:val="0"/>
+                <w:color w:val="1F3864"/>
+                <w:sz w:val="20"/>
+              </w:rPr>
+              <w:t>문법</w:t>
+            </w:r>
+          </w:p>
+        </w:tc>
+        <w:tc>
+          <w:tcPr>
+            <w:tcW w:type="dxa" w:w="8138"/>
+            <w:tcBorders>
+              <w:top w:val="single" w:color="BFBFBF" w:sz="4"/>
+              <w:left w:val="single" w:color="BFBFBF" w:sz="4"/>
+              <w:bottom w:val="single" w:color="BFBFBF" w:sz="4"/>
+              <w:right w:val="single" w:color="BFBFBF" w:sz="4"/>
+            </w:tcBorders>
+          </w:tcPr>
+          <w:p>
+            <w:pPr>
+              <w:spacing w:after="40"/>
+            </w:pPr>
+            <w:r>
+              <w:rPr>
+                <w:rFonts w:ascii="Malgun Gothic" w:hAnsi="Malgun Gothic" w:cs="Malgun Gothic" w:eastAsia="Malgun Gothic"/>
+                <w:b w:val="0"/>
+                <w:i w:val="0"/>
+                <w:sz w:val="20"/>
+              </w:rPr>
+              <w:t>netter, als die Flure aussehen에서 비교급 + als이며 als절의 aussehen이 끝에 옵니다. Keine Sorge는 걱정하지 말라는 관용 표현입니다.</w:t>
+            </w:r>
+          </w:p>
+        </w:tc>
+      </w:tr>
+      <w:tr>
+        <w:tc>
+          <w:tcPr>
+            <w:tcW w:type="dxa" w:w="1500"/>
+            <w:tcBorders>
+              <w:top w:val="single" w:color="BFBFBF" w:sz="4"/>
+              <w:left w:val="single" w:color="BFBFBF" w:sz="4"/>
+              <w:bottom w:val="single" w:color="BFBFBF" w:sz="4"/>
+              <w:right w:val="single" w:color="BFBFBF" w:sz="4"/>
+            </w:tcBorders>
+            <w:shd w:fill="DEEAF6" w:color="auto" w:val="clear"/>
+          </w:tcPr>
+          <w:p>
+            <w:r>
+              <w:rPr>
+                <w:rFonts w:ascii="Malgun Gothic" w:hAnsi="Malgun Gothic" w:cs="Malgun Gothic" w:eastAsia="Malgun Gothic"/>
+                <w:b/>
+                <w:i w:val="0"/>
+                <w:color w:val="1F3864"/>
+                <w:sz w:val="20"/>
+              </w:rPr>
+              <w:t>표현</w:t>
+            </w:r>
+          </w:p>
+        </w:tc>
+        <w:tc>
+          <w:tcPr>
+            <w:tcW w:type="dxa" w:w="8138"/>
+            <w:tcBorders>
+              <w:top w:val="single" w:color="BFBFBF" w:sz="4"/>
+              <w:left w:val="single" w:color="BFBFBF" w:sz="4"/>
+              <w:bottom w:val="single" w:color="BFBFBF" w:sz="4"/>
+              <w:right w:val="single" w:color="BFBFBF" w:sz="4"/>
+            </w:tcBorders>
+          </w:tcPr>
+          <w:p>
+            <w:pPr>
+              <w:spacing w:after="40"/>
+            </w:pPr>
+            <w:r>
+              <w:rPr>
+                <w:rFonts w:ascii="Malgun Gothic" w:hAnsi="Malgun Gothic" w:cs="Malgun Gothic" w:eastAsia="Malgun Gothic"/>
+                <w:b w:val="0"/>
+                <w:i w:val="0"/>
+                <w:sz w:val="20"/>
+              </w:rPr>
+              <w:t>Keine Sorge는 위로할 때 쓰는 표현입니다.</w:t>
+            </w:r>
+          </w:p>
+        </w:tc>
+      </w:tr>
+      <w:tr>
+        <w:tc>
+          <w:tcPr>
+            <w:tcW w:type="dxa" w:w="1500"/>
+            <w:tcBorders>
+              <w:top w:val="single" w:color="BFBFBF" w:sz="4"/>
+              <w:left w:val="single" w:color="BFBFBF" w:sz="4"/>
+              <w:bottom w:val="single" w:color="BFBFBF" w:sz="4"/>
+              <w:right w:val="single" w:color="BFBFBF" w:sz="4"/>
+            </w:tcBorders>
+            <w:shd w:fill="DEEAF6" w:color="auto" w:val="clear"/>
+          </w:tcPr>
+          <w:p>
+            <w:r>
+              <w:rPr>
+                <w:rFonts w:ascii="Malgun Gothic" w:hAnsi="Malgun Gothic" w:cs="Malgun Gothic" w:eastAsia="Malgun Gothic"/>
+                <w:b/>
+                <w:i w:val="0"/>
+                <w:color w:val="1F3864"/>
+                <w:sz w:val="20"/>
+              </w:rPr>
+              <w:t>시제</w:t>
+            </w:r>
+          </w:p>
+        </w:tc>
+        <w:tc>
+          <w:tcPr>
+            <w:tcW w:type="dxa" w:w="8138"/>
+            <w:tcBorders>
+              <w:top w:val="single" w:color="BFBFBF" w:sz="4"/>
+              <w:left w:val="single" w:color="BFBFBF" w:sz="4"/>
+              <w:bottom w:val="single" w:color="BFBFBF" w:sz="4"/>
+              <w:right w:val="single" w:color="BFBFBF" w:sz="4"/>
+            </w:tcBorders>
+          </w:tcPr>
+          <w:p>
+            <w:pPr>
+              <w:spacing w:after="40"/>
+            </w:pPr>
+            <w:r>
+              <w:rPr>
+                <w:rFonts w:ascii="Malgun Gothic" w:hAnsi="Malgun Gothic" w:cs="Malgun Gothic" w:eastAsia="Malgun Gothic"/>
+                <w:b w:val="0"/>
+                <w:i w:val="0"/>
+                <w:sz w:val="20"/>
+              </w:rPr>
+              <w:t>ist, sind, aussehen은 현재형입니다.</w:t>
+            </w:r>
+          </w:p>
+        </w:tc>
+      </w:tr>
+    </w:tbl>
+    <w:p>
+      <w:pPr>
+        <w:spacing w:after="0"/>
+      </w:pPr>
+    </w:p>
+    <w:p>
+      <w:pPr>
+        <w:keepNext/>
+        <w:spacing w:before="160"/>
+      </w:pPr>
+      <w:r>
+        <w:rPr>
+          <w:rFonts w:ascii="Arial" w:hAnsi="Arial" w:cs="Arial" w:eastAsia="Malgun Gothic"/>
+          <w:b/>
+          <w:i w:val="0"/>
+          <w:sz w:val="22"/>
+        </w:rPr>
+        <w:t>54. Sachbearbeiterin: Nächster, bitte. Nehmen Sie Platz. Worum geht es?</w:t>
+      </w:r>
+    </w:p>
+    <w:p>
+      <w:pPr>
+        <w:keepNext/>
+        <w:ind w:left="340"/>
+      </w:pPr>
+      <w:r>
+        <w:rPr>
+          <w:rFonts w:ascii="Malgun Gothic" w:hAnsi="Malgun Gothic" w:cs="Malgun Gothic" w:eastAsia="Malgun Gothic"/>
+          <w:b w:val="0"/>
+          <w:i/>
+          <w:color w:val="404040"/>
+          <w:sz w:val="20"/>
+        </w:rPr>
+        <w:t>다음 분이요. 앉으세요. 무슨 일이십니까?</w:t>
+      </w:r>
+    </w:p>
+    <w:tbl>
+      <w:tblPr>
+        <w:tblW w:type="auto" w:w="0"/>
+        <w:tblLayout w:type="fixed"/>
+        <w:tblLook w:firstColumn="1" w:firstRow="1" w:lastColumn="0" w:lastRow="0" w:noHBand="0" w:noVBand="1" w:val="04A0"/>
+      </w:tblPr>
+      <w:tblGrid>
+        <w:gridCol w:w="4819"/>
+        <w:gridCol w:w="4819"/>
+      </w:tblGrid>
+      <w:tr>
+        <w:tc>
+          <w:tcPr>
+            <w:tcW w:type="dxa" w:w="1500"/>
+            <w:tcBorders>
+              <w:top w:val="single" w:color="BFBFBF" w:sz="4"/>
+              <w:left w:val="single" w:color="BFBFBF" w:sz="4"/>
+              <w:bottom w:val="single" w:color="BFBFBF" w:sz="4"/>
+              <w:right w:val="single" w:color="BFBFBF" w:sz="4"/>
+            </w:tcBorders>
+            <w:shd w:fill="DEEAF6" w:color="auto" w:val="clear"/>
+          </w:tcPr>
+          <w:p>
+            <w:r>
+              <w:rPr>
+                <w:rFonts w:ascii="Malgun Gothic" w:hAnsi="Malgun Gothic" w:cs="Malgun Gothic" w:eastAsia="Malgun Gothic"/>
+                <w:b/>
+                <w:i w:val="0"/>
+                <w:color w:val="1F3864"/>
+                <w:sz w:val="20"/>
+              </w:rPr>
+              <w:t>주요 단어</w:t>
+            </w:r>
+          </w:p>
+        </w:tc>
+        <w:tc>
+          <w:tcPr>
+            <w:tcW w:type="dxa" w:w="8138"/>
+            <w:tcBorders>
+              <w:top w:val="single" w:color="BFBFBF" w:sz="4"/>
+              <w:left w:val="single" w:color="BFBFBF" w:sz="4"/>
+              <w:bottom w:val="single" w:color="BFBFBF" w:sz="4"/>
+              <w:right w:val="single" w:color="BFBFBF" w:sz="4"/>
+            </w:tcBorders>
+          </w:tcPr>
+          <w:p>
+            <w:pPr>
+              <w:spacing w:after="40"/>
+            </w:pPr>
+            <w:r>
+              <w:rPr>
+                <w:rFonts w:ascii="Arial" w:hAnsi="Arial" w:cs="Arial" w:eastAsia="Malgun Gothic"/>
+                <w:b/>
+                <w:i w:val="0"/>
+                <w:sz w:val="20"/>
+              </w:rPr>
+              <w:t>der Nächste</w:t>
+            </w:r>
+            <w:r>
+              <w:rPr>
+                <w:rFonts w:ascii="Malgun Gothic" w:hAnsi="Malgun Gothic" w:cs="Malgun Gothic" w:eastAsia="Malgun Gothic"/>
+                <w:b w:val="0"/>
+                <w:i w:val="0"/>
+                <w:sz w:val="20"/>
+              </w:rPr>
+              <w:t xml:space="preserve">  —  다음 사람</w:t>
+            </w:r>
+          </w:p>
+          <w:p>
+            <w:pPr>
+              <w:spacing w:after="40"/>
+            </w:pPr>
+            <w:r>
+              <w:rPr>
+                <w:rFonts w:ascii="Arial" w:hAnsi="Arial" w:cs="Arial" w:eastAsia="Malgun Gothic"/>
+                <w:b/>
+                <w:i w:val="0"/>
+                <w:sz w:val="20"/>
+              </w:rPr>
+              <w:t>Platz nehmen</w:t>
+            </w:r>
+            <w:r>
+              <w:rPr>
+                <w:rFonts w:ascii="Malgun Gothic" w:hAnsi="Malgun Gothic" w:cs="Malgun Gothic" w:eastAsia="Malgun Gothic"/>
+                <w:b w:val="0"/>
+                <w:i w:val="0"/>
+                <w:sz w:val="20"/>
+              </w:rPr>
+              <w:t xml:space="preserve">  —  앉다</w:t>
+            </w:r>
+          </w:p>
+          <w:p>
+            <w:pPr>
+              <w:spacing w:after="40"/>
+            </w:pPr>
+            <w:r>
+              <w:rPr>
+                <w:rFonts w:ascii="Arial" w:hAnsi="Arial" w:cs="Arial" w:eastAsia="Malgun Gothic"/>
+                <w:b/>
+                <w:i w:val="0"/>
+                <w:sz w:val="20"/>
+              </w:rPr>
+              <w:t>worum</w:t>
+            </w:r>
+            <w:r>
+              <w:rPr>
+                <w:rFonts w:ascii="Malgun Gothic" w:hAnsi="Malgun Gothic" w:cs="Malgun Gothic" w:eastAsia="Malgun Gothic"/>
+                <w:b w:val="0"/>
+                <w:i w:val="0"/>
+                <w:sz w:val="20"/>
+              </w:rPr>
+              <w:t xml:space="preserve">  —  무엇에 대해</w:t>
+            </w:r>
+          </w:p>
+        </w:tc>
+      </w:tr>
+      <w:tr>
+        <w:tc>
+          <w:tcPr>
+            <w:tcW w:type="dxa" w:w="1500"/>
+            <w:tcBorders>
+              <w:top w:val="single" w:color="BFBFBF" w:sz="4"/>
+              <w:left w:val="single" w:color="BFBFBF" w:sz="4"/>
+              <w:bottom w:val="single" w:color="BFBFBF" w:sz="4"/>
+              <w:right w:val="single" w:color="BFBFBF" w:sz="4"/>
+            </w:tcBorders>
+            <w:shd w:fill="DEEAF6" w:color="auto" w:val="clear"/>
+          </w:tcPr>
+          <w:p>
+            <w:r>
+              <w:rPr>
+                <w:rFonts w:ascii="Malgun Gothic" w:hAnsi="Malgun Gothic" w:cs="Malgun Gothic" w:eastAsia="Malgun Gothic"/>
+                <w:b/>
+                <w:i w:val="0"/>
+                <w:color w:val="1F3864"/>
+                <w:sz w:val="20"/>
+              </w:rPr>
+              <w:t>문법</w:t>
+            </w:r>
+          </w:p>
+        </w:tc>
+        <w:tc>
+          <w:tcPr>
+            <w:tcW w:type="dxa" w:w="8138"/>
+            <w:tcBorders>
+              <w:top w:val="single" w:color="BFBFBF" w:sz="4"/>
+              <w:left w:val="single" w:color="BFBFBF" w:sz="4"/>
+              <w:bottom w:val="single" w:color="BFBFBF" w:sz="4"/>
+              <w:right w:val="single" w:color="BFBFBF" w:sz="4"/>
+            </w:tcBorders>
+          </w:tcPr>
+          <w:p>
+            <w:pPr>
+              <w:spacing w:after="40"/>
+            </w:pPr>
+            <w:r>
+              <w:rPr>
+                <w:rFonts w:ascii="Malgun Gothic" w:hAnsi="Malgun Gothic" w:cs="Malgun Gothic" w:eastAsia="Malgun Gothic"/>
+                <w:b w:val="0"/>
+                <w:i w:val="0"/>
+                <w:sz w:val="20"/>
+              </w:rPr>
+              <w:t>Nehmen Sie Platz는 존칭 명령형입니다. Worum geht es?는 es geht um + 4격의 의문문입니다.</w:t>
+            </w:r>
+          </w:p>
+        </w:tc>
+      </w:tr>
+      <w:tr>
+        <w:tc>
+          <w:tcPr>
+            <w:tcW w:type="dxa" w:w="1500"/>
+            <w:tcBorders>
+              <w:top w:val="single" w:color="BFBFBF" w:sz="4"/>
+              <w:left w:val="single" w:color="BFBFBF" w:sz="4"/>
+              <w:bottom w:val="single" w:color="BFBFBF" w:sz="4"/>
+              <w:right w:val="single" w:color="BFBFBF" w:sz="4"/>
+            </w:tcBorders>
+            <w:shd w:fill="DEEAF6" w:color="auto" w:val="clear"/>
+          </w:tcPr>
+          <w:p>
+            <w:r>
+              <w:rPr>
+                <w:rFonts w:ascii="Malgun Gothic" w:hAnsi="Malgun Gothic" w:cs="Malgun Gothic" w:eastAsia="Malgun Gothic"/>
+                <w:b/>
+                <w:i w:val="0"/>
+                <w:color w:val="1F3864"/>
+                <w:sz w:val="20"/>
+              </w:rPr>
+              <w:t>표현</w:t>
+            </w:r>
+          </w:p>
+        </w:tc>
+        <w:tc>
+          <w:tcPr>
+            <w:tcW w:type="dxa" w:w="8138"/>
+            <w:tcBorders>
+              <w:top w:val="single" w:color="BFBFBF" w:sz="4"/>
+              <w:left w:val="single" w:color="BFBFBF" w:sz="4"/>
+              <w:bottom w:val="single" w:color="BFBFBF" w:sz="4"/>
+              <w:right w:val="single" w:color="BFBFBF" w:sz="4"/>
+            </w:tcBorders>
+          </w:tcPr>
+          <w:p>
+            <w:pPr>
+              <w:spacing w:after="40"/>
+            </w:pPr>
+            <w:r>
+              <w:rPr>
+                <w:rFonts w:ascii="Malgun Gothic" w:hAnsi="Malgun Gothic" w:cs="Malgun Gothic" w:eastAsia="Malgun Gothic"/>
+                <w:b w:val="0"/>
+                <w:i w:val="0"/>
+                <w:sz w:val="20"/>
+              </w:rPr>
+              <w:t>Nächster, bitte는 차례를 부르는 정형 표현입니다.</w:t>
+            </w:r>
+          </w:p>
+        </w:tc>
+      </w:tr>
+      <w:tr>
+        <w:tc>
+          <w:tcPr>
+            <w:tcW w:type="dxa" w:w="1500"/>
+            <w:tcBorders>
+              <w:top w:val="single" w:color="BFBFBF" w:sz="4"/>
+              <w:left w:val="single" w:color="BFBFBF" w:sz="4"/>
+              <w:bottom w:val="single" w:color="BFBFBF" w:sz="4"/>
+              <w:right w:val="single" w:color="BFBFBF" w:sz="4"/>
+            </w:tcBorders>
+            <w:shd w:fill="DEEAF6" w:color="auto" w:val="clear"/>
+          </w:tcPr>
+          <w:p>
+            <w:r>
+              <w:rPr>
+                <w:rFonts w:ascii="Malgun Gothic" w:hAnsi="Malgun Gothic" w:cs="Malgun Gothic" w:eastAsia="Malgun Gothic"/>
+                <w:b/>
+                <w:i w:val="0"/>
+                <w:color w:val="1F3864"/>
+                <w:sz w:val="20"/>
+              </w:rPr>
+              <w:t>시제</w:t>
+            </w:r>
+          </w:p>
+        </w:tc>
+        <w:tc>
+          <w:tcPr>
+            <w:tcW w:type="dxa" w:w="8138"/>
+            <w:tcBorders>
+              <w:top w:val="single" w:color="BFBFBF" w:sz="4"/>
+              <w:left w:val="single" w:color="BFBFBF" w:sz="4"/>
+              <w:bottom w:val="single" w:color="BFBFBF" w:sz="4"/>
+              <w:right w:val="single" w:color="BFBFBF" w:sz="4"/>
+            </w:tcBorders>
+          </w:tcPr>
+          <w:p>
+            <w:pPr>
+              <w:spacing w:after="40"/>
+            </w:pPr>
+            <w:r>
+              <w:rPr>
+                <w:rFonts w:ascii="Malgun Gothic" w:hAnsi="Malgun Gothic" w:cs="Malgun Gothic" w:eastAsia="Malgun Gothic"/>
+                <w:b w:val="0"/>
+                <w:i w:val="0"/>
+                <w:sz w:val="20"/>
+              </w:rPr>
+              <w:t>geht는 현재형이고 Nehmen은 명령형입니다.</w:t>
+            </w:r>
+          </w:p>
+        </w:tc>
+      </w:tr>
+    </w:tbl>
+    <w:p>
+      <w:pPr>
+        <w:spacing w:after="0"/>
+      </w:pPr>
+    </w:p>
+    <w:p>
+      <w:pPr>
+        <w:keepNext/>
+        <w:spacing w:before="160"/>
+      </w:pPr>
+      <w:r>
+        <w:rPr>
+          <w:rFonts w:ascii="Arial" w:hAnsi="Arial" w:cs="Arial" w:eastAsia="Malgun Gothic"/>
+          <w:b/>
+          <w:i w:val="0"/>
+          <w:sz w:val="22"/>
+        </w:rPr>
+        <w:t>55. Dennis: Mein Arbeitgeber hat mich gestern gesperrt. Ich möchte Arbeitslosengeld beantragen.</w:t>
+      </w:r>
+    </w:p>
+    <w:p>
+      <w:pPr>
+        <w:keepNext/>
+        <w:ind w:left="340"/>
+      </w:pPr>
+      <w:r>
+        <w:rPr>
+          <w:rFonts w:ascii="Malgun Gothic" w:hAnsi="Malgun Gothic" w:cs="Malgun Gothic" w:eastAsia="Malgun Gothic"/>
+          <w:b w:val="0"/>
+          <w:i/>
+          <w:color w:val="404040"/>
+          <w:sz w:val="20"/>
+        </w:rPr>
+        <w:t>고용주가 어제 저를 차단했습니다. 실업급여를 신청하고 싶어요.</w:t>
+      </w:r>
+    </w:p>
+    <w:tbl>
+      <w:tblPr>
+        <w:tblW w:type="auto" w:w="0"/>
+        <w:tblLayout w:type="fixed"/>
+        <w:tblLook w:firstColumn="1" w:firstRow="1" w:lastColumn="0" w:lastRow="0" w:noHBand="0" w:noVBand="1" w:val="04A0"/>
+      </w:tblPr>
+      <w:tblGrid>
+        <w:gridCol w:w="4819"/>
+        <w:gridCol w:w="4819"/>
+      </w:tblGrid>
+      <w:tr>
+        <w:tc>
+          <w:tcPr>
+            <w:tcW w:type="dxa" w:w="1500"/>
+            <w:tcBorders>
+              <w:top w:val="single" w:color="BFBFBF" w:sz="4"/>
+              <w:left w:val="single" w:color="BFBFBF" w:sz="4"/>
+              <w:bottom w:val="single" w:color="BFBFBF" w:sz="4"/>
+              <w:right w:val="single" w:color="BFBFBF" w:sz="4"/>
+            </w:tcBorders>
+            <w:shd w:fill="DEEAF6" w:color="auto" w:val="clear"/>
+          </w:tcPr>
+          <w:p>
+            <w:r>
+              <w:rPr>
+                <w:rFonts w:ascii="Malgun Gothic" w:hAnsi="Malgun Gothic" w:cs="Malgun Gothic" w:eastAsia="Malgun Gothic"/>
+                <w:b/>
+                <w:i w:val="0"/>
+                <w:color w:val="1F3864"/>
+                <w:sz w:val="20"/>
+              </w:rPr>
+              <w:t>주요 단어</w:t>
+            </w:r>
+          </w:p>
+        </w:tc>
+        <w:tc>
+          <w:tcPr>
+            <w:tcW w:type="dxa" w:w="8138"/>
+            <w:tcBorders>
+              <w:top w:val="single" w:color="BFBFBF" w:sz="4"/>
+              <w:left w:val="single" w:color="BFBFBF" w:sz="4"/>
+              <w:bottom w:val="single" w:color="BFBFBF" w:sz="4"/>
+              <w:right w:val="single" w:color="BFBFBF" w:sz="4"/>
+            </w:tcBorders>
+          </w:tcPr>
+          <w:p>
+            <w:pPr>
+              <w:spacing w:after="40"/>
+            </w:pPr>
+            <w:r>
+              <w:rPr>
+                <w:rFonts w:ascii="Arial" w:hAnsi="Arial" w:cs="Arial" w:eastAsia="Malgun Gothic"/>
+                <w:b/>
+                <w:i w:val="0"/>
+                <w:sz w:val="20"/>
+              </w:rPr>
+              <w:t>das Arbeitslosengeld (단수)</w:t>
+            </w:r>
+            <w:r>
+              <w:rPr>
+                <w:rFonts w:ascii="Malgun Gothic" w:hAnsi="Malgun Gothic" w:cs="Malgun Gothic" w:eastAsia="Malgun Gothic"/>
+                <w:b w:val="0"/>
+                <w:i w:val="0"/>
+                <w:sz w:val="20"/>
+              </w:rPr>
+              <w:t xml:space="preserve">  —  실업급여</w:t>
+            </w:r>
+          </w:p>
+          <w:p>
+            <w:pPr>
+              <w:spacing w:after="40"/>
+            </w:pPr>
+            <w:r>
+              <w:rPr>
+                <w:rFonts w:ascii="Arial" w:hAnsi="Arial" w:cs="Arial" w:eastAsia="Malgun Gothic"/>
+                <w:b/>
+                <w:i w:val="0"/>
+                <w:sz w:val="20"/>
+              </w:rPr>
+              <w:t>beantragen</w:t>
+            </w:r>
+            <w:r>
+              <w:rPr>
+                <w:rFonts w:ascii="Malgun Gothic" w:hAnsi="Malgun Gothic" w:cs="Malgun Gothic" w:eastAsia="Malgun Gothic"/>
+                <w:b w:val="0"/>
+                <w:i w:val="0"/>
+                <w:sz w:val="20"/>
+              </w:rPr>
+              <w:t xml:space="preserve">  —  신청하다</w:t>
+            </w:r>
+          </w:p>
+          <w:p>
+            <w:pPr>
+              <w:spacing w:after="40"/>
+            </w:pPr>
+            <w:r>
+              <w:rPr>
+                <w:rFonts w:ascii="Arial" w:hAnsi="Arial" w:cs="Arial" w:eastAsia="Malgun Gothic"/>
+                <w:b/>
+                <w:i w:val="0"/>
+                <w:sz w:val="20"/>
+              </w:rPr>
+              <w:t>sperren</w:t>
+            </w:r>
+            <w:r>
+              <w:rPr>
+                <w:rFonts w:ascii="Malgun Gothic" w:hAnsi="Malgun Gothic" w:cs="Malgun Gothic" w:eastAsia="Malgun Gothic"/>
+                <w:b w:val="0"/>
+                <w:i w:val="0"/>
+                <w:sz w:val="20"/>
+              </w:rPr>
+              <w:t xml:space="preserve">  —  차단하다</w:t>
+            </w:r>
+          </w:p>
+        </w:tc>
+      </w:tr>
+      <w:tr>
+        <w:tc>
+          <w:tcPr>
+            <w:tcW w:type="dxa" w:w="1500"/>
+            <w:tcBorders>
+              <w:top w:val="single" w:color="BFBFBF" w:sz="4"/>
+              <w:left w:val="single" w:color="BFBFBF" w:sz="4"/>
+              <w:bottom w:val="single" w:color="BFBFBF" w:sz="4"/>
+              <w:right w:val="single" w:color="BFBFBF" w:sz="4"/>
+            </w:tcBorders>
+            <w:shd w:fill="DEEAF6" w:color="auto" w:val="clear"/>
+          </w:tcPr>
+          <w:p>
+            <w:r>
+              <w:rPr>
+                <w:rFonts w:ascii="Malgun Gothic" w:hAnsi="Malgun Gothic" w:cs="Malgun Gothic" w:eastAsia="Malgun Gothic"/>
+                <w:b/>
+                <w:i w:val="0"/>
+                <w:color w:val="1F3864"/>
+                <w:sz w:val="20"/>
+              </w:rPr>
+              <w:t>문법</w:t>
+            </w:r>
+          </w:p>
+        </w:tc>
+        <w:tc>
+          <w:tcPr>
+            <w:tcW w:type="dxa" w:w="8138"/>
+            <w:tcBorders>
+              <w:top w:val="single" w:color="BFBFBF" w:sz="4"/>
+              <w:left w:val="single" w:color="BFBFBF" w:sz="4"/>
+              <w:bottom w:val="single" w:color="BFBFBF" w:sz="4"/>
+              <w:right w:val="single" w:color="BFBFBF" w:sz="4"/>
+            </w:tcBorders>
+          </w:tcPr>
+          <w:p>
+            <w:pPr>
+              <w:spacing w:after="40"/>
+            </w:pPr>
+            <w:r>
+              <w:rPr>
+                <w:rFonts w:ascii="Malgun Gothic" w:hAnsi="Malgun Gothic" w:cs="Malgun Gothic" w:eastAsia="Malgun Gothic"/>
+                <w:b w:val="0"/>
+                <w:i w:val="0"/>
+                <w:sz w:val="20"/>
+              </w:rPr>
+              <w:t>hat ... gesperrt는 현재완료이며 sperren의 분사는 gesperrt입니다. möchte는 접속법 II 형태의 공손한 바람입니다.</w:t>
+            </w:r>
+          </w:p>
+        </w:tc>
+      </w:tr>
+      <w:tr>
+        <w:tc>
+          <w:tcPr>
+            <w:tcW w:type="dxa" w:w="1500"/>
+            <w:tcBorders>
+              <w:top w:val="single" w:color="BFBFBF" w:sz="4"/>
+              <w:left w:val="single" w:color="BFBFBF" w:sz="4"/>
+              <w:bottom w:val="single" w:color="BFBFBF" w:sz="4"/>
+              <w:right w:val="single" w:color="BFBFBF" w:sz="4"/>
+            </w:tcBorders>
+            <w:shd w:fill="DEEAF6" w:color="auto" w:val="clear"/>
+          </w:tcPr>
+          <w:p>
+            <w:r>
+              <w:rPr>
+                <w:rFonts w:ascii="Malgun Gothic" w:hAnsi="Malgun Gothic" w:cs="Malgun Gothic" w:eastAsia="Malgun Gothic"/>
+                <w:b/>
+                <w:i w:val="0"/>
+                <w:color w:val="1F3864"/>
+                <w:sz w:val="20"/>
+              </w:rPr>
+              <w:t>표현</w:t>
+            </w:r>
+          </w:p>
+        </w:tc>
+        <w:tc>
+          <w:tcPr>
+            <w:tcW w:type="dxa" w:w="8138"/>
+            <w:tcBorders>
+              <w:top w:val="single" w:color="BFBFBF" w:sz="4"/>
+              <w:left w:val="single" w:color="BFBFBF" w:sz="4"/>
+              <w:bottom w:val="single" w:color="BFBFBF" w:sz="4"/>
+              <w:right w:val="single" w:color="BFBFBF" w:sz="4"/>
+            </w:tcBorders>
+          </w:tcPr>
+          <w:p>
+            <w:pPr>
+              <w:spacing w:after="40"/>
+            </w:pPr>
+            <w:r>
+              <w:rPr>
+                <w:rFonts w:ascii="Malgun Gothic" w:hAnsi="Malgun Gothic" w:cs="Malgun Gothic" w:eastAsia="Malgun Gothic"/>
+                <w:b w:val="0"/>
+                <w:i w:val="0"/>
+                <w:sz w:val="20"/>
+              </w:rPr>
+              <w:t>gestern과 현재완료는 최근의 일을 말할 때 자주 어울립니다.</w:t>
+            </w:r>
+          </w:p>
+        </w:tc>
+      </w:tr>
+      <w:tr>
+        <w:tc>
+          <w:tcPr>
+            <w:tcW w:type="dxa" w:w="1500"/>
+            <w:tcBorders>
+              <w:top w:val="single" w:color="BFBFBF" w:sz="4"/>
+              <w:left w:val="single" w:color="BFBFBF" w:sz="4"/>
+              <w:bottom w:val="single" w:color="BFBFBF" w:sz="4"/>
+              <w:right w:val="single" w:color="BFBFBF" w:sz="4"/>
+            </w:tcBorders>
+            <w:shd w:fill="DEEAF6" w:color="auto" w:val="clear"/>
+          </w:tcPr>
+          <w:p>
+            <w:r>
+              <w:rPr>
+                <w:rFonts w:ascii="Malgun Gothic" w:hAnsi="Malgun Gothic" w:cs="Malgun Gothic" w:eastAsia="Malgun Gothic"/>
+                <w:b/>
+                <w:i w:val="0"/>
+                <w:color w:val="1F3864"/>
+                <w:sz w:val="20"/>
+              </w:rPr>
+              <w:t>시제</w:t>
+            </w:r>
+          </w:p>
+        </w:tc>
+        <w:tc>
+          <w:tcPr>
+            <w:tcW w:type="dxa" w:w="8138"/>
+            <w:tcBorders>
+              <w:top w:val="single" w:color="BFBFBF" w:sz="4"/>
+              <w:left w:val="single" w:color="BFBFBF" w:sz="4"/>
+              <w:bottom w:val="single" w:color="BFBFBF" w:sz="4"/>
+              <w:right w:val="single" w:color="BFBFBF" w:sz="4"/>
+            </w:tcBorders>
+          </w:tcPr>
+          <w:p>
+            <w:pPr>
+              <w:spacing w:after="40"/>
+            </w:pPr>
+            <w:r>
+              <w:rPr>
+                <w:rFonts w:ascii="Malgun Gothic" w:hAnsi="Malgun Gothic" w:cs="Malgun Gothic" w:eastAsia="Malgun Gothic"/>
+                <w:b w:val="0"/>
+                <w:i w:val="0"/>
+                <w:sz w:val="20"/>
+              </w:rPr>
+              <w:t>hat ... gesperrt는 현재완료이고 möchte는 정중한 현재 표현입니다.</w:t>
+            </w:r>
+          </w:p>
+        </w:tc>
+      </w:tr>
+    </w:tbl>
+    <w:p>
+      <w:pPr>
+        <w:spacing w:after="0"/>
+      </w:pPr>
+    </w:p>
+    <w:p>
+      <w:pPr>
+        <w:keepNext/>
+        <w:spacing w:before="160"/>
+      </w:pPr>
+      <w:r>
+        <w:rPr>
+          <w:rFonts w:ascii="Arial" w:hAnsi="Arial" w:cs="Arial" w:eastAsia="Malgun Gothic"/>
+          <w:b/>
+          <w:i w:val="0"/>
+          <w:sz w:val="22"/>
+        </w:rPr>
+        <w:t>56. Sachbearbeiterin: Waren Sie sozialversicherungspflichtig beschäftigt? Dann brauche ich Ihre Lohnabrechnungen.</w:t>
+      </w:r>
+    </w:p>
+    <w:p>
+      <w:pPr>
+        <w:keepNext/>
+        <w:ind w:left="340"/>
+      </w:pPr>
+      <w:r>
+        <w:rPr>
+          <w:rFonts w:ascii="Malgun Gothic" w:hAnsi="Malgun Gothic" w:cs="Malgun Gothic" w:eastAsia="Malgun Gothic"/>
+          <w:b w:val="0"/>
+          <w:i/>
+          <w:color w:val="404040"/>
+          <w:sz w:val="20"/>
+        </w:rPr>
+        <w:t>사회보험 가입 대상으로 고용되어 계셨나요? 그러면 급여 명세서가 필요합니다.</w:t>
+      </w:r>
+    </w:p>
+    <w:tbl>
+      <w:tblPr>
+        <w:tblW w:type="auto" w:w="0"/>
+        <w:tblLayout w:type="fixed"/>
+        <w:tblLook w:firstColumn="1" w:firstRow="1" w:lastColumn="0" w:lastRow="0" w:noHBand="0" w:noVBand="1" w:val="04A0"/>
+      </w:tblPr>
+      <w:tblGrid>
+        <w:gridCol w:w="4819"/>
+        <w:gridCol w:w="4819"/>
+      </w:tblGrid>
+      <w:tr>
+        <w:tc>
+          <w:tcPr>
+            <w:tcW w:type="dxa" w:w="1500"/>
+            <w:tcBorders>
+              <w:top w:val="single" w:color="BFBFBF" w:sz="4"/>
+              <w:left w:val="single" w:color="BFBFBF" w:sz="4"/>
+              <w:bottom w:val="single" w:color="BFBFBF" w:sz="4"/>
+              <w:right w:val="single" w:color="BFBFBF" w:sz="4"/>
+            </w:tcBorders>
+            <w:shd w:fill="DEEAF6" w:color="auto" w:val="clear"/>
+          </w:tcPr>
+          <w:p>
+            <w:r>
+              <w:rPr>
+                <w:rFonts w:ascii="Malgun Gothic" w:hAnsi="Malgun Gothic" w:cs="Malgun Gothic" w:eastAsia="Malgun Gothic"/>
+                <w:b/>
+                <w:i w:val="0"/>
+                <w:color w:val="1F3864"/>
+                <w:sz w:val="20"/>
+              </w:rPr>
+              <w:t>주요 단어</w:t>
+            </w:r>
+          </w:p>
+        </w:tc>
+        <w:tc>
+          <w:tcPr>
+            <w:tcW w:type="dxa" w:w="8138"/>
+            <w:tcBorders>
+              <w:top w:val="single" w:color="BFBFBF" w:sz="4"/>
+              <w:left w:val="single" w:color="BFBFBF" w:sz="4"/>
+              <w:bottom w:val="single" w:color="BFBFBF" w:sz="4"/>
+              <w:right w:val="single" w:color="BFBFBF" w:sz="4"/>
+            </w:tcBorders>
+          </w:tcPr>
+          <w:p>
+            <w:pPr>
+              <w:spacing w:after="40"/>
+            </w:pPr>
+            <w:r>
+              <w:rPr>
+                <w:rFonts w:ascii="Arial" w:hAnsi="Arial" w:cs="Arial" w:eastAsia="Malgun Gothic"/>
+                <w:b/>
+                <w:i w:val="0"/>
+                <w:sz w:val="20"/>
+              </w:rPr>
+              <w:t>sozialversicherungspflichtig</w:t>
+            </w:r>
+            <w:r>
+              <w:rPr>
+                <w:rFonts w:ascii="Malgun Gothic" w:hAnsi="Malgun Gothic" w:cs="Malgun Gothic" w:eastAsia="Malgun Gothic"/>
+                <w:b w:val="0"/>
+                <w:i w:val="0"/>
+                <w:sz w:val="20"/>
+              </w:rPr>
+              <w:t xml:space="preserve">  —  사회보험 가입 의무가 있는</w:t>
+            </w:r>
+          </w:p>
+          <w:p>
+            <w:pPr>
+              <w:spacing w:after="40"/>
+            </w:pPr>
+            <w:r>
+              <w:rPr>
+                <w:rFonts w:ascii="Arial" w:hAnsi="Arial" w:cs="Arial" w:eastAsia="Malgun Gothic"/>
+                <w:b/>
+                <w:i w:val="0"/>
+                <w:sz w:val="20"/>
+              </w:rPr>
+              <w:t>beschäftigt</w:t>
+            </w:r>
+            <w:r>
+              <w:rPr>
+                <w:rFonts w:ascii="Malgun Gothic" w:hAnsi="Malgun Gothic" w:cs="Malgun Gothic" w:eastAsia="Malgun Gothic"/>
+                <w:b w:val="0"/>
+                <w:i w:val="0"/>
+                <w:sz w:val="20"/>
+              </w:rPr>
+              <w:t xml:space="preserve">  —  고용된</w:t>
+            </w:r>
+          </w:p>
+          <w:p>
+            <w:pPr>
+              <w:spacing w:after="40"/>
+            </w:pPr>
+            <w:r>
+              <w:rPr>
+                <w:rFonts w:ascii="Arial" w:hAnsi="Arial" w:cs="Arial" w:eastAsia="Malgun Gothic"/>
+                <w:b/>
+                <w:i w:val="0"/>
+                <w:sz w:val="20"/>
+              </w:rPr>
+              <w:t>die Lohnabrechnung, -en</w:t>
+            </w:r>
+            <w:r>
+              <w:rPr>
+                <w:rFonts w:ascii="Malgun Gothic" w:hAnsi="Malgun Gothic" w:cs="Malgun Gothic" w:eastAsia="Malgun Gothic"/>
+                <w:b w:val="0"/>
+                <w:i w:val="0"/>
+                <w:sz w:val="20"/>
+              </w:rPr>
+              <w:t xml:space="preserve">  —  급여 명세서</w:t>
+            </w:r>
+          </w:p>
+        </w:tc>
+      </w:tr>
+      <w:tr>
+        <w:tc>
+          <w:tcPr>
+            <w:tcW w:type="dxa" w:w="1500"/>
+            <w:tcBorders>
+              <w:top w:val="single" w:color="BFBFBF" w:sz="4"/>
+              <w:left w:val="single" w:color="BFBFBF" w:sz="4"/>
+              <w:bottom w:val="single" w:color="BFBFBF" w:sz="4"/>
+              <w:right w:val="single" w:color="BFBFBF" w:sz="4"/>
+            </w:tcBorders>
+            <w:shd w:fill="DEEAF6" w:color="auto" w:val="clear"/>
+          </w:tcPr>
+          <w:p>
+            <w:r>
+              <w:rPr>
+                <w:rFonts w:ascii="Malgun Gothic" w:hAnsi="Malgun Gothic" w:cs="Malgun Gothic" w:eastAsia="Malgun Gothic"/>
+                <w:b/>
+                <w:i w:val="0"/>
+                <w:color w:val="1F3864"/>
+                <w:sz w:val="20"/>
+              </w:rPr>
+              <w:t>문법</w:t>
+            </w:r>
+          </w:p>
+        </w:tc>
+        <w:tc>
+          <w:tcPr>
+            <w:tcW w:type="dxa" w:w="8138"/>
+            <w:tcBorders>
+              <w:top w:val="single" w:color="BFBFBF" w:sz="4"/>
+              <w:left w:val="single" w:color="BFBFBF" w:sz="4"/>
+              <w:bottom w:val="single" w:color="BFBFBF" w:sz="4"/>
+              <w:right w:val="single" w:color="BFBFBF" w:sz="4"/>
+            </w:tcBorders>
+          </w:tcPr>
+          <w:p>
+            <w:pPr>
+              <w:spacing w:after="40"/>
+            </w:pPr>
+            <w:r>
+              <w:rPr>
+                <w:rFonts w:ascii="Malgun Gothic" w:hAnsi="Malgun Gothic" w:cs="Malgun Gothic" w:eastAsia="Malgun Gothic"/>
+                <w:b w:val="0"/>
+                <w:i w:val="0"/>
+                <w:sz w:val="20"/>
+              </w:rPr>
+              <w:t>Waren Sie ... beschäftigt?는 상태 수동 형태의 과거 의문문입니다. Dann brauche ich ...에서 Dann이 앞에 와 도치되었습니다.</w:t>
+            </w:r>
+          </w:p>
+        </w:tc>
+      </w:tr>
+      <w:tr>
+        <w:tc>
+          <w:tcPr>
+            <w:tcW w:type="dxa" w:w="1500"/>
+            <w:tcBorders>
+              <w:top w:val="single" w:color="BFBFBF" w:sz="4"/>
+              <w:left w:val="single" w:color="BFBFBF" w:sz="4"/>
+              <w:bottom w:val="single" w:color="BFBFBF" w:sz="4"/>
+              <w:right w:val="single" w:color="BFBFBF" w:sz="4"/>
+            </w:tcBorders>
+            <w:shd w:fill="DEEAF6" w:color="auto" w:val="clear"/>
+          </w:tcPr>
+          <w:p>
+            <w:r>
+              <w:rPr>
+                <w:rFonts w:ascii="Malgun Gothic" w:hAnsi="Malgun Gothic" w:cs="Malgun Gothic" w:eastAsia="Malgun Gothic"/>
+                <w:b/>
+                <w:i w:val="0"/>
+                <w:color w:val="1F3864"/>
+                <w:sz w:val="20"/>
+              </w:rPr>
+              <w:t>표현</w:t>
+            </w:r>
+          </w:p>
+        </w:tc>
+        <w:tc>
+          <w:tcPr>
+            <w:tcW w:type="dxa" w:w="8138"/>
+            <w:tcBorders>
+              <w:top w:val="single" w:color="BFBFBF" w:sz="4"/>
+              <w:left w:val="single" w:color="BFBFBF" w:sz="4"/>
+              <w:bottom w:val="single" w:color="BFBFBF" w:sz="4"/>
+              <w:right w:val="single" w:color="BFBFBF" w:sz="4"/>
+            </w:tcBorders>
+          </w:tcPr>
+          <w:p>
+            <w:pPr>
+              <w:spacing w:after="40"/>
+            </w:pPr>
+            <w:r>
+              <w:rPr>
+                <w:rFonts w:ascii="Malgun Gothic" w:hAnsi="Malgun Gothic" w:cs="Malgun Gothic" w:eastAsia="Malgun Gothic"/>
+                <w:b w:val="0"/>
+                <w:i w:val="0"/>
+                <w:sz w:val="20"/>
+              </w:rPr>
+              <w:t>긴 복합어는 사회보험과 의무를 합친 법률 용어입니다.</w:t>
+            </w:r>
+          </w:p>
+        </w:tc>
+      </w:tr>
+      <w:tr>
+        <w:tc>
+          <w:tcPr>
+            <w:tcW w:type="dxa" w:w="1500"/>
+            <w:tcBorders>
+              <w:top w:val="single" w:color="BFBFBF" w:sz="4"/>
+              <w:left w:val="single" w:color="BFBFBF" w:sz="4"/>
+              <w:bottom w:val="single" w:color="BFBFBF" w:sz="4"/>
+              <w:right w:val="single" w:color="BFBFBF" w:sz="4"/>
+            </w:tcBorders>
+            <w:shd w:fill="DEEAF6" w:color="auto" w:val="clear"/>
+          </w:tcPr>
+          <w:p>
+            <w:r>
+              <w:rPr>
+                <w:rFonts w:ascii="Malgun Gothic" w:hAnsi="Malgun Gothic" w:cs="Malgun Gothic" w:eastAsia="Malgun Gothic"/>
+                <w:b/>
+                <w:i w:val="0"/>
+                <w:color w:val="1F3864"/>
+                <w:sz w:val="20"/>
+              </w:rPr>
+              <w:t>시제</w:t>
+            </w:r>
+          </w:p>
+        </w:tc>
+        <w:tc>
+          <w:tcPr>
+            <w:tcW w:type="dxa" w:w="8138"/>
+            <w:tcBorders>
+              <w:top w:val="single" w:color="BFBFBF" w:sz="4"/>
+              <w:left w:val="single" w:color="BFBFBF" w:sz="4"/>
+              <w:bottom w:val="single" w:color="BFBFBF" w:sz="4"/>
+              <w:right w:val="single" w:color="BFBFBF" w:sz="4"/>
+            </w:tcBorders>
+          </w:tcPr>
+          <w:p>
+            <w:pPr>
+              <w:spacing w:after="40"/>
+            </w:pPr>
+            <w:r>
+              <w:rPr>
+                <w:rFonts w:ascii="Malgun Gothic" w:hAnsi="Malgun Gothic" w:cs="Malgun Gothic" w:eastAsia="Malgun Gothic"/>
+                <w:b w:val="0"/>
+                <w:i w:val="0"/>
+                <w:sz w:val="20"/>
+              </w:rPr>
+              <w:t>Waren은 과거형이고 brauche는 현재형입니다.</w:t>
+            </w:r>
+          </w:p>
+        </w:tc>
+      </w:tr>
+    </w:tbl>
+    <w:p>
+      <w:pPr>
+        <w:spacing w:after="0"/>
+      </w:pPr>
+    </w:p>
+    <w:p>
+      <w:pPr>
+        <w:keepNext/>
+        <w:spacing w:before="160"/>
+      </w:pPr>
+      <w:r>
+        <w:rPr>
+          <w:rFonts w:ascii="Arial" w:hAnsi="Arial" w:cs="Arial" w:eastAsia="Malgun Gothic"/>
+          <w:b/>
+          <w:i w:val="0"/>
+          <w:sz w:val="22"/>
+        </w:rPr>
+        <w:t>57. Jonas: Er war offiziell selbstständig. Aber er hat feste Schichten und musste eine Dienstkleidung tragen.</w:t>
+      </w:r>
+    </w:p>
+    <w:p>
+      <w:pPr>
+        <w:keepNext/>
+        <w:ind w:left="340"/>
+      </w:pPr>
+      <w:r>
+        <w:rPr>
+          <w:rFonts w:ascii="Malgun Gothic" w:hAnsi="Malgun Gothic" w:cs="Malgun Gothic" w:eastAsia="Malgun Gothic"/>
+          <w:b w:val="0"/>
+          <w:i/>
+          <w:color w:val="404040"/>
+          <w:sz w:val="20"/>
+        </w:rPr>
+        <w:t>공식적으로는 자영업자였습니다. 하지만 고정 근무가 있었고 근무복을 입어야 했어요.</w:t>
+      </w:r>
+    </w:p>
+    <w:tbl>
+      <w:tblPr>
+        <w:tblW w:type="auto" w:w="0"/>
+        <w:tblLayout w:type="fixed"/>
+        <w:tblLook w:firstColumn="1" w:firstRow="1" w:lastColumn="0" w:lastRow="0" w:noHBand="0" w:noVBand="1" w:val="04A0"/>
+      </w:tblPr>
+      <w:tblGrid>
+        <w:gridCol w:w="4819"/>
+        <w:gridCol w:w="4819"/>
+      </w:tblGrid>
+      <w:tr>
+        <w:tc>
+          <w:tcPr>
+            <w:tcW w:type="dxa" w:w="1500"/>
+            <w:tcBorders>
+              <w:top w:val="single" w:color="BFBFBF" w:sz="4"/>
+              <w:left w:val="single" w:color="BFBFBF" w:sz="4"/>
+              <w:bottom w:val="single" w:color="BFBFBF" w:sz="4"/>
+              <w:right w:val="single" w:color="BFBFBF" w:sz="4"/>
+            </w:tcBorders>
+            <w:shd w:fill="DEEAF6" w:color="auto" w:val="clear"/>
+          </w:tcPr>
+          <w:p>
+            <w:r>
+              <w:rPr>
+                <w:rFonts w:ascii="Malgun Gothic" w:hAnsi="Malgun Gothic" w:cs="Malgun Gothic" w:eastAsia="Malgun Gothic"/>
+                <w:b/>
+                <w:i w:val="0"/>
+                <w:color w:val="1F3864"/>
+                <w:sz w:val="20"/>
+              </w:rPr>
+              <w:t>주요 단어</w:t>
+            </w:r>
+          </w:p>
+        </w:tc>
+        <w:tc>
+          <w:tcPr>
+            <w:tcW w:type="dxa" w:w="8138"/>
+            <w:tcBorders>
+              <w:top w:val="single" w:color="BFBFBF" w:sz="4"/>
+              <w:left w:val="single" w:color="BFBFBF" w:sz="4"/>
+              <w:bottom w:val="single" w:color="BFBFBF" w:sz="4"/>
+              <w:right w:val="single" w:color="BFBFBF" w:sz="4"/>
+            </w:tcBorders>
+          </w:tcPr>
+          <w:p>
+            <w:pPr>
+              <w:spacing w:after="40"/>
+            </w:pPr>
+            <w:r>
+              <w:rPr>
+                <w:rFonts w:ascii="Arial" w:hAnsi="Arial" w:cs="Arial" w:eastAsia="Malgun Gothic"/>
+                <w:b/>
+                <w:i w:val="0"/>
+                <w:sz w:val="20"/>
+              </w:rPr>
+              <w:t>selbstständig</w:t>
+            </w:r>
+            <w:r>
+              <w:rPr>
+                <w:rFonts w:ascii="Malgun Gothic" w:hAnsi="Malgun Gothic" w:cs="Malgun Gothic" w:eastAsia="Malgun Gothic"/>
+                <w:b w:val="0"/>
+                <w:i w:val="0"/>
+                <w:sz w:val="20"/>
+              </w:rPr>
+              <w:t xml:space="preserve">  —  자영업의</w:t>
+            </w:r>
+          </w:p>
+          <w:p>
+            <w:pPr>
+              <w:spacing w:after="40"/>
+            </w:pPr>
+            <w:r>
+              <w:rPr>
+                <w:rFonts w:ascii="Arial" w:hAnsi="Arial" w:cs="Arial" w:eastAsia="Malgun Gothic"/>
+                <w:b/>
+                <w:i w:val="0"/>
+                <w:sz w:val="20"/>
+              </w:rPr>
+              <w:t>die Schicht, -en</w:t>
+            </w:r>
+            <w:r>
+              <w:rPr>
+                <w:rFonts w:ascii="Malgun Gothic" w:hAnsi="Malgun Gothic" w:cs="Malgun Gothic" w:eastAsia="Malgun Gothic"/>
+                <w:b w:val="0"/>
+                <w:i w:val="0"/>
+                <w:sz w:val="20"/>
+              </w:rPr>
+              <w:t xml:space="preserve">  —  근무조</w:t>
+            </w:r>
+          </w:p>
+          <w:p>
+            <w:pPr>
+              <w:spacing w:after="40"/>
+            </w:pPr>
+            <w:r>
+              <w:rPr>
+                <w:rFonts w:ascii="Arial" w:hAnsi="Arial" w:cs="Arial" w:eastAsia="Malgun Gothic"/>
+                <w:b/>
+                <w:i w:val="0"/>
+                <w:sz w:val="20"/>
+              </w:rPr>
+              <w:t>die Dienstkleidung</w:t>
+            </w:r>
+            <w:r>
+              <w:rPr>
+                <w:rFonts w:ascii="Malgun Gothic" w:hAnsi="Malgun Gothic" w:cs="Malgun Gothic" w:eastAsia="Malgun Gothic"/>
+                <w:b w:val="0"/>
+                <w:i w:val="0"/>
+                <w:sz w:val="20"/>
+              </w:rPr>
+              <w:t xml:space="preserve">  —  근무복</w:t>
+            </w:r>
+          </w:p>
+        </w:tc>
+      </w:tr>
+      <w:tr>
+        <w:tc>
+          <w:tcPr>
+            <w:tcW w:type="dxa" w:w="1500"/>
+            <w:tcBorders>
+              <w:top w:val="single" w:color="BFBFBF" w:sz="4"/>
+              <w:left w:val="single" w:color="BFBFBF" w:sz="4"/>
+              <w:bottom w:val="single" w:color="BFBFBF" w:sz="4"/>
+              <w:right w:val="single" w:color="BFBFBF" w:sz="4"/>
+            </w:tcBorders>
+            <w:shd w:fill="DEEAF6" w:color="auto" w:val="clear"/>
+          </w:tcPr>
+          <w:p>
+            <w:r>
+              <w:rPr>
+                <w:rFonts w:ascii="Malgun Gothic" w:hAnsi="Malgun Gothic" w:cs="Malgun Gothic" w:eastAsia="Malgun Gothic"/>
+                <w:b/>
+                <w:i w:val="0"/>
+                <w:color w:val="1F3864"/>
+                <w:sz w:val="20"/>
+              </w:rPr>
+              <w:t>문법</w:t>
+            </w:r>
+          </w:p>
+        </w:tc>
+        <w:tc>
+          <w:tcPr>
+            <w:tcW w:type="dxa" w:w="8138"/>
+            <w:tcBorders>
+              <w:top w:val="single" w:color="BFBFBF" w:sz="4"/>
+              <w:left w:val="single" w:color="BFBFBF" w:sz="4"/>
+              <w:bottom w:val="single" w:color="BFBFBF" w:sz="4"/>
+              <w:right w:val="single" w:color="BFBFBF" w:sz="4"/>
+            </w:tcBorders>
+          </w:tcPr>
+          <w:p>
+            <w:pPr>
+              <w:spacing w:after="40"/>
+            </w:pPr>
+            <w:r>
+              <w:rPr>
+                <w:rFonts w:ascii="Malgun Gothic" w:hAnsi="Malgun Gothic" w:cs="Malgun Gothic" w:eastAsia="Malgun Gothic"/>
+                <w:b w:val="0"/>
+                <w:i w:val="0"/>
+                <w:sz w:val="20"/>
+              </w:rPr>
+              <w:t>musste ... tragen에서 müssen의 과거형과 부정형이 함께 쓰입니다. Er hat feste Schichten에서 feste는 복수 4격 형용사 어미입니다.</w:t>
+            </w:r>
+          </w:p>
+        </w:tc>
+      </w:tr>
+      <w:tr>
+        <w:tc>
+          <w:tcPr>
+            <w:tcW w:type="dxa" w:w="1500"/>
+            <w:tcBorders>
+              <w:top w:val="single" w:color="BFBFBF" w:sz="4"/>
+              <w:left w:val="single" w:color="BFBFBF" w:sz="4"/>
+              <w:bottom w:val="single" w:color="BFBFBF" w:sz="4"/>
+              <w:right w:val="single" w:color="BFBFBF" w:sz="4"/>
+            </w:tcBorders>
+            <w:shd w:fill="DEEAF6" w:color="auto" w:val="clear"/>
+          </w:tcPr>
+          <w:p>
+            <w:r>
+              <w:rPr>
+                <w:rFonts w:ascii="Malgun Gothic" w:hAnsi="Malgun Gothic" w:cs="Malgun Gothic" w:eastAsia="Malgun Gothic"/>
+                <w:b/>
+                <w:i w:val="0"/>
+                <w:color w:val="1F3864"/>
+                <w:sz w:val="20"/>
+              </w:rPr>
+              <w:t>표현</w:t>
+            </w:r>
+          </w:p>
+        </w:tc>
+        <w:tc>
+          <w:tcPr>
+            <w:tcW w:type="dxa" w:w="8138"/>
+            <w:tcBorders>
+              <w:top w:val="single" w:color="BFBFBF" w:sz="4"/>
+              <w:left w:val="single" w:color="BFBFBF" w:sz="4"/>
+              <w:bottom w:val="single" w:color="BFBFBF" w:sz="4"/>
+              <w:right w:val="single" w:color="BFBFBF" w:sz="4"/>
+            </w:tcBorders>
+          </w:tcPr>
+          <w:p>
+            <w:pPr>
+              <w:spacing w:after="40"/>
+            </w:pPr>
+            <w:r>
+              <w:rPr>
+                <w:rFonts w:ascii="Malgun Gothic" w:hAnsi="Malgun Gothic" w:cs="Malgun Gothic" w:eastAsia="Malgun Gothic"/>
+                <w:b w:val="0"/>
+                <w:i w:val="0"/>
+                <w:sz w:val="20"/>
+              </w:rPr>
+              <w:t>offiziell은 공식적으로라는 부사입니다.</w:t>
+            </w:r>
+          </w:p>
+        </w:tc>
+      </w:tr>
+      <w:tr>
+        <w:tc>
+          <w:tcPr>
+            <w:tcW w:type="dxa" w:w="1500"/>
+            <w:tcBorders>
+              <w:top w:val="single" w:color="BFBFBF" w:sz="4"/>
+              <w:left w:val="single" w:color="BFBFBF" w:sz="4"/>
+              <w:bottom w:val="single" w:color="BFBFBF" w:sz="4"/>
+              <w:right w:val="single" w:color="BFBFBF" w:sz="4"/>
+            </w:tcBorders>
+            <w:shd w:fill="DEEAF6" w:color="auto" w:val="clear"/>
+          </w:tcPr>
+          <w:p>
+            <w:r>
+              <w:rPr>
+                <w:rFonts w:ascii="Malgun Gothic" w:hAnsi="Malgun Gothic" w:cs="Malgun Gothic" w:eastAsia="Malgun Gothic"/>
+                <w:b/>
+                <w:i w:val="0"/>
+                <w:color w:val="1F3864"/>
+                <w:sz w:val="20"/>
+              </w:rPr>
+              <w:t>시제</w:t>
+            </w:r>
+          </w:p>
+        </w:tc>
+        <w:tc>
+          <w:tcPr>
+            <w:tcW w:type="dxa" w:w="8138"/>
+            <w:tcBorders>
+              <w:top w:val="single" w:color="BFBFBF" w:sz="4"/>
+              <w:left w:val="single" w:color="BFBFBF" w:sz="4"/>
+              <w:bottom w:val="single" w:color="BFBFBF" w:sz="4"/>
+              <w:right w:val="single" w:color="BFBFBF" w:sz="4"/>
+            </w:tcBorders>
+          </w:tcPr>
+          <w:p>
+            <w:pPr>
+              <w:spacing w:after="40"/>
+            </w:pPr>
+            <w:r>
+              <w:rPr>
+                <w:rFonts w:ascii="Malgun Gothic" w:hAnsi="Malgun Gothic" w:cs="Malgun Gothic" w:eastAsia="Malgun Gothic"/>
+                <w:b w:val="0"/>
+                <w:i w:val="0"/>
+                <w:sz w:val="20"/>
+              </w:rPr>
+              <w:t>war, musste는 과거형이고 hat은 현재형입니다.</w:t>
+            </w:r>
+          </w:p>
+        </w:tc>
+      </w:tr>
+    </w:tbl>
+    <w:p>
+      <w:pPr>
+        <w:spacing w:after="0"/>
+      </w:pPr>
+    </w:p>
+    <w:p>
+      <w:pPr>
+        <w:keepNext/>
+        <w:spacing w:before="160"/>
+      </w:pPr>
+      <w:r>
+        <w:rPr>
+          <w:rFonts w:ascii="Arial" w:hAnsi="Arial" w:cs="Arial" w:eastAsia="Malgun Gothic"/>
+          <w:b/>
+          <w:i w:val="0"/>
+          <w:sz w:val="22"/>
+        </w:rPr>
+        <w:t>58. Sachbearbeiterin: Das kann ich nicht allein entscheiden. Ich lege den Fall dem Team vor. Aber der Antrag wird auf jeden Fall angenommen.</w:t>
+      </w:r>
+    </w:p>
+    <w:p>
+      <w:pPr>
+        <w:keepNext/>
+        <w:ind w:left="340"/>
+      </w:pPr>
+      <w:r>
+        <w:rPr>
+          <w:rFonts w:ascii="Malgun Gothic" w:hAnsi="Malgun Gothic" w:cs="Malgun Gothic" w:eastAsia="Malgun Gothic"/>
+          <w:b w:val="0"/>
+          <w:i/>
+          <w:color w:val="404040"/>
+          <w:sz w:val="20"/>
+        </w:rPr>
+        <w:t>저 혼자 결정할 수는 없습니다. 팀에 사안을 올리겠습니다. 하지만 신청은 어쨌든 접수됩니다.</w:t>
+      </w:r>
+    </w:p>
+    <w:tbl>
+      <w:tblPr>
+        <w:tblW w:type="auto" w:w="0"/>
+        <w:tblLayout w:type="fixed"/>
+        <w:tblLook w:firstColumn="1" w:firstRow="1" w:lastColumn="0" w:lastRow="0" w:noHBand="0" w:noVBand="1" w:val="04A0"/>
+      </w:tblPr>
+      <w:tblGrid>
+        <w:gridCol w:w="4819"/>
+        <w:gridCol w:w="4819"/>
+      </w:tblGrid>
+      <w:tr>
+        <w:tc>
+          <w:tcPr>
+            <w:tcW w:type="dxa" w:w="1500"/>
+            <w:tcBorders>
+              <w:top w:val="single" w:color="BFBFBF" w:sz="4"/>
+              <w:left w:val="single" w:color="BFBFBF" w:sz="4"/>
+              <w:bottom w:val="single" w:color="BFBFBF" w:sz="4"/>
+              <w:right w:val="single" w:color="BFBFBF" w:sz="4"/>
+            </w:tcBorders>
+            <w:shd w:fill="DEEAF6" w:color="auto" w:val="clear"/>
+          </w:tcPr>
+          <w:p>
+            <w:r>
+              <w:rPr>
+                <w:rFonts w:ascii="Malgun Gothic" w:hAnsi="Malgun Gothic" w:cs="Malgun Gothic" w:eastAsia="Malgun Gothic"/>
+                <w:b/>
+                <w:i w:val="0"/>
+                <w:color w:val="1F3864"/>
+                <w:sz w:val="20"/>
+              </w:rPr>
+              <w:t>주요 단어</w:t>
+            </w:r>
+          </w:p>
+        </w:tc>
+        <w:tc>
+          <w:tcPr>
+            <w:tcW w:type="dxa" w:w="8138"/>
+            <w:tcBorders>
+              <w:top w:val="single" w:color="BFBFBF" w:sz="4"/>
+              <w:left w:val="single" w:color="BFBFBF" w:sz="4"/>
+              <w:bottom w:val="single" w:color="BFBFBF" w:sz="4"/>
+              <w:right w:val="single" w:color="BFBFBF" w:sz="4"/>
+            </w:tcBorders>
+          </w:tcPr>
+          <w:p>
+            <w:pPr>
+              <w:spacing w:after="40"/>
+            </w:pPr>
+            <w:r>
+              <w:rPr>
+                <w:rFonts w:ascii="Arial" w:hAnsi="Arial" w:cs="Arial" w:eastAsia="Malgun Gothic"/>
+                <w:b/>
+                <w:i w:val="0"/>
+                <w:sz w:val="20"/>
+              </w:rPr>
+              <w:t>vorlegen</w:t>
+            </w:r>
+            <w:r>
+              <w:rPr>
+                <w:rFonts w:ascii="Malgun Gothic" w:hAnsi="Malgun Gothic" w:cs="Malgun Gothic" w:eastAsia="Malgun Gothic"/>
+                <w:b w:val="0"/>
+                <w:i w:val="0"/>
+                <w:sz w:val="20"/>
+              </w:rPr>
+              <w:t xml:space="preserve">  —  제출하다</w:t>
+            </w:r>
+          </w:p>
+          <w:p>
+            <w:pPr>
+              <w:spacing w:after="40"/>
+            </w:pPr>
+            <w:r>
+              <w:rPr>
+                <w:rFonts w:ascii="Arial" w:hAnsi="Arial" w:cs="Arial" w:eastAsia="Malgun Gothic"/>
+                <w:b/>
+                <w:i w:val="0"/>
+                <w:sz w:val="20"/>
+              </w:rPr>
+              <w:t>auf jeden Fall</w:t>
+            </w:r>
+            <w:r>
+              <w:rPr>
+                <w:rFonts w:ascii="Malgun Gothic" w:hAnsi="Malgun Gothic" w:cs="Malgun Gothic" w:eastAsia="Malgun Gothic"/>
+                <w:b w:val="0"/>
+                <w:i w:val="0"/>
+                <w:sz w:val="20"/>
+              </w:rPr>
+              <w:t xml:space="preserve">  —  어쨌든</w:t>
+            </w:r>
+          </w:p>
+          <w:p>
+            <w:pPr>
+              <w:spacing w:after="40"/>
+            </w:pPr>
+            <w:r>
+              <w:rPr>
+                <w:rFonts w:ascii="Arial" w:hAnsi="Arial" w:cs="Arial" w:eastAsia="Malgun Gothic"/>
+                <w:b/>
+                <w:i w:val="0"/>
+                <w:sz w:val="20"/>
+              </w:rPr>
+              <w:t>annehmen</w:t>
+            </w:r>
+            <w:r>
+              <w:rPr>
+                <w:rFonts w:ascii="Malgun Gothic" w:hAnsi="Malgun Gothic" w:cs="Malgun Gothic" w:eastAsia="Malgun Gothic"/>
+                <w:b w:val="0"/>
+                <w:i w:val="0"/>
+                <w:sz w:val="20"/>
+              </w:rPr>
+              <w:t xml:space="preserve">  —  접수하다</w:t>
+            </w:r>
+          </w:p>
+        </w:tc>
+      </w:tr>
+      <w:tr>
+        <w:tc>
+          <w:tcPr>
+            <w:tcW w:type="dxa" w:w="1500"/>
+            <w:tcBorders>
+              <w:top w:val="single" w:color="BFBFBF" w:sz="4"/>
+              <w:left w:val="single" w:color="BFBFBF" w:sz="4"/>
+              <w:bottom w:val="single" w:color="BFBFBF" w:sz="4"/>
+              <w:right w:val="single" w:color="BFBFBF" w:sz="4"/>
+            </w:tcBorders>
+            <w:shd w:fill="DEEAF6" w:color="auto" w:val="clear"/>
+          </w:tcPr>
+          <w:p>
+            <w:r>
+              <w:rPr>
+                <w:rFonts w:ascii="Malgun Gothic" w:hAnsi="Malgun Gothic" w:cs="Malgun Gothic" w:eastAsia="Malgun Gothic"/>
+                <w:b/>
+                <w:i w:val="0"/>
+                <w:color w:val="1F3864"/>
+                <w:sz w:val="20"/>
+              </w:rPr>
+              <w:t>문법</w:t>
+            </w:r>
+          </w:p>
+        </w:tc>
+        <w:tc>
+          <w:tcPr>
+            <w:tcW w:type="dxa" w:w="8138"/>
+            <w:tcBorders>
+              <w:top w:val="single" w:color="BFBFBF" w:sz="4"/>
+              <w:left w:val="single" w:color="BFBFBF" w:sz="4"/>
+              <w:bottom w:val="single" w:color="BFBFBF" w:sz="4"/>
+              <w:right w:val="single" w:color="BFBFBF" w:sz="4"/>
+            </w:tcBorders>
+          </w:tcPr>
+          <w:p>
+            <w:pPr>
+              <w:spacing w:after="40"/>
+            </w:pPr>
+            <w:r>
+              <w:rPr>
+                <w:rFonts w:ascii="Malgun Gothic" w:hAnsi="Malgun Gothic" w:cs="Malgun Gothic" w:eastAsia="Malgun Gothic"/>
+                <w:b w:val="0"/>
+                <w:i w:val="0"/>
+                <w:sz w:val="20"/>
+              </w:rPr>
+              <w:t>Ich lege den Fall dem Team vor에서 dem Team은 3격이고 vorlegen은 분리동사입니다. wird ... angenommen은 현재 수동입니다.</w:t>
+            </w:r>
+          </w:p>
+        </w:tc>
+      </w:tr>
+      <w:tr>
+        <w:tc>
+          <w:tcPr>
+            <w:tcW w:type="dxa" w:w="1500"/>
+            <w:tcBorders>
+              <w:top w:val="single" w:color="BFBFBF" w:sz="4"/>
+              <w:left w:val="single" w:color="BFBFBF" w:sz="4"/>
+              <w:bottom w:val="single" w:color="BFBFBF" w:sz="4"/>
+              <w:right w:val="single" w:color="BFBFBF" w:sz="4"/>
+            </w:tcBorders>
+            <w:shd w:fill="DEEAF6" w:color="auto" w:val="clear"/>
+          </w:tcPr>
+          <w:p>
+            <w:r>
+              <w:rPr>
+                <w:rFonts w:ascii="Malgun Gothic" w:hAnsi="Malgun Gothic" w:cs="Malgun Gothic" w:eastAsia="Malgun Gothic"/>
+                <w:b/>
+                <w:i w:val="0"/>
+                <w:color w:val="1F3864"/>
+                <w:sz w:val="20"/>
+              </w:rPr>
+              <w:t>표현</w:t>
+            </w:r>
+          </w:p>
+        </w:tc>
+        <w:tc>
+          <w:tcPr>
+            <w:tcW w:type="dxa" w:w="8138"/>
+            <w:tcBorders>
+              <w:top w:val="single" w:color="BFBFBF" w:sz="4"/>
+              <w:left w:val="single" w:color="BFBFBF" w:sz="4"/>
+              <w:bottom w:val="single" w:color="BFBFBF" w:sz="4"/>
+              <w:right w:val="single" w:color="BFBFBF" w:sz="4"/>
+            </w:tcBorders>
+          </w:tcPr>
+          <w:p>
+            <w:pPr>
+              <w:spacing w:after="40"/>
+            </w:pPr>
+            <w:r>
+              <w:rPr>
+                <w:rFonts w:ascii="Malgun Gothic" w:hAnsi="Malgun Gothic" w:cs="Malgun Gothic" w:eastAsia="Malgun Gothic"/>
+                <w:b w:val="0"/>
+                <w:i w:val="0"/>
+                <w:sz w:val="20"/>
+              </w:rPr>
+              <w:t>auf jeden Fall은 어떤 경우에도라는 표현입니다.</w:t>
+            </w:r>
+          </w:p>
+        </w:tc>
+      </w:tr>
+      <w:tr>
+        <w:tc>
+          <w:tcPr>
+            <w:tcW w:type="dxa" w:w="1500"/>
+            <w:tcBorders>
+              <w:top w:val="single" w:color="BFBFBF" w:sz="4"/>
+              <w:left w:val="single" w:color="BFBFBF" w:sz="4"/>
+              <w:bottom w:val="single" w:color="BFBFBF" w:sz="4"/>
+              <w:right w:val="single" w:color="BFBFBF" w:sz="4"/>
+            </w:tcBorders>
+            <w:shd w:fill="DEEAF6" w:color="auto" w:val="clear"/>
+          </w:tcPr>
+          <w:p>
+            <w:r>
+              <w:rPr>
+                <w:rFonts w:ascii="Malgun Gothic" w:hAnsi="Malgun Gothic" w:cs="Malgun Gothic" w:eastAsia="Malgun Gothic"/>
+                <w:b/>
+                <w:i w:val="0"/>
+                <w:color w:val="1F3864"/>
+                <w:sz w:val="20"/>
+              </w:rPr>
+              <w:t>시제</w:t>
+            </w:r>
+          </w:p>
+        </w:tc>
+        <w:tc>
+          <w:tcPr>
+            <w:tcW w:type="dxa" w:w="8138"/>
+            <w:tcBorders>
+              <w:top w:val="single" w:color="BFBFBF" w:sz="4"/>
+              <w:left w:val="single" w:color="BFBFBF" w:sz="4"/>
+              <w:bottom w:val="single" w:color="BFBFBF" w:sz="4"/>
+              <w:right w:val="single" w:color="BFBFBF" w:sz="4"/>
+            </w:tcBorders>
+          </w:tcPr>
+          <w:p>
+            <w:pPr>
+              <w:spacing w:after="40"/>
+            </w:pPr>
+            <w:r>
+              <w:rPr>
+                <w:rFonts w:ascii="Malgun Gothic" w:hAnsi="Malgun Gothic" w:cs="Malgun Gothic" w:eastAsia="Malgun Gothic"/>
+                <w:b w:val="0"/>
+                <w:i w:val="0"/>
+                <w:sz w:val="20"/>
+              </w:rPr>
+              <w:t>kann, lege ... vor는 현재형이고 wird angenommen은 현재 수동입니다.</w:t>
+            </w:r>
+          </w:p>
+        </w:tc>
+      </w:tr>
+    </w:tbl>
+    <w:p>
+      <w:pPr>
+        <w:spacing w:after="0"/>
+      </w:pPr>
+    </w:p>
+    <w:p>
+      <w:pPr>
+        <w:keepNext/>
+        <w:spacing w:before="160"/>
+      </w:pPr>
+      <w:r>
+        <w:rPr>
+          <w:rFonts w:ascii="Arial" w:hAnsi="Arial" w:cs="Arial" w:eastAsia="Malgun Gothic"/>
+          <w:b/>
+          <w:i w:val="0"/>
+          <w:sz w:val="22"/>
+        </w:rPr>
+        <w:t>59. Dennis: Heißt das, ich bekomme sofort Geld? Meine Miete ist am Ersten fällig.</w:t>
+      </w:r>
+    </w:p>
+    <w:p>
+      <w:pPr>
+        <w:keepNext/>
+        <w:ind w:left="340"/>
+      </w:pPr>
+      <w:r>
+        <w:rPr>
+          <w:rFonts w:ascii="Malgun Gothic" w:hAnsi="Malgun Gothic" w:cs="Malgun Gothic" w:eastAsia="Malgun Gothic"/>
+          <w:b w:val="0"/>
+          <w:i/>
+          <w:color w:val="404040"/>
+          <w:sz w:val="20"/>
+        </w:rPr>
+        <w:t>바로 돈을 받는다는 뜻인가요? 월세는 1일에 내야 하거든요.</w:t>
+      </w:r>
+    </w:p>
+    <w:tbl>
+      <w:tblPr>
+        <w:tblW w:type="auto" w:w="0"/>
+        <w:tblLayout w:type="fixed"/>
+        <w:tblLook w:firstColumn="1" w:firstRow="1" w:lastColumn="0" w:lastRow="0" w:noHBand="0" w:noVBand="1" w:val="04A0"/>
+      </w:tblPr>
+      <w:tblGrid>
+        <w:gridCol w:w="4819"/>
+        <w:gridCol w:w="4819"/>
+      </w:tblGrid>
+      <w:tr>
+        <w:tc>
+          <w:tcPr>
+            <w:tcW w:type="dxa" w:w="1500"/>
+            <w:tcBorders>
+              <w:top w:val="single" w:color="BFBFBF" w:sz="4"/>
+              <w:left w:val="single" w:color="BFBFBF" w:sz="4"/>
+              <w:bottom w:val="single" w:color="BFBFBF" w:sz="4"/>
+              <w:right w:val="single" w:color="BFBFBF" w:sz="4"/>
+            </w:tcBorders>
+            <w:shd w:fill="DEEAF6" w:color="auto" w:val="clear"/>
+          </w:tcPr>
+          <w:p>
+            <w:r>
+              <w:rPr>
+                <w:rFonts w:ascii="Malgun Gothic" w:hAnsi="Malgun Gothic" w:cs="Malgun Gothic" w:eastAsia="Malgun Gothic"/>
+                <w:b/>
+                <w:i w:val="0"/>
+                <w:color w:val="1F3864"/>
+                <w:sz w:val="20"/>
+              </w:rPr>
+              <w:t>주요 단어</w:t>
+            </w:r>
+          </w:p>
+        </w:tc>
+        <w:tc>
+          <w:tcPr>
+            <w:tcW w:type="dxa" w:w="8138"/>
+            <w:tcBorders>
+              <w:top w:val="single" w:color="BFBFBF" w:sz="4"/>
+              <w:left w:val="single" w:color="BFBFBF" w:sz="4"/>
+              <w:bottom w:val="single" w:color="BFBFBF" w:sz="4"/>
+              <w:right w:val="single" w:color="BFBFBF" w:sz="4"/>
+            </w:tcBorders>
+          </w:tcPr>
+          <w:p>
+            <w:pPr>
+              <w:spacing w:after="40"/>
+            </w:pPr>
+            <w:r>
+              <w:rPr>
+                <w:rFonts w:ascii="Arial" w:hAnsi="Arial" w:cs="Arial" w:eastAsia="Malgun Gothic"/>
+                <w:b/>
+                <w:i w:val="0"/>
+                <w:sz w:val="20"/>
+              </w:rPr>
+              <w:t>sofort</w:t>
+            </w:r>
+            <w:r>
+              <w:rPr>
+                <w:rFonts w:ascii="Malgun Gothic" w:hAnsi="Malgun Gothic" w:cs="Malgun Gothic" w:eastAsia="Malgun Gothic"/>
+                <w:b w:val="0"/>
+                <w:i w:val="0"/>
+                <w:sz w:val="20"/>
+              </w:rPr>
+              <w:t xml:space="preserve">  —  즉시</w:t>
+            </w:r>
+          </w:p>
+          <w:p>
+            <w:pPr>
+              <w:spacing w:after="40"/>
+            </w:pPr>
+            <w:r>
+              <w:rPr>
+                <w:rFonts w:ascii="Arial" w:hAnsi="Arial" w:cs="Arial" w:eastAsia="Malgun Gothic"/>
+                <w:b/>
+                <w:i w:val="0"/>
+                <w:sz w:val="20"/>
+              </w:rPr>
+              <w:t>fällig</w:t>
+            </w:r>
+            <w:r>
+              <w:rPr>
+                <w:rFonts w:ascii="Malgun Gothic" w:hAnsi="Malgun Gothic" w:cs="Malgun Gothic" w:eastAsia="Malgun Gothic"/>
+                <w:b w:val="0"/>
+                <w:i w:val="0"/>
+                <w:sz w:val="20"/>
+              </w:rPr>
+              <w:t xml:space="preserve">  —  지불 기한이 된</w:t>
+            </w:r>
+          </w:p>
+          <w:p>
+            <w:pPr>
+              <w:spacing w:after="40"/>
+            </w:pPr>
+            <w:r>
+              <w:rPr>
+                <w:rFonts w:ascii="Arial" w:hAnsi="Arial" w:cs="Arial" w:eastAsia="Malgun Gothic"/>
+                <w:b/>
+                <w:i w:val="0"/>
+                <w:sz w:val="20"/>
+              </w:rPr>
+              <w:t>bekommen</w:t>
+            </w:r>
+            <w:r>
+              <w:rPr>
+                <w:rFonts w:ascii="Malgun Gothic" w:hAnsi="Malgun Gothic" w:cs="Malgun Gothic" w:eastAsia="Malgun Gothic"/>
+                <w:b w:val="0"/>
+                <w:i w:val="0"/>
+                <w:sz w:val="20"/>
+              </w:rPr>
+              <w:t xml:space="preserve">  —  받다</w:t>
+            </w:r>
+          </w:p>
+        </w:tc>
+      </w:tr>
+      <w:tr>
+        <w:tc>
+          <w:tcPr>
+            <w:tcW w:type="dxa" w:w="1500"/>
+            <w:tcBorders>
+              <w:top w:val="single" w:color="BFBFBF" w:sz="4"/>
+              <w:left w:val="single" w:color="BFBFBF" w:sz="4"/>
+              <w:bottom w:val="single" w:color="BFBFBF" w:sz="4"/>
+              <w:right w:val="single" w:color="BFBFBF" w:sz="4"/>
+            </w:tcBorders>
+            <w:shd w:fill="DEEAF6" w:color="auto" w:val="clear"/>
+          </w:tcPr>
+          <w:p>
+            <w:r>
+              <w:rPr>
+                <w:rFonts w:ascii="Malgun Gothic" w:hAnsi="Malgun Gothic" w:cs="Malgun Gothic" w:eastAsia="Malgun Gothic"/>
+                <w:b/>
+                <w:i w:val="0"/>
+                <w:color w:val="1F3864"/>
+                <w:sz w:val="20"/>
+              </w:rPr>
+              <w:t>문법</w:t>
+            </w:r>
+          </w:p>
+        </w:tc>
+        <w:tc>
+          <w:tcPr>
+            <w:tcW w:type="dxa" w:w="8138"/>
+            <w:tcBorders>
+              <w:top w:val="single" w:color="BFBFBF" w:sz="4"/>
+              <w:left w:val="single" w:color="BFBFBF" w:sz="4"/>
+              <w:bottom w:val="single" w:color="BFBFBF" w:sz="4"/>
+              <w:right w:val="single" w:color="BFBFBF" w:sz="4"/>
+            </w:tcBorders>
+          </w:tcPr>
+          <w:p>
+            <w:pPr>
+              <w:spacing w:after="40"/>
+            </w:pPr>
+            <w:r>
+              <w:rPr>
+                <w:rFonts w:ascii="Malgun Gothic" w:hAnsi="Malgun Gothic" w:cs="Malgun Gothic" w:eastAsia="Malgun Gothic"/>
+                <w:b w:val="0"/>
+                <w:i w:val="0"/>
+                <w:sz w:val="20"/>
+              </w:rPr>
+              <w:t>Heißt das, ich bekomme sofort Geld?에서 das는 앞 내용을 가리킵니다. am Ersten은 서수의 명사화입니다.</w:t>
+            </w:r>
+          </w:p>
+        </w:tc>
+      </w:tr>
+      <w:tr>
+        <w:tc>
+          <w:tcPr>
+            <w:tcW w:type="dxa" w:w="1500"/>
+            <w:tcBorders>
+              <w:top w:val="single" w:color="BFBFBF" w:sz="4"/>
+              <w:left w:val="single" w:color="BFBFBF" w:sz="4"/>
+              <w:bottom w:val="single" w:color="BFBFBF" w:sz="4"/>
+              <w:right w:val="single" w:color="BFBFBF" w:sz="4"/>
+            </w:tcBorders>
+            <w:shd w:fill="DEEAF6" w:color="auto" w:val="clear"/>
+          </w:tcPr>
+          <w:p>
+            <w:r>
+              <w:rPr>
+                <w:rFonts w:ascii="Malgun Gothic" w:hAnsi="Malgun Gothic" w:cs="Malgun Gothic" w:eastAsia="Malgun Gothic"/>
+                <w:b/>
+                <w:i w:val="0"/>
+                <w:color w:val="1F3864"/>
+                <w:sz w:val="20"/>
+              </w:rPr>
+              <w:t>표현</w:t>
+            </w:r>
+          </w:p>
+        </w:tc>
+        <w:tc>
+          <w:tcPr>
+            <w:tcW w:type="dxa" w:w="8138"/>
+            <w:tcBorders>
+              <w:top w:val="single" w:color="BFBFBF" w:sz="4"/>
+              <w:left w:val="single" w:color="BFBFBF" w:sz="4"/>
+              <w:bottom w:val="single" w:color="BFBFBF" w:sz="4"/>
+              <w:right w:val="single" w:color="BFBFBF" w:sz="4"/>
+            </w:tcBorders>
+          </w:tcPr>
+          <w:p>
+            <w:pPr>
+              <w:spacing w:after="40"/>
+            </w:pPr>
+            <w:r>
+              <w:rPr>
+                <w:rFonts w:ascii="Malgun Gothic" w:hAnsi="Malgun Gothic" w:cs="Malgun Gothic" w:eastAsia="Malgun Gothic"/>
+                <w:b w:val="0"/>
+                <w:i w:val="0"/>
+                <w:sz w:val="20"/>
+              </w:rPr>
+              <w:t>am Ersten은 매월 1일이라는 표현입니다.</w:t>
+            </w:r>
+          </w:p>
+        </w:tc>
+      </w:tr>
+      <w:tr>
+        <w:tc>
+          <w:tcPr>
+            <w:tcW w:type="dxa" w:w="1500"/>
+            <w:tcBorders>
+              <w:top w:val="single" w:color="BFBFBF" w:sz="4"/>
+              <w:left w:val="single" w:color="BFBFBF" w:sz="4"/>
+              <w:bottom w:val="single" w:color="BFBFBF" w:sz="4"/>
+              <w:right w:val="single" w:color="BFBFBF" w:sz="4"/>
+            </w:tcBorders>
+            <w:shd w:fill="DEEAF6" w:color="auto" w:val="clear"/>
+          </w:tcPr>
+          <w:p>
+            <w:r>
+              <w:rPr>
+                <w:rFonts w:ascii="Malgun Gothic" w:hAnsi="Malgun Gothic" w:cs="Malgun Gothic" w:eastAsia="Malgun Gothic"/>
+                <w:b/>
+                <w:i w:val="0"/>
+                <w:color w:val="1F3864"/>
+                <w:sz w:val="20"/>
+              </w:rPr>
+              <w:t>시제</w:t>
+            </w:r>
+          </w:p>
+        </w:tc>
+        <w:tc>
+          <w:tcPr>
+            <w:tcW w:type="dxa" w:w="8138"/>
+            <w:tcBorders>
+              <w:top w:val="single" w:color="BFBFBF" w:sz="4"/>
+              <w:left w:val="single" w:color="BFBFBF" w:sz="4"/>
+              <w:bottom w:val="single" w:color="BFBFBF" w:sz="4"/>
+              <w:right w:val="single" w:color="BFBFBF" w:sz="4"/>
+            </w:tcBorders>
+          </w:tcPr>
+          <w:p>
+            <w:pPr>
+              <w:spacing w:after="40"/>
+            </w:pPr>
+            <w:r>
+              <w:rPr>
+                <w:rFonts w:ascii="Malgun Gothic" w:hAnsi="Malgun Gothic" w:cs="Malgun Gothic" w:eastAsia="Malgun Gothic"/>
+                <w:b w:val="0"/>
+                <w:i w:val="0"/>
+                <w:sz w:val="20"/>
+              </w:rPr>
+              <w:t>heißt, bekomme, ist는 현재형입니다.</w:t>
+            </w:r>
+          </w:p>
+        </w:tc>
+      </w:tr>
+    </w:tbl>
+    <w:p>
+      <w:pPr>
+        <w:spacing w:after="0"/>
+      </w:pPr>
+    </w:p>
+    <w:p>
+      <w:pPr>
+        <w:keepNext/>
+        <w:spacing w:before="160"/>
+      </w:pPr>
+      <w:r>
+        <w:rPr>
+          <w:rFonts w:ascii="Arial" w:hAnsi="Arial" w:cs="Arial" w:eastAsia="Malgun Gothic"/>
+          <w:b/>
+          <w:i w:val="0"/>
+          <w:sz w:val="22"/>
+        </w:rPr>
+        <w:t>60. Sachbearbeiterin: Nicht sofort. Die Bearbeitung dauert einige Wochen. Beantragen Sie am besten auch Wohngeld.</w:t>
+      </w:r>
+    </w:p>
+    <w:p>
+      <w:pPr>
+        <w:keepNext/>
+        <w:ind w:left="340"/>
+      </w:pPr>
+      <w:r>
+        <w:rPr>
+          <w:rFonts w:ascii="Malgun Gothic" w:hAnsi="Malgun Gothic" w:cs="Malgun Gothic" w:eastAsia="Malgun Gothic"/>
+          <w:b w:val="0"/>
+          <w:i/>
+          <w:color w:val="404040"/>
+          <w:sz w:val="20"/>
+        </w:rPr>
+        <w:t>즉시는 아닙니다. 처리에 몇 주가 걸립니다. 주거 수당도 같이 신청하는 게 좋습니다.</w:t>
+      </w:r>
+    </w:p>
+    <w:tbl>
+      <w:tblPr>
+        <w:tblW w:type="auto" w:w="0"/>
+        <w:tblLayout w:type="fixed"/>
+        <w:tblLook w:firstColumn="1" w:firstRow="1" w:lastColumn="0" w:lastRow="0" w:noHBand="0" w:noVBand="1" w:val="04A0"/>
+      </w:tblPr>
+      <w:tblGrid>
+        <w:gridCol w:w="4819"/>
+        <w:gridCol w:w="4819"/>
+      </w:tblGrid>
+      <w:tr>
+        <w:tc>
+          <w:tcPr>
+            <w:tcW w:type="dxa" w:w="1500"/>
+            <w:tcBorders>
+              <w:top w:val="single" w:color="BFBFBF" w:sz="4"/>
+              <w:left w:val="single" w:color="BFBFBF" w:sz="4"/>
+              <w:bottom w:val="single" w:color="BFBFBF" w:sz="4"/>
+              <w:right w:val="single" w:color="BFBFBF" w:sz="4"/>
+            </w:tcBorders>
+            <w:shd w:fill="DEEAF6" w:color="auto" w:val="clear"/>
+          </w:tcPr>
+          <w:p>
+            <w:r>
+              <w:rPr>
+                <w:rFonts w:ascii="Malgun Gothic" w:hAnsi="Malgun Gothic" w:cs="Malgun Gothic" w:eastAsia="Malgun Gothic"/>
+                <w:b/>
+                <w:i w:val="0"/>
+                <w:color w:val="1F3864"/>
+                <w:sz w:val="20"/>
+              </w:rPr>
+              <w:t>주요 단어</w:t>
+            </w:r>
+          </w:p>
+        </w:tc>
+        <w:tc>
+          <w:tcPr>
+            <w:tcW w:type="dxa" w:w="8138"/>
+            <w:tcBorders>
+              <w:top w:val="single" w:color="BFBFBF" w:sz="4"/>
+              <w:left w:val="single" w:color="BFBFBF" w:sz="4"/>
+              <w:bottom w:val="single" w:color="BFBFBF" w:sz="4"/>
+              <w:right w:val="single" w:color="BFBFBF" w:sz="4"/>
+            </w:tcBorders>
+          </w:tcPr>
+          <w:p>
+            <w:pPr>
+              <w:spacing w:after="40"/>
+            </w:pPr>
+            <w:r>
+              <w:rPr>
+                <w:rFonts w:ascii="Arial" w:hAnsi="Arial" w:cs="Arial" w:eastAsia="Malgun Gothic"/>
+                <w:b/>
+                <w:i w:val="0"/>
+                <w:sz w:val="20"/>
+              </w:rPr>
+              <w:t>die Bearbeitung</w:t>
+            </w:r>
+            <w:r>
+              <w:rPr>
+                <w:rFonts w:ascii="Malgun Gothic" w:hAnsi="Malgun Gothic" w:cs="Malgun Gothic" w:eastAsia="Malgun Gothic"/>
+                <w:b w:val="0"/>
+                <w:i w:val="0"/>
+                <w:sz w:val="20"/>
+              </w:rPr>
+              <w:t xml:space="preserve">  —  처리</w:t>
+            </w:r>
+          </w:p>
+          <w:p>
+            <w:pPr>
+              <w:spacing w:after="40"/>
+            </w:pPr>
+            <w:r>
+              <w:rPr>
+                <w:rFonts w:ascii="Arial" w:hAnsi="Arial" w:cs="Arial" w:eastAsia="Malgun Gothic"/>
+                <w:b/>
+                <w:i w:val="0"/>
+                <w:sz w:val="20"/>
+              </w:rPr>
+              <w:t>das Wohngeld</w:t>
+            </w:r>
+            <w:r>
+              <w:rPr>
+                <w:rFonts w:ascii="Malgun Gothic" w:hAnsi="Malgun Gothic" w:cs="Malgun Gothic" w:eastAsia="Malgun Gothic"/>
+                <w:b w:val="0"/>
+                <w:i w:val="0"/>
+                <w:sz w:val="20"/>
+              </w:rPr>
+              <w:t xml:space="preserve">  —  주거 수당</w:t>
+            </w:r>
+          </w:p>
+          <w:p>
+            <w:pPr>
+              <w:spacing w:after="40"/>
+            </w:pPr>
+            <w:r>
+              <w:rPr>
+                <w:rFonts w:ascii="Arial" w:hAnsi="Arial" w:cs="Arial" w:eastAsia="Malgun Gothic"/>
+                <w:b/>
+                <w:i w:val="0"/>
+                <w:sz w:val="20"/>
+              </w:rPr>
+              <w:t>am besten</w:t>
+            </w:r>
+            <w:r>
+              <w:rPr>
+                <w:rFonts w:ascii="Malgun Gothic" w:hAnsi="Malgun Gothic" w:cs="Malgun Gothic" w:eastAsia="Malgun Gothic"/>
+                <w:b w:val="0"/>
+                <w:i w:val="0"/>
+                <w:sz w:val="20"/>
+              </w:rPr>
+              <w:t xml:space="preserve">  —  가장 좋은 것은</w:t>
+            </w:r>
+          </w:p>
+        </w:tc>
+      </w:tr>
+      <w:tr>
+        <w:tc>
+          <w:tcPr>
+            <w:tcW w:type="dxa" w:w="1500"/>
+            <w:tcBorders>
+              <w:top w:val="single" w:color="BFBFBF" w:sz="4"/>
+              <w:left w:val="single" w:color="BFBFBF" w:sz="4"/>
+              <w:bottom w:val="single" w:color="BFBFBF" w:sz="4"/>
+              <w:right w:val="single" w:color="BFBFBF" w:sz="4"/>
+            </w:tcBorders>
+            <w:shd w:fill="DEEAF6" w:color="auto" w:val="clear"/>
+          </w:tcPr>
+          <w:p>
+            <w:r>
+              <w:rPr>
+                <w:rFonts w:ascii="Malgun Gothic" w:hAnsi="Malgun Gothic" w:cs="Malgun Gothic" w:eastAsia="Malgun Gothic"/>
+                <w:b/>
+                <w:i w:val="0"/>
+                <w:color w:val="1F3864"/>
+                <w:sz w:val="20"/>
+              </w:rPr>
+              <w:t>문법</w:t>
+            </w:r>
+          </w:p>
+        </w:tc>
+        <w:tc>
+          <w:tcPr>
+            <w:tcW w:type="dxa" w:w="8138"/>
+            <w:tcBorders>
+              <w:top w:val="single" w:color="BFBFBF" w:sz="4"/>
+              <w:left w:val="single" w:color="BFBFBF" w:sz="4"/>
+              <w:bottom w:val="single" w:color="BFBFBF" w:sz="4"/>
+              <w:right w:val="single" w:color="BFBFBF" w:sz="4"/>
+            </w:tcBorders>
+          </w:tcPr>
+          <w:p>
+            <w:pPr>
+              <w:spacing w:after="40"/>
+            </w:pPr>
+            <w:r>
+              <w:rPr>
+                <w:rFonts w:ascii="Malgun Gothic" w:hAnsi="Malgun Gothic" w:cs="Malgun Gothic" w:eastAsia="Malgun Gothic"/>
+                <w:b w:val="0"/>
+                <w:i w:val="0"/>
+                <w:sz w:val="20"/>
+              </w:rPr>
+              <w:t>Beantragen Sie ...는 존칭 명령형입니다. am besten은 최상급 부사 형태로 권유할 때 씁니다.</w:t>
+            </w:r>
+          </w:p>
+        </w:tc>
+      </w:tr>
+      <w:tr>
+        <w:tc>
+          <w:tcPr>
+            <w:tcW w:type="dxa" w:w="1500"/>
+            <w:tcBorders>
+              <w:top w:val="single" w:color="BFBFBF" w:sz="4"/>
+              <w:left w:val="single" w:color="BFBFBF" w:sz="4"/>
+              <w:bottom w:val="single" w:color="BFBFBF" w:sz="4"/>
+              <w:right w:val="single" w:color="BFBFBF" w:sz="4"/>
+            </w:tcBorders>
+            <w:shd w:fill="DEEAF6" w:color="auto" w:val="clear"/>
+          </w:tcPr>
+          <w:p>
+            <w:r>
+              <w:rPr>
+                <w:rFonts w:ascii="Malgun Gothic" w:hAnsi="Malgun Gothic" w:cs="Malgun Gothic" w:eastAsia="Malgun Gothic"/>
+                <w:b/>
+                <w:i w:val="0"/>
+                <w:color w:val="1F3864"/>
+                <w:sz w:val="20"/>
+              </w:rPr>
+              <w:t>표현</w:t>
+            </w:r>
+          </w:p>
+        </w:tc>
+        <w:tc>
+          <w:tcPr>
+            <w:tcW w:type="dxa" w:w="8138"/>
+            <w:tcBorders>
+              <w:top w:val="single" w:color="BFBFBF" w:sz="4"/>
+              <w:left w:val="single" w:color="BFBFBF" w:sz="4"/>
+              <w:bottom w:val="single" w:color="BFBFBF" w:sz="4"/>
+              <w:right w:val="single" w:color="BFBFBF" w:sz="4"/>
+            </w:tcBorders>
+          </w:tcPr>
+          <w:p>
+            <w:pPr>
+              <w:spacing w:after="40"/>
+            </w:pPr>
+            <w:r>
+              <w:rPr>
+                <w:rFonts w:ascii="Malgun Gothic" w:hAnsi="Malgun Gothic" w:cs="Malgun Gothic" w:eastAsia="Malgun Gothic"/>
+                <w:b w:val="0"/>
+                <w:i w:val="0"/>
+                <w:sz w:val="20"/>
+              </w:rPr>
+              <w:t>am besten + 동사는 추천 표현입니다.</w:t>
+            </w:r>
+          </w:p>
+        </w:tc>
+      </w:tr>
+      <w:tr>
+        <w:tc>
+          <w:tcPr>
+            <w:tcW w:type="dxa" w:w="1500"/>
+            <w:tcBorders>
+              <w:top w:val="single" w:color="BFBFBF" w:sz="4"/>
+              <w:left w:val="single" w:color="BFBFBF" w:sz="4"/>
+              <w:bottom w:val="single" w:color="BFBFBF" w:sz="4"/>
+              <w:right w:val="single" w:color="BFBFBF" w:sz="4"/>
+            </w:tcBorders>
+            <w:shd w:fill="DEEAF6" w:color="auto" w:val="clear"/>
+          </w:tcPr>
+          <w:p>
+            <w:r>
+              <w:rPr>
+                <w:rFonts w:ascii="Malgun Gothic" w:hAnsi="Malgun Gothic" w:cs="Malgun Gothic" w:eastAsia="Malgun Gothic"/>
+                <w:b/>
+                <w:i w:val="0"/>
+                <w:color w:val="1F3864"/>
+                <w:sz w:val="20"/>
+              </w:rPr>
+              <w:t>시제</w:t>
+            </w:r>
+          </w:p>
+        </w:tc>
+        <w:tc>
+          <w:tcPr>
+            <w:tcW w:type="dxa" w:w="8138"/>
+            <w:tcBorders>
+              <w:top w:val="single" w:color="BFBFBF" w:sz="4"/>
+              <w:left w:val="single" w:color="BFBFBF" w:sz="4"/>
+              <w:bottom w:val="single" w:color="BFBFBF" w:sz="4"/>
+              <w:right w:val="single" w:color="BFBFBF" w:sz="4"/>
+            </w:tcBorders>
+          </w:tcPr>
+          <w:p>
+            <w:pPr>
+              <w:spacing w:after="40"/>
+            </w:pPr>
+            <w:r>
+              <w:rPr>
+                <w:rFonts w:ascii="Malgun Gothic" w:hAnsi="Malgun Gothic" w:cs="Malgun Gothic" w:eastAsia="Malgun Gothic"/>
+                <w:b w:val="0"/>
+                <w:i w:val="0"/>
+                <w:sz w:val="20"/>
+              </w:rPr>
+              <w:t>dauert는 현재형이고 Beantragen은 명령형입니다.</w:t>
+            </w:r>
+          </w:p>
+        </w:tc>
+      </w:tr>
+    </w:tbl>
+    <w:p>
+      <w:pPr>
+        <w:spacing w:after="0"/>
+      </w:pPr>
+    </w:p>
+    <w:p>
+      <w:pPr>
+        <w:keepNext/>
+        <w:spacing w:before="160"/>
+      </w:pPr>
+      <w:r>
+        <w:rPr>
+          <w:rFonts w:ascii="Arial" w:hAnsi="Arial" w:cs="Arial" w:eastAsia="Malgun Gothic"/>
+          <w:b/>
+          <w:i w:val="0"/>
+          <w:sz w:val="22"/>
+        </w:rPr>
+        <w:t>61. Jonas: Das machen wir gleich im Anschluss. Danke, dass Sie nicht gesagt haben: Dafür sind wir nicht zuständig.</w:t>
+      </w:r>
+    </w:p>
+    <w:p>
+      <w:pPr>
+        <w:keepNext/>
+        <w:ind w:left="340"/>
+      </w:pPr>
+      <w:r>
+        <w:rPr>
+          <w:rFonts w:ascii="Malgun Gothic" w:hAnsi="Malgun Gothic" w:cs="Malgun Gothic" w:eastAsia="Malgun Gothic"/>
+          <w:b w:val="0"/>
+          <w:i/>
+          <w:color w:val="404040"/>
+          <w:sz w:val="20"/>
+        </w:rPr>
+        <w:t>바로 이어서 하겠습니다. 저희 소관이 아니라고 하지 않으셔서 감사합니다.</w:t>
+      </w:r>
+    </w:p>
+    <w:tbl>
+      <w:tblPr>
+        <w:tblW w:type="auto" w:w="0"/>
+        <w:tblLayout w:type="fixed"/>
+        <w:tblLook w:firstColumn="1" w:firstRow="1" w:lastColumn="0" w:lastRow="0" w:noHBand="0" w:noVBand="1" w:val="04A0"/>
+      </w:tblPr>
+      <w:tblGrid>
+        <w:gridCol w:w="4819"/>
+        <w:gridCol w:w="4819"/>
+      </w:tblGrid>
+      <w:tr>
+        <w:tc>
+          <w:tcPr>
+            <w:tcW w:type="dxa" w:w="1500"/>
+            <w:tcBorders>
+              <w:top w:val="single" w:color="BFBFBF" w:sz="4"/>
+              <w:left w:val="single" w:color="BFBFBF" w:sz="4"/>
+              <w:bottom w:val="single" w:color="BFBFBF" w:sz="4"/>
+              <w:right w:val="single" w:color="BFBFBF" w:sz="4"/>
+            </w:tcBorders>
+            <w:shd w:fill="DEEAF6" w:color="auto" w:val="clear"/>
+          </w:tcPr>
+          <w:p>
+            <w:r>
+              <w:rPr>
+                <w:rFonts w:ascii="Malgun Gothic" w:hAnsi="Malgun Gothic" w:cs="Malgun Gothic" w:eastAsia="Malgun Gothic"/>
+                <w:b/>
+                <w:i w:val="0"/>
+                <w:color w:val="1F3864"/>
+                <w:sz w:val="20"/>
+              </w:rPr>
+              <w:t>주요 단어</w:t>
+            </w:r>
+          </w:p>
+        </w:tc>
+        <w:tc>
+          <w:tcPr>
+            <w:tcW w:type="dxa" w:w="8138"/>
+            <w:tcBorders>
+              <w:top w:val="single" w:color="BFBFBF" w:sz="4"/>
+              <w:left w:val="single" w:color="BFBFBF" w:sz="4"/>
+              <w:bottom w:val="single" w:color="BFBFBF" w:sz="4"/>
+              <w:right w:val="single" w:color="BFBFBF" w:sz="4"/>
+            </w:tcBorders>
+          </w:tcPr>
+          <w:p>
+            <w:pPr>
+              <w:spacing w:after="40"/>
+            </w:pPr>
+            <w:r>
+              <w:rPr>
+                <w:rFonts w:ascii="Arial" w:hAnsi="Arial" w:cs="Arial" w:eastAsia="Malgun Gothic"/>
+                <w:b/>
+                <w:i w:val="0"/>
+                <w:sz w:val="20"/>
+              </w:rPr>
+              <w:t>zuständig</w:t>
+            </w:r>
+            <w:r>
+              <w:rPr>
+                <w:rFonts w:ascii="Malgun Gothic" w:hAnsi="Malgun Gothic" w:cs="Malgun Gothic" w:eastAsia="Malgun Gothic"/>
+                <w:b w:val="0"/>
+                <w:i w:val="0"/>
+                <w:sz w:val="20"/>
+              </w:rPr>
+              <w:t xml:space="preserve">  —  담당하는</w:t>
+            </w:r>
+          </w:p>
+          <w:p>
+            <w:pPr>
+              <w:spacing w:after="40"/>
+            </w:pPr>
+            <w:r>
+              <w:rPr>
+                <w:rFonts w:ascii="Arial" w:hAnsi="Arial" w:cs="Arial" w:eastAsia="Malgun Gothic"/>
+                <w:b/>
+                <w:i w:val="0"/>
+                <w:sz w:val="20"/>
+              </w:rPr>
+              <w:t>im Anschluss</w:t>
+            </w:r>
+            <w:r>
+              <w:rPr>
+                <w:rFonts w:ascii="Malgun Gothic" w:hAnsi="Malgun Gothic" w:cs="Malgun Gothic" w:eastAsia="Malgun Gothic"/>
+                <w:b w:val="0"/>
+                <w:i w:val="0"/>
+                <w:sz w:val="20"/>
+              </w:rPr>
+              <w:t xml:space="preserve">  —  이어서</w:t>
+            </w:r>
+          </w:p>
+          <w:p>
+            <w:pPr>
+              <w:spacing w:after="40"/>
+            </w:pPr>
+            <w:r>
+              <w:rPr>
+                <w:rFonts w:ascii="Arial" w:hAnsi="Arial" w:cs="Arial" w:eastAsia="Malgun Gothic"/>
+                <w:b/>
+                <w:i w:val="0"/>
+                <w:sz w:val="20"/>
+              </w:rPr>
+              <w:t>gleich</w:t>
+            </w:r>
+            <w:r>
+              <w:rPr>
+                <w:rFonts w:ascii="Malgun Gothic" w:hAnsi="Malgun Gothic" w:cs="Malgun Gothic" w:eastAsia="Malgun Gothic"/>
+                <w:b w:val="0"/>
+                <w:i w:val="0"/>
+                <w:sz w:val="20"/>
+              </w:rPr>
+              <w:t xml:space="preserve">  —  곧바로</w:t>
+            </w:r>
+          </w:p>
+        </w:tc>
+      </w:tr>
+      <w:tr>
+        <w:tc>
+          <w:tcPr>
+            <w:tcW w:type="dxa" w:w="1500"/>
+            <w:tcBorders>
+              <w:top w:val="single" w:color="BFBFBF" w:sz="4"/>
+              <w:left w:val="single" w:color="BFBFBF" w:sz="4"/>
+              <w:bottom w:val="single" w:color="BFBFBF" w:sz="4"/>
+              <w:right w:val="single" w:color="BFBFBF" w:sz="4"/>
+            </w:tcBorders>
+            <w:shd w:fill="DEEAF6" w:color="auto" w:val="clear"/>
+          </w:tcPr>
+          <w:p>
+            <w:r>
+              <w:rPr>
+                <w:rFonts w:ascii="Malgun Gothic" w:hAnsi="Malgun Gothic" w:cs="Malgun Gothic" w:eastAsia="Malgun Gothic"/>
+                <w:b/>
+                <w:i w:val="0"/>
+                <w:color w:val="1F3864"/>
+                <w:sz w:val="20"/>
+              </w:rPr>
+              <w:t>문법</w:t>
+            </w:r>
+          </w:p>
+        </w:tc>
+        <w:tc>
+          <w:tcPr>
+            <w:tcW w:type="dxa" w:w="8138"/>
+            <w:tcBorders>
+              <w:top w:val="single" w:color="BFBFBF" w:sz="4"/>
+              <w:left w:val="single" w:color="BFBFBF" w:sz="4"/>
+              <w:bottom w:val="single" w:color="BFBFBF" w:sz="4"/>
+              <w:right w:val="single" w:color="BFBFBF" w:sz="4"/>
+            </w:tcBorders>
+          </w:tcPr>
+          <w:p>
+            <w:pPr>
+              <w:spacing w:after="40"/>
+            </w:pPr>
+            <w:r>
+              <w:rPr>
+                <w:rFonts w:ascii="Malgun Gothic" w:hAnsi="Malgun Gothic" w:cs="Malgun Gothic" w:eastAsia="Malgun Gothic"/>
+                <w:b w:val="0"/>
+                <w:i w:val="0"/>
+                <w:sz w:val="20"/>
+              </w:rPr>
+              <w:t>Danke, dass Sie nicht gesagt haben는 dass절의 haben이 끝에 옵니다. Dafür sind wir nicht zuständig는 직접 인용입니다.</w:t>
+            </w:r>
+          </w:p>
+        </w:tc>
+      </w:tr>
+      <w:tr>
+        <w:tc>
+          <w:tcPr>
+            <w:tcW w:type="dxa" w:w="1500"/>
+            <w:tcBorders>
+              <w:top w:val="single" w:color="BFBFBF" w:sz="4"/>
+              <w:left w:val="single" w:color="BFBFBF" w:sz="4"/>
+              <w:bottom w:val="single" w:color="BFBFBF" w:sz="4"/>
+              <w:right w:val="single" w:color="BFBFBF" w:sz="4"/>
+            </w:tcBorders>
+            <w:shd w:fill="DEEAF6" w:color="auto" w:val="clear"/>
+          </w:tcPr>
+          <w:p>
+            <w:r>
+              <w:rPr>
+                <w:rFonts w:ascii="Malgun Gothic" w:hAnsi="Malgun Gothic" w:cs="Malgun Gothic" w:eastAsia="Malgun Gothic"/>
+                <w:b/>
+                <w:i w:val="0"/>
+                <w:color w:val="1F3864"/>
+                <w:sz w:val="20"/>
+              </w:rPr>
+              <w:t>표현</w:t>
+            </w:r>
+          </w:p>
+        </w:tc>
+        <w:tc>
+          <w:tcPr>
+            <w:tcW w:type="dxa" w:w="8138"/>
+            <w:tcBorders>
+              <w:top w:val="single" w:color="BFBFBF" w:sz="4"/>
+              <w:left w:val="single" w:color="BFBFBF" w:sz="4"/>
+              <w:bottom w:val="single" w:color="BFBFBF" w:sz="4"/>
+              <w:right w:val="single" w:color="BFBFBF" w:sz="4"/>
+            </w:tcBorders>
+          </w:tcPr>
+          <w:p>
+            <w:pPr>
+              <w:spacing w:after="40"/>
+            </w:pPr>
+            <w:r>
+              <w:rPr>
+                <w:rFonts w:ascii="Malgun Gothic" w:hAnsi="Malgun Gothic" w:cs="Malgun Gothic" w:eastAsia="Malgun Gothic"/>
+                <w:b w:val="0"/>
+                <w:i w:val="0"/>
+                <w:sz w:val="20"/>
+              </w:rPr>
+              <w:t>Danke, dass ...는 감사의 이유를 말하는 구문입니다.</w:t>
+            </w:r>
+          </w:p>
+        </w:tc>
+      </w:tr>
+      <w:tr>
+        <w:tc>
+          <w:tcPr>
+            <w:tcW w:type="dxa" w:w="1500"/>
+            <w:tcBorders>
+              <w:top w:val="single" w:color="BFBFBF" w:sz="4"/>
+              <w:left w:val="single" w:color="BFBFBF" w:sz="4"/>
+              <w:bottom w:val="single" w:color="BFBFBF" w:sz="4"/>
+              <w:right w:val="single" w:color="BFBFBF" w:sz="4"/>
+            </w:tcBorders>
+            <w:shd w:fill="DEEAF6" w:color="auto" w:val="clear"/>
+          </w:tcPr>
+          <w:p>
+            <w:r>
+              <w:rPr>
+                <w:rFonts w:ascii="Malgun Gothic" w:hAnsi="Malgun Gothic" w:cs="Malgun Gothic" w:eastAsia="Malgun Gothic"/>
+                <w:b/>
+                <w:i w:val="0"/>
+                <w:color w:val="1F3864"/>
+                <w:sz w:val="20"/>
+              </w:rPr>
+              <w:t>시제</w:t>
+            </w:r>
+          </w:p>
+        </w:tc>
+        <w:tc>
+          <w:tcPr>
+            <w:tcW w:type="dxa" w:w="8138"/>
+            <w:tcBorders>
+              <w:top w:val="single" w:color="BFBFBF" w:sz="4"/>
+              <w:left w:val="single" w:color="BFBFBF" w:sz="4"/>
+              <w:bottom w:val="single" w:color="BFBFBF" w:sz="4"/>
+              <w:right w:val="single" w:color="BFBFBF" w:sz="4"/>
+            </w:tcBorders>
+          </w:tcPr>
+          <w:p>
+            <w:pPr>
+              <w:spacing w:after="40"/>
+            </w:pPr>
+            <w:r>
+              <w:rPr>
+                <w:rFonts w:ascii="Malgun Gothic" w:hAnsi="Malgun Gothic" w:cs="Malgun Gothic" w:eastAsia="Malgun Gothic"/>
+                <w:b w:val="0"/>
+                <w:i w:val="0"/>
+                <w:sz w:val="20"/>
+              </w:rPr>
+              <w:t>machen은 현재형이고 gesagt haben은 현재완료입니다.</w:t>
+            </w:r>
+          </w:p>
+        </w:tc>
+      </w:tr>
+    </w:tbl>
+    <w:p>
+      <w:pPr>
+        <w:spacing w:after="0"/>
+      </w:pPr>
+    </w:p>
+    <w:p>
+      <w:pPr>
+        <w:keepNext/>
+        <w:spacing w:before="160"/>
+      </w:pPr>
+      <w:r>
+        <w:rPr>
+          <w:rFonts w:ascii="Arial" w:hAnsi="Arial" w:cs="Arial" w:eastAsia="Malgun Gothic"/>
+          <w:b/>
+          <w:i w:val="0"/>
+          <w:sz w:val="22"/>
+        </w:rPr>
+        <w:t>62. Sachbearbeiterin: Das ist mein Job. Viele denken, wir wären der Feind. Dabei wollen wir meistens nur, dass das Geld rechtzeitig ankommt.</w:t>
+      </w:r>
+    </w:p>
+    <w:p>
+      <w:pPr>
+        <w:keepNext/>
+        <w:ind w:left="340"/>
+      </w:pPr>
+      <w:r>
+        <w:rPr>
+          <w:rFonts w:ascii="Malgun Gothic" w:hAnsi="Malgun Gothic" w:cs="Malgun Gothic" w:eastAsia="Malgun Gothic"/>
+          <w:b w:val="0"/>
+          <w:i/>
+          <w:color w:val="404040"/>
+          <w:sz w:val="20"/>
+        </w:rPr>
+        <w:t>그게 제 일입니다. 많은 사람이 저희를 적이라고 생각해요. 사실 대부분은 돈이 제때 도착하길 바랄 뿐인데요.</w:t>
+      </w:r>
+    </w:p>
+    <w:tbl>
+      <w:tblPr>
+        <w:tblW w:type="auto" w:w="0"/>
+        <w:tblLayout w:type="fixed"/>
+        <w:tblLook w:firstColumn="1" w:firstRow="1" w:lastColumn="0" w:lastRow="0" w:noHBand="0" w:noVBand="1" w:val="04A0"/>
+      </w:tblPr>
+      <w:tblGrid>
+        <w:gridCol w:w="4819"/>
+        <w:gridCol w:w="4819"/>
+      </w:tblGrid>
+      <w:tr>
+        <w:tc>
+          <w:tcPr>
+            <w:tcW w:type="dxa" w:w="1500"/>
+            <w:tcBorders>
+              <w:top w:val="single" w:color="BFBFBF" w:sz="4"/>
+              <w:left w:val="single" w:color="BFBFBF" w:sz="4"/>
+              <w:bottom w:val="single" w:color="BFBFBF" w:sz="4"/>
+              <w:right w:val="single" w:color="BFBFBF" w:sz="4"/>
+            </w:tcBorders>
+            <w:shd w:fill="DEEAF6" w:color="auto" w:val="clear"/>
+          </w:tcPr>
+          <w:p>
+            <w:r>
+              <w:rPr>
+                <w:rFonts w:ascii="Malgun Gothic" w:hAnsi="Malgun Gothic" w:cs="Malgun Gothic" w:eastAsia="Malgun Gothic"/>
+                <w:b/>
+                <w:i w:val="0"/>
+                <w:color w:val="1F3864"/>
+                <w:sz w:val="20"/>
+              </w:rPr>
+              <w:t>주요 단어</w:t>
+            </w:r>
+          </w:p>
+        </w:tc>
+        <w:tc>
+          <w:tcPr>
+            <w:tcW w:type="dxa" w:w="8138"/>
+            <w:tcBorders>
+              <w:top w:val="single" w:color="BFBFBF" w:sz="4"/>
+              <w:left w:val="single" w:color="BFBFBF" w:sz="4"/>
+              <w:bottom w:val="single" w:color="BFBFBF" w:sz="4"/>
+              <w:right w:val="single" w:color="BFBFBF" w:sz="4"/>
+            </w:tcBorders>
+          </w:tcPr>
+          <w:p>
+            <w:pPr>
+              <w:spacing w:after="40"/>
+            </w:pPr>
+            <w:r>
+              <w:rPr>
+                <w:rFonts w:ascii="Arial" w:hAnsi="Arial" w:cs="Arial" w:eastAsia="Malgun Gothic"/>
+                <w:b/>
+                <w:i w:val="0"/>
+                <w:sz w:val="20"/>
+              </w:rPr>
+              <w:t>der Feind, -e</w:t>
+            </w:r>
+            <w:r>
+              <w:rPr>
+                <w:rFonts w:ascii="Malgun Gothic" w:hAnsi="Malgun Gothic" w:cs="Malgun Gothic" w:eastAsia="Malgun Gothic"/>
+                <w:b w:val="0"/>
+                <w:i w:val="0"/>
+                <w:sz w:val="20"/>
+              </w:rPr>
+              <w:t xml:space="preserve">  —  적</w:t>
+            </w:r>
+          </w:p>
+          <w:p>
+            <w:pPr>
+              <w:spacing w:after="40"/>
+            </w:pPr>
+            <w:r>
+              <w:rPr>
+                <w:rFonts w:ascii="Arial" w:hAnsi="Arial" w:cs="Arial" w:eastAsia="Malgun Gothic"/>
+                <w:b/>
+                <w:i w:val="0"/>
+                <w:sz w:val="20"/>
+              </w:rPr>
+              <w:t>dabei</w:t>
+            </w:r>
+            <w:r>
+              <w:rPr>
+                <w:rFonts w:ascii="Malgun Gothic" w:hAnsi="Malgun Gothic" w:cs="Malgun Gothic" w:eastAsia="Malgun Gothic"/>
+                <w:b w:val="0"/>
+                <w:i w:val="0"/>
+                <w:sz w:val="20"/>
+              </w:rPr>
+              <w:t xml:space="preserve">  —  그런데 사실은</w:t>
+            </w:r>
+          </w:p>
+          <w:p>
+            <w:pPr>
+              <w:spacing w:after="40"/>
+            </w:pPr>
+            <w:r>
+              <w:rPr>
+                <w:rFonts w:ascii="Arial" w:hAnsi="Arial" w:cs="Arial" w:eastAsia="Malgun Gothic"/>
+                <w:b/>
+                <w:i w:val="0"/>
+                <w:sz w:val="20"/>
+              </w:rPr>
+              <w:t>rechtzeitig</w:t>
+            </w:r>
+            <w:r>
+              <w:rPr>
+                <w:rFonts w:ascii="Malgun Gothic" w:hAnsi="Malgun Gothic" w:cs="Malgun Gothic" w:eastAsia="Malgun Gothic"/>
+                <w:b w:val="0"/>
+                <w:i w:val="0"/>
+                <w:sz w:val="20"/>
+              </w:rPr>
+              <w:t xml:space="preserve">  —  제때</w:t>
+            </w:r>
+          </w:p>
+        </w:tc>
+      </w:tr>
+      <w:tr>
+        <w:tc>
+          <w:tcPr>
+            <w:tcW w:type="dxa" w:w="1500"/>
+            <w:tcBorders>
+              <w:top w:val="single" w:color="BFBFBF" w:sz="4"/>
+              <w:left w:val="single" w:color="BFBFBF" w:sz="4"/>
+              <w:bottom w:val="single" w:color="BFBFBF" w:sz="4"/>
+              <w:right w:val="single" w:color="BFBFBF" w:sz="4"/>
+            </w:tcBorders>
+            <w:shd w:fill="DEEAF6" w:color="auto" w:val="clear"/>
+          </w:tcPr>
+          <w:p>
+            <w:r>
+              <w:rPr>
+                <w:rFonts w:ascii="Malgun Gothic" w:hAnsi="Malgun Gothic" w:cs="Malgun Gothic" w:eastAsia="Malgun Gothic"/>
+                <w:b/>
+                <w:i w:val="0"/>
+                <w:color w:val="1F3864"/>
+                <w:sz w:val="20"/>
+              </w:rPr>
+              <w:t>문법</w:t>
+            </w:r>
+          </w:p>
+        </w:tc>
+        <w:tc>
+          <w:tcPr>
+            <w:tcW w:type="dxa" w:w="8138"/>
+            <w:tcBorders>
+              <w:top w:val="single" w:color="BFBFBF" w:sz="4"/>
+              <w:left w:val="single" w:color="BFBFBF" w:sz="4"/>
+              <w:bottom w:val="single" w:color="BFBFBF" w:sz="4"/>
+              <w:right w:val="single" w:color="BFBFBF" w:sz="4"/>
+            </w:tcBorders>
+          </w:tcPr>
+          <w:p>
+            <w:pPr>
+              <w:spacing w:after="40"/>
+            </w:pPr>
+            <w:r>
+              <w:rPr>
+                <w:rFonts w:ascii="Malgun Gothic" w:hAnsi="Malgun Gothic" w:cs="Malgun Gothic" w:eastAsia="Malgun Gothic"/>
+                <w:b w:val="0"/>
+                <w:i w:val="0"/>
+                <w:sz w:val="20"/>
+              </w:rPr>
+              <w:t>wir wären은 접속법 II로 간접적으로 전달된 생각을 나타냅니다. dass das Geld ... ankommt에서 ankommt가 끝에 옵니다.</w:t>
+            </w:r>
+          </w:p>
+        </w:tc>
+      </w:tr>
+      <w:tr>
+        <w:tc>
+          <w:tcPr>
+            <w:tcW w:type="dxa" w:w="1500"/>
+            <w:tcBorders>
+              <w:top w:val="single" w:color="BFBFBF" w:sz="4"/>
+              <w:left w:val="single" w:color="BFBFBF" w:sz="4"/>
+              <w:bottom w:val="single" w:color="BFBFBF" w:sz="4"/>
+              <w:right w:val="single" w:color="BFBFBF" w:sz="4"/>
+            </w:tcBorders>
+            <w:shd w:fill="DEEAF6" w:color="auto" w:val="clear"/>
+          </w:tcPr>
+          <w:p>
+            <w:r>
+              <w:rPr>
+                <w:rFonts w:ascii="Malgun Gothic" w:hAnsi="Malgun Gothic" w:cs="Malgun Gothic" w:eastAsia="Malgun Gothic"/>
+                <w:b/>
+                <w:i w:val="0"/>
+                <w:color w:val="1F3864"/>
+                <w:sz w:val="20"/>
+              </w:rPr>
+              <w:t>표현</w:t>
+            </w:r>
+          </w:p>
+        </w:tc>
+        <w:tc>
+          <w:tcPr>
+            <w:tcW w:type="dxa" w:w="8138"/>
+            <w:tcBorders>
+              <w:top w:val="single" w:color="BFBFBF" w:sz="4"/>
+              <w:left w:val="single" w:color="BFBFBF" w:sz="4"/>
+              <w:bottom w:val="single" w:color="BFBFBF" w:sz="4"/>
+              <w:right w:val="single" w:color="BFBFBF" w:sz="4"/>
+            </w:tcBorders>
+          </w:tcPr>
+          <w:p>
+            <w:pPr>
+              <w:spacing w:after="40"/>
+            </w:pPr>
+            <w:r>
+              <w:rPr>
+                <w:rFonts w:ascii="Malgun Gothic" w:hAnsi="Malgun Gothic" w:cs="Malgun Gothic" w:eastAsia="Malgun Gothic"/>
+                <w:b w:val="0"/>
+                <w:i w:val="0"/>
+                <w:sz w:val="20"/>
+              </w:rPr>
+              <w:t>Dabei는 앞 내용과 대비되는 접속부사로 쓰였습니다.</w:t>
+            </w:r>
+          </w:p>
+        </w:tc>
+      </w:tr>
+      <w:tr>
+        <w:tc>
+          <w:tcPr>
+            <w:tcW w:type="dxa" w:w="1500"/>
+            <w:tcBorders>
+              <w:top w:val="single" w:color="BFBFBF" w:sz="4"/>
+              <w:left w:val="single" w:color="BFBFBF" w:sz="4"/>
+              <w:bottom w:val="single" w:color="BFBFBF" w:sz="4"/>
+              <w:right w:val="single" w:color="BFBFBF" w:sz="4"/>
+            </w:tcBorders>
+            <w:shd w:fill="DEEAF6" w:color="auto" w:val="clear"/>
+          </w:tcPr>
+          <w:p>
+            <w:r>
+              <w:rPr>
+                <w:rFonts w:ascii="Malgun Gothic" w:hAnsi="Malgun Gothic" w:cs="Malgun Gothic" w:eastAsia="Malgun Gothic"/>
+                <w:b/>
+                <w:i w:val="0"/>
+                <w:color w:val="1F3864"/>
+                <w:sz w:val="20"/>
+              </w:rPr>
+              <w:t>시제</w:t>
+            </w:r>
+          </w:p>
+        </w:tc>
+        <w:tc>
+          <w:tcPr>
+            <w:tcW w:type="dxa" w:w="8138"/>
+            <w:tcBorders>
+              <w:top w:val="single" w:color="BFBFBF" w:sz="4"/>
+              <w:left w:val="single" w:color="BFBFBF" w:sz="4"/>
+              <w:bottom w:val="single" w:color="BFBFBF" w:sz="4"/>
+              <w:right w:val="single" w:color="BFBFBF" w:sz="4"/>
+            </w:tcBorders>
+          </w:tcPr>
+          <w:p>
+            <w:pPr>
+              <w:spacing w:after="40"/>
+            </w:pPr>
+            <w:r>
+              <w:rPr>
+                <w:rFonts w:ascii="Malgun Gothic" w:hAnsi="Malgun Gothic" w:cs="Malgun Gothic" w:eastAsia="Malgun Gothic"/>
+                <w:b w:val="0"/>
+                <w:i w:val="0"/>
+                <w:sz w:val="20"/>
+              </w:rPr>
+              <w:t>ist, denken, wollen은 현재형이고 wären은 접속법 II입니다.</w:t>
+            </w:r>
+          </w:p>
+        </w:tc>
+      </w:tr>
+    </w:tbl>
+    <w:p>
+      <w:pPr>
+        <w:spacing w:after="0"/>
+      </w:pPr>
+    </w:p>
+    <w:p>
+      <w:pPr>
+        <w:keepNext/>
+        <w:spacing w:before="160"/>
+      </w:pPr>
+      <w:r>
+        <w:rPr>
+          <w:rFonts w:ascii="Arial" w:hAnsi="Arial" w:cs="Arial" w:eastAsia="Malgun Gothic"/>
+          <w:b/>
+          <w:i w:val="0"/>
+          <w:sz w:val="22"/>
+        </w:rPr>
+        <w:t>63. Jonas: Beim Hinausgehen bleibt Dennis im Flur stehen. Er hat Tränen in den Augen und versucht, sie wegzulächeln.</w:t>
+      </w:r>
+    </w:p>
+    <w:p>
+      <w:pPr>
+        <w:keepNext/>
+        <w:ind w:left="340"/>
+      </w:pPr>
+      <w:r>
+        <w:rPr>
+          <w:rFonts w:ascii="Malgun Gothic" w:hAnsi="Malgun Gothic" w:cs="Malgun Gothic" w:eastAsia="Malgun Gothic"/>
+          <w:b w:val="0"/>
+          <w:i/>
+          <w:color w:val="404040"/>
+          <w:sz w:val="20"/>
+        </w:rPr>
+        <w:t>나가면서 데니스는 복도에서 멈춰 선다. 눈에 눈물이 고였고, 웃어서 그걸 숨기려 한다.</w:t>
+      </w:r>
+    </w:p>
+    <w:tbl>
+      <w:tblPr>
+        <w:tblW w:type="auto" w:w="0"/>
+        <w:tblLayout w:type="fixed"/>
+        <w:tblLook w:firstColumn="1" w:firstRow="1" w:lastColumn="0" w:lastRow="0" w:noHBand="0" w:noVBand="1" w:val="04A0"/>
+      </w:tblPr>
+      <w:tblGrid>
+        <w:gridCol w:w="4819"/>
+        <w:gridCol w:w="4819"/>
+      </w:tblGrid>
+      <w:tr>
+        <w:tc>
+          <w:tcPr>
+            <w:tcW w:type="dxa" w:w="1500"/>
+            <w:tcBorders>
+              <w:top w:val="single" w:color="BFBFBF" w:sz="4"/>
+              <w:left w:val="single" w:color="BFBFBF" w:sz="4"/>
+              <w:bottom w:val="single" w:color="BFBFBF" w:sz="4"/>
+              <w:right w:val="single" w:color="BFBFBF" w:sz="4"/>
+            </w:tcBorders>
+            <w:shd w:fill="DEEAF6" w:color="auto" w:val="clear"/>
+          </w:tcPr>
+          <w:p>
+            <w:r>
+              <w:rPr>
+                <w:rFonts w:ascii="Malgun Gothic" w:hAnsi="Malgun Gothic" w:cs="Malgun Gothic" w:eastAsia="Malgun Gothic"/>
+                <w:b/>
+                <w:i w:val="0"/>
+                <w:color w:val="1F3864"/>
+                <w:sz w:val="20"/>
+              </w:rPr>
+              <w:t>주요 단어</w:t>
+            </w:r>
+          </w:p>
+        </w:tc>
+        <w:tc>
+          <w:tcPr>
+            <w:tcW w:type="dxa" w:w="8138"/>
+            <w:tcBorders>
+              <w:top w:val="single" w:color="BFBFBF" w:sz="4"/>
+              <w:left w:val="single" w:color="BFBFBF" w:sz="4"/>
+              <w:bottom w:val="single" w:color="BFBFBF" w:sz="4"/>
+              <w:right w:val="single" w:color="BFBFBF" w:sz="4"/>
+            </w:tcBorders>
+          </w:tcPr>
+          <w:p>
+            <w:pPr>
+              <w:spacing w:after="40"/>
+            </w:pPr>
+            <w:r>
+              <w:rPr>
+                <w:rFonts w:ascii="Arial" w:hAnsi="Arial" w:cs="Arial" w:eastAsia="Malgun Gothic"/>
+                <w:b/>
+                <w:i w:val="0"/>
+                <w:sz w:val="20"/>
+              </w:rPr>
+              <w:t>die Träne, -n</w:t>
+            </w:r>
+            <w:r>
+              <w:rPr>
+                <w:rFonts w:ascii="Malgun Gothic" w:hAnsi="Malgun Gothic" w:cs="Malgun Gothic" w:eastAsia="Malgun Gothic"/>
+                <w:b w:val="0"/>
+                <w:i w:val="0"/>
+                <w:sz w:val="20"/>
+              </w:rPr>
+              <w:t xml:space="preserve">  —  눈물</w:t>
+            </w:r>
+          </w:p>
+          <w:p>
+            <w:pPr>
+              <w:spacing w:after="40"/>
+            </w:pPr>
+            <w:r>
+              <w:rPr>
+                <w:rFonts w:ascii="Arial" w:hAnsi="Arial" w:cs="Arial" w:eastAsia="Malgun Gothic"/>
+                <w:b/>
+                <w:i w:val="0"/>
+                <w:sz w:val="20"/>
+              </w:rPr>
+              <w:t>wegzulächeln</w:t>
+            </w:r>
+            <w:r>
+              <w:rPr>
+                <w:rFonts w:ascii="Malgun Gothic" w:hAnsi="Malgun Gothic" w:cs="Malgun Gothic" w:eastAsia="Malgun Gothic"/>
+                <w:b w:val="0"/>
+                <w:i w:val="0"/>
+                <w:sz w:val="20"/>
+              </w:rPr>
+              <w:t xml:space="preserve">  —  웃어서 감추다</w:t>
+            </w:r>
+          </w:p>
+          <w:p>
+            <w:pPr>
+              <w:spacing w:after="40"/>
+            </w:pPr>
+            <w:r>
+              <w:rPr>
+                <w:rFonts w:ascii="Arial" w:hAnsi="Arial" w:cs="Arial" w:eastAsia="Malgun Gothic"/>
+                <w:b/>
+                <w:i w:val="0"/>
+                <w:sz w:val="20"/>
+              </w:rPr>
+              <w:t>stehen bleiben</w:t>
+            </w:r>
+            <w:r>
+              <w:rPr>
+                <w:rFonts w:ascii="Malgun Gothic" w:hAnsi="Malgun Gothic" w:cs="Malgun Gothic" w:eastAsia="Malgun Gothic"/>
+                <w:b w:val="0"/>
+                <w:i w:val="0"/>
+                <w:sz w:val="20"/>
+              </w:rPr>
+              <w:t xml:space="preserve">  —  멈춰 서다</w:t>
+            </w:r>
+          </w:p>
+        </w:tc>
+      </w:tr>
+      <w:tr>
+        <w:tc>
+          <w:tcPr>
+            <w:tcW w:type="dxa" w:w="1500"/>
+            <w:tcBorders>
+              <w:top w:val="single" w:color="BFBFBF" w:sz="4"/>
+              <w:left w:val="single" w:color="BFBFBF" w:sz="4"/>
+              <w:bottom w:val="single" w:color="BFBFBF" w:sz="4"/>
+              <w:right w:val="single" w:color="BFBFBF" w:sz="4"/>
+            </w:tcBorders>
+            <w:shd w:fill="DEEAF6" w:color="auto" w:val="clear"/>
+          </w:tcPr>
+          <w:p>
+            <w:r>
+              <w:rPr>
+                <w:rFonts w:ascii="Malgun Gothic" w:hAnsi="Malgun Gothic" w:cs="Malgun Gothic" w:eastAsia="Malgun Gothic"/>
+                <w:b/>
+                <w:i w:val="0"/>
+                <w:color w:val="1F3864"/>
+                <w:sz w:val="20"/>
+              </w:rPr>
+              <w:t>문법</w:t>
+            </w:r>
+          </w:p>
+        </w:tc>
+        <w:tc>
+          <w:tcPr>
+            <w:tcW w:type="dxa" w:w="8138"/>
+            <w:tcBorders>
+              <w:top w:val="single" w:color="BFBFBF" w:sz="4"/>
+              <w:left w:val="single" w:color="BFBFBF" w:sz="4"/>
+              <w:bottom w:val="single" w:color="BFBFBF" w:sz="4"/>
+              <w:right w:val="single" w:color="BFBFBF" w:sz="4"/>
+            </w:tcBorders>
+          </w:tcPr>
+          <w:p>
+            <w:pPr>
+              <w:spacing w:after="40"/>
+            </w:pPr>
+            <w:r>
+              <w:rPr>
+                <w:rFonts w:ascii="Malgun Gothic" w:hAnsi="Malgun Gothic" w:cs="Malgun Gothic" w:eastAsia="Malgun Gothic"/>
+                <w:b w:val="0"/>
+                <w:i w:val="0"/>
+                <w:sz w:val="20"/>
+              </w:rPr>
+              <w:t>bleibt ... stehen은 분리동사의 형태이고 versucht, sie wegzulächeln은 zu 부정형 구문입니다. Beim Hinausgehen은 동사의 명사화입니다.</w:t>
+            </w:r>
+          </w:p>
+        </w:tc>
+      </w:tr>
+      <w:tr>
+        <w:tc>
+          <w:tcPr>
+            <w:tcW w:type="dxa" w:w="1500"/>
+            <w:tcBorders>
+              <w:top w:val="single" w:color="BFBFBF" w:sz="4"/>
+              <w:left w:val="single" w:color="BFBFBF" w:sz="4"/>
+              <w:bottom w:val="single" w:color="BFBFBF" w:sz="4"/>
+              <w:right w:val="single" w:color="BFBFBF" w:sz="4"/>
+            </w:tcBorders>
+            <w:shd w:fill="DEEAF6" w:color="auto" w:val="clear"/>
+          </w:tcPr>
+          <w:p>
+            <w:r>
+              <w:rPr>
+                <w:rFonts w:ascii="Malgun Gothic" w:hAnsi="Malgun Gothic" w:cs="Malgun Gothic" w:eastAsia="Malgun Gothic"/>
+                <w:b/>
+                <w:i w:val="0"/>
+                <w:color w:val="1F3864"/>
+                <w:sz w:val="20"/>
+              </w:rPr>
+              <w:t>표현</w:t>
+            </w:r>
+          </w:p>
+        </w:tc>
+        <w:tc>
+          <w:tcPr>
+            <w:tcW w:type="dxa" w:w="8138"/>
+            <w:tcBorders>
+              <w:top w:val="single" w:color="BFBFBF" w:sz="4"/>
+              <w:left w:val="single" w:color="BFBFBF" w:sz="4"/>
+              <w:bottom w:val="single" w:color="BFBFBF" w:sz="4"/>
+              <w:right w:val="single" w:color="BFBFBF" w:sz="4"/>
+            </w:tcBorders>
+          </w:tcPr>
+          <w:p>
+            <w:pPr>
+              <w:spacing w:after="40"/>
+            </w:pPr>
+            <w:r>
+              <w:rPr>
+                <w:rFonts w:ascii="Malgun Gothic" w:hAnsi="Malgun Gothic" w:cs="Malgun Gothic" w:eastAsia="Malgun Gothic"/>
+                <w:b w:val="0"/>
+                <w:i w:val="0"/>
+                <w:sz w:val="20"/>
+              </w:rPr>
+              <w:t>Tränen in den Augen haben은 눈물이 고였다는 뜻입니다.</w:t>
+            </w:r>
+          </w:p>
+        </w:tc>
+      </w:tr>
+      <w:tr>
+        <w:tc>
+          <w:tcPr>
+            <w:tcW w:type="dxa" w:w="1500"/>
+            <w:tcBorders>
+              <w:top w:val="single" w:color="BFBFBF" w:sz="4"/>
+              <w:left w:val="single" w:color="BFBFBF" w:sz="4"/>
+              <w:bottom w:val="single" w:color="BFBFBF" w:sz="4"/>
+              <w:right w:val="single" w:color="BFBFBF" w:sz="4"/>
+            </w:tcBorders>
+            <w:shd w:fill="DEEAF6" w:color="auto" w:val="clear"/>
+          </w:tcPr>
+          <w:p>
+            <w:r>
+              <w:rPr>
+                <w:rFonts w:ascii="Malgun Gothic" w:hAnsi="Malgun Gothic" w:cs="Malgun Gothic" w:eastAsia="Malgun Gothic"/>
+                <w:b/>
+                <w:i w:val="0"/>
+                <w:color w:val="1F3864"/>
+                <w:sz w:val="20"/>
+              </w:rPr>
+              <w:t>시제</w:t>
+            </w:r>
+          </w:p>
+        </w:tc>
+        <w:tc>
+          <w:tcPr>
+            <w:tcW w:type="dxa" w:w="8138"/>
+            <w:tcBorders>
+              <w:top w:val="single" w:color="BFBFBF" w:sz="4"/>
+              <w:left w:val="single" w:color="BFBFBF" w:sz="4"/>
+              <w:bottom w:val="single" w:color="BFBFBF" w:sz="4"/>
+              <w:right w:val="single" w:color="BFBFBF" w:sz="4"/>
+            </w:tcBorders>
+          </w:tcPr>
+          <w:p>
+            <w:pPr>
+              <w:spacing w:after="40"/>
+            </w:pPr>
+            <w:r>
+              <w:rPr>
+                <w:rFonts w:ascii="Malgun Gothic" w:hAnsi="Malgun Gothic" w:cs="Malgun Gothic" w:eastAsia="Malgun Gothic"/>
+                <w:b w:val="0"/>
+                <w:i w:val="0"/>
+                <w:sz w:val="20"/>
+              </w:rPr>
+              <w:t>bleibt ... stehen, hat, versucht는 현재형입니다.</w:t>
+            </w:r>
+          </w:p>
+        </w:tc>
+      </w:tr>
+    </w:tbl>
+    <w:p>
+      <w:pPr>
+        <w:spacing w:after="0"/>
+      </w:pPr>
+    </w:p>
+    <w:p>
+      <w:pPr>
+        <w:keepNext/>
+        <w:spacing w:before="160"/>
+      </w:pPr>
+      <w:r>
+        <w:rPr>
+          <w:rFonts w:ascii="Arial" w:hAnsi="Arial" w:cs="Arial" w:eastAsia="Malgun Gothic"/>
+          <w:b/>
+          <w:i w:val="0"/>
+          <w:sz w:val="22"/>
+        </w:rPr>
+        <w:t>64. Dennis: Entschuldige. Es ist nur ... seit gestern hatte ich das Gefühl, ich bin unsichtbar. Und heute sitzt jemand vor mir und schreibt meinen Namen auf.</w:t>
+      </w:r>
+    </w:p>
+    <w:p>
+      <w:pPr>
+        <w:keepNext/>
+        <w:ind w:left="340"/>
+      </w:pPr>
+      <w:r>
+        <w:rPr>
+          <w:rFonts w:ascii="Malgun Gothic" w:hAnsi="Malgun Gothic" w:cs="Malgun Gothic" w:eastAsia="Malgun Gothic"/>
+          <w:b w:val="0"/>
+          <w:i/>
+          <w:color w:val="404040"/>
+          <w:sz w:val="20"/>
+        </w:rPr>
+        <w:t>미안해. 어제부터 내가 투명 인간이 된 기분이었는데, 오늘은 누군가 내 앞에 앉아 내 이름을 적어 주네.</w:t>
+      </w:r>
+    </w:p>
+    <w:tbl>
+      <w:tblPr>
+        <w:tblW w:type="auto" w:w="0"/>
+        <w:tblLayout w:type="fixed"/>
+        <w:tblLook w:firstColumn="1" w:firstRow="1" w:lastColumn="0" w:lastRow="0" w:noHBand="0" w:noVBand="1" w:val="04A0"/>
+      </w:tblPr>
+      <w:tblGrid>
+        <w:gridCol w:w="4819"/>
+        <w:gridCol w:w="4819"/>
+      </w:tblGrid>
+      <w:tr>
+        <w:tc>
+          <w:tcPr>
+            <w:tcW w:type="dxa" w:w="1500"/>
+            <w:tcBorders>
+              <w:top w:val="single" w:color="BFBFBF" w:sz="4"/>
+              <w:left w:val="single" w:color="BFBFBF" w:sz="4"/>
+              <w:bottom w:val="single" w:color="BFBFBF" w:sz="4"/>
+              <w:right w:val="single" w:color="BFBFBF" w:sz="4"/>
+            </w:tcBorders>
+            <w:shd w:fill="DEEAF6" w:color="auto" w:val="clear"/>
+          </w:tcPr>
+          <w:p>
+            <w:r>
+              <w:rPr>
+                <w:rFonts w:ascii="Malgun Gothic" w:hAnsi="Malgun Gothic" w:cs="Malgun Gothic" w:eastAsia="Malgun Gothic"/>
+                <w:b/>
+                <w:i w:val="0"/>
+                <w:color w:val="1F3864"/>
+                <w:sz w:val="20"/>
+              </w:rPr>
+              <w:t>주요 단어</w:t>
+            </w:r>
+          </w:p>
+        </w:tc>
+        <w:tc>
+          <w:tcPr>
+            <w:tcW w:type="dxa" w:w="8138"/>
+            <w:tcBorders>
+              <w:top w:val="single" w:color="BFBFBF" w:sz="4"/>
+              <w:left w:val="single" w:color="BFBFBF" w:sz="4"/>
+              <w:bottom w:val="single" w:color="BFBFBF" w:sz="4"/>
+              <w:right w:val="single" w:color="BFBFBF" w:sz="4"/>
+            </w:tcBorders>
+          </w:tcPr>
+          <w:p>
+            <w:pPr>
+              <w:spacing w:after="40"/>
+            </w:pPr>
+            <w:r>
+              <w:rPr>
+                <w:rFonts w:ascii="Arial" w:hAnsi="Arial" w:cs="Arial" w:eastAsia="Malgun Gothic"/>
+                <w:b/>
+                <w:i w:val="0"/>
+                <w:sz w:val="20"/>
+              </w:rPr>
+              <w:t>unsichtbar</w:t>
+            </w:r>
+            <w:r>
+              <w:rPr>
+                <w:rFonts w:ascii="Malgun Gothic" w:hAnsi="Malgun Gothic" w:cs="Malgun Gothic" w:eastAsia="Malgun Gothic"/>
+                <w:b w:val="0"/>
+                <w:i w:val="0"/>
+                <w:sz w:val="20"/>
+              </w:rPr>
+              <w:t xml:space="preserve">  —  보이지 않는</w:t>
+            </w:r>
+          </w:p>
+          <w:p>
+            <w:pPr>
+              <w:spacing w:after="40"/>
+            </w:pPr>
+            <w:r>
+              <w:rPr>
+                <w:rFonts w:ascii="Arial" w:hAnsi="Arial" w:cs="Arial" w:eastAsia="Malgun Gothic"/>
+                <w:b/>
+                <w:i w:val="0"/>
+                <w:sz w:val="20"/>
+              </w:rPr>
+              <w:t>das Gefühl, -e</w:t>
+            </w:r>
+            <w:r>
+              <w:rPr>
+                <w:rFonts w:ascii="Malgun Gothic" w:hAnsi="Malgun Gothic" w:cs="Malgun Gothic" w:eastAsia="Malgun Gothic"/>
+                <w:b w:val="0"/>
+                <w:i w:val="0"/>
+                <w:sz w:val="20"/>
+              </w:rPr>
+              <w:t xml:space="preserve">  —  기분</w:t>
+            </w:r>
+          </w:p>
+          <w:p>
+            <w:pPr>
+              <w:spacing w:after="40"/>
+            </w:pPr>
+            <w:r>
+              <w:rPr>
+                <w:rFonts w:ascii="Arial" w:hAnsi="Arial" w:cs="Arial" w:eastAsia="Malgun Gothic"/>
+                <w:b/>
+                <w:i w:val="0"/>
+                <w:sz w:val="20"/>
+              </w:rPr>
+              <w:t>aufschreiben</w:t>
+            </w:r>
+            <w:r>
+              <w:rPr>
+                <w:rFonts w:ascii="Malgun Gothic" w:hAnsi="Malgun Gothic" w:cs="Malgun Gothic" w:eastAsia="Malgun Gothic"/>
+                <w:b w:val="0"/>
+                <w:i w:val="0"/>
+                <w:sz w:val="20"/>
+              </w:rPr>
+              <w:t xml:space="preserve">  —  적다</w:t>
+            </w:r>
+          </w:p>
+        </w:tc>
+      </w:tr>
+      <w:tr>
+        <w:tc>
+          <w:tcPr>
+            <w:tcW w:type="dxa" w:w="1500"/>
+            <w:tcBorders>
+              <w:top w:val="single" w:color="BFBFBF" w:sz="4"/>
+              <w:left w:val="single" w:color="BFBFBF" w:sz="4"/>
+              <w:bottom w:val="single" w:color="BFBFBF" w:sz="4"/>
+              <w:right w:val="single" w:color="BFBFBF" w:sz="4"/>
+            </w:tcBorders>
+            <w:shd w:fill="DEEAF6" w:color="auto" w:val="clear"/>
+          </w:tcPr>
+          <w:p>
+            <w:r>
+              <w:rPr>
+                <w:rFonts w:ascii="Malgun Gothic" w:hAnsi="Malgun Gothic" w:cs="Malgun Gothic" w:eastAsia="Malgun Gothic"/>
+                <w:b/>
+                <w:i w:val="0"/>
+                <w:color w:val="1F3864"/>
+                <w:sz w:val="20"/>
+              </w:rPr>
+              <w:t>문법</w:t>
+            </w:r>
+          </w:p>
+        </w:tc>
+        <w:tc>
+          <w:tcPr>
+            <w:tcW w:type="dxa" w:w="8138"/>
+            <w:tcBorders>
+              <w:top w:val="single" w:color="BFBFBF" w:sz="4"/>
+              <w:left w:val="single" w:color="BFBFBF" w:sz="4"/>
+              <w:bottom w:val="single" w:color="BFBFBF" w:sz="4"/>
+              <w:right w:val="single" w:color="BFBFBF" w:sz="4"/>
+            </w:tcBorders>
+          </w:tcPr>
+          <w:p>
+            <w:pPr>
+              <w:spacing w:after="40"/>
+            </w:pPr>
+            <w:r>
+              <w:rPr>
+                <w:rFonts w:ascii="Malgun Gothic" w:hAnsi="Malgun Gothic" w:cs="Malgun Gothic" w:eastAsia="Malgun Gothic"/>
+                <w:b w:val="0"/>
+                <w:i w:val="0"/>
+                <w:sz w:val="20"/>
+              </w:rPr>
+              <w:t>seit gestern hatte ich das Gefühl, ich bin unsichtbar에서 ich bin unsichtbar는 간접 문장으로 쓰인 직접 나열입니다. schreibt ... auf는 분리동사입니다.</w:t>
+            </w:r>
+          </w:p>
+        </w:tc>
+      </w:tr>
+      <w:tr>
+        <w:tc>
+          <w:tcPr>
+            <w:tcW w:type="dxa" w:w="1500"/>
+            <w:tcBorders>
+              <w:top w:val="single" w:color="BFBFBF" w:sz="4"/>
+              <w:left w:val="single" w:color="BFBFBF" w:sz="4"/>
+              <w:bottom w:val="single" w:color="BFBFBF" w:sz="4"/>
+              <w:right w:val="single" w:color="BFBFBF" w:sz="4"/>
+            </w:tcBorders>
+            <w:shd w:fill="DEEAF6" w:color="auto" w:val="clear"/>
+          </w:tcPr>
+          <w:p>
+            <w:r>
+              <w:rPr>
+                <w:rFonts w:ascii="Malgun Gothic" w:hAnsi="Malgun Gothic" w:cs="Malgun Gothic" w:eastAsia="Malgun Gothic"/>
+                <w:b/>
+                <w:i w:val="0"/>
+                <w:color w:val="1F3864"/>
+                <w:sz w:val="20"/>
+              </w:rPr>
+              <w:t>표현</w:t>
+            </w:r>
+          </w:p>
+        </w:tc>
+        <w:tc>
+          <w:tcPr>
+            <w:tcW w:type="dxa" w:w="8138"/>
+            <w:tcBorders>
+              <w:top w:val="single" w:color="BFBFBF" w:sz="4"/>
+              <w:left w:val="single" w:color="BFBFBF" w:sz="4"/>
+              <w:bottom w:val="single" w:color="BFBFBF" w:sz="4"/>
+              <w:right w:val="single" w:color="BFBFBF" w:sz="4"/>
+            </w:tcBorders>
+          </w:tcPr>
+          <w:p>
+            <w:pPr>
+              <w:spacing w:after="40"/>
+            </w:pPr>
+            <w:r>
+              <w:rPr>
+                <w:rFonts w:ascii="Malgun Gothic" w:hAnsi="Malgun Gothic" w:cs="Malgun Gothic" w:eastAsia="Malgun Gothic"/>
+                <w:b w:val="0"/>
+                <w:i w:val="0"/>
+                <w:sz w:val="20"/>
+              </w:rPr>
+              <w:t>Entschuldige는 du에 대한 사과 명령형입니다.</w:t>
+            </w:r>
+          </w:p>
+        </w:tc>
+      </w:tr>
+      <w:tr>
+        <w:tc>
+          <w:tcPr>
+            <w:tcW w:type="dxa" w:w="1500"/>
+            <w:tcBorders>
+              <w:top w:val="single" w:color="BFBFBF" w:sz="4"/>
+              <w:left w:val="single" w:color="BFBFBF" w:sz="4"/>
+              <w:bottom w:val="single" w:color="BFBFBF" w:sz="4"/>
+              <w:right w:val="single" w:color="BFBFBF" w:sz="4"/>
+            </w:tcBorders>
+            <w:shd w:fill="DEEAF6" w:color="auto" w:val="clear"/>
+          </w:tcPr>
+          <w:p>
+            <w:r>
+              <w:rPr>
+                <w:rFonts w:ascii="Malgun Gothic" w:hAnsi="Malgun Gothic" w:cs="Malgun Gothic" w:eastAsia="Malgun Gothic"/>
+                <w:b/>
+                <w:i w:val="0"/>
+                <w:color w:val="1F3864"/>
+                <w:sz w:val="20"/>
+              </w:rPr>
+              <w:t>시제</w:t>
+            </w:r>
+          </w:p>
+        </w:tc>
+        <w:tc>
+          <w:tcPr>
+            <w:tcW w:type="dxa" w:w="8138"/>
+            <w:tcBorders>
+              <w:top w:val="single" w:color="BFBFBF" w:sz="4"/>
+              <w:left w:val="single" w:color="BFBFBF" w:sz="4"/>
+              <w:bottom w:val="single" w:color="BFBFBF" w:sz="4"/>
+              <w:right w:val="single" w:color="BFBFBF" w:sz="4"/>
+            </w:tcBorders>
+          </w:tcPr>
+          <w:p>
+            <w:pPr>
+              <w:spacing w:after="40"/>
+            </w:pPr>
+            <w:r>
+              <w:rPr>
+                <w:rFonts w:ascii="Malgun Gothic" w:hAnsi="Malgun Gothic" w:cs="Malgun Gothic" w:eastAsia="Malgun Gothic"/>
+                <w:b w:val="0"/>
+                <w:i w:val="0"/>
+                <w:sz w:val="20"/>
+              </w:rPr>
+              <w:t>hatte는 과거형이고 bin, sitzt, schreibt ... auf는 현재형입니다.</w:t>
+            </w:r>
+          </w:p>
+        </w:tc>
+      </w:tr>
+    </w:tbl>
+    <w:p>
+      <w:pPr>
+        <w:spacing w:after="0"/>
+      </w:pPr>
+    </w:p>
+    <w:p>
+      <w:pPr>
+        <w:keepNext/>
+        <w:spacing w:before="160"/>
+      </w:pPr>
+      <w:r>
+        <w:rPr>
+          <w:rFonts w:ascii="Arial" w:hAnsi="Arial" w:cs="Arial" w:eastAsia="Malgun Gothic"/>
+          <w:b/>
+          <w:i w:val="0"/>
+          <w:sz w:val="22"/>
+        </w:rPr>
+        <w:t>65. Jonas: Du bist nicht unsichtbar, Dennis. Du warst nur in einem System, das niemanden sehen will.</w:t>
+      </w:r>
+    </w:p>
+    <w:p>
+      <w:pPr>
+        <w:keepNext/>
+        <w:ind w:left="340"/>
+      </w:pPr>
+      <w:r>
+        <w:rPr>
+          <w:rFonts w:ascii="Malgun Gothic" w:hAnsi="Malgun Gothic" w:cs="Malgun Gothic" w:eastAsia="Malgun Gothic"/>
+          <w:b w:val="0"/>
+          <w:i/>
+          <w:color w:val="404040"/>
+          <w:sz w:val="20"/>
+        </w:rPr>
+        <w:t>넌 투명 인간이 아니야, 데니스. 아무도 보려고 하지 않는 시스템 안에 있었을 뿐이지.</w:t>
+      </w:r>
+    </w:p>
+    <w:tbl>
+      <w:tblPr>
+        <w:tblW w:type="auto" w:w="0"/>
+        <w:tblLayout w:type="fixed"/>
+        <w:tblLook w:firstColumn="1" w:firstRow="1" w:lastColumn="0" w:lastRow="0" w:noHBand="0" w:noVBand="1" w:val="04A0"/>
+      </w:tblPr>
+      <w:tblGrid>
+        <w:gridCol w:w="4819"/>
+        <w:gridCol w:w="4819"/>
+      </w:tblGrid>
+      <w:tr>
+        <w:tc>
+          <w:tcPr>
+            <w:tcW w:type="dxa" w:w="1500"/>
+            <w:tcBorders>
+              <w:top w:val="single" w:color="BFBFBF" w:sz="4"/>
+              <w:left w:val="single" w:color="BFBFBF" w:sz="4"/>
+              <w:bottom w:val="single" w:color="BFBFBF" w:sz="4"/>
+              <w:right w:val="single" w:color="BFBFBF" w:sz="4"/>
+            </w:tcBorders>
+            <w:shd w:fill="DEEAF6" w:color="auto" w:val="clear"/>
+          </w:tcPr>
+          <w:p>
+            <w:r>
+              <w:rPr>
+                <w:rFonts w:ascii="Malgun Gothic" w:hAnsi="Malgun Gothic" w:cs="Malgun Gothic" w:eastAsia="Malgun Gothic"/>
+                <w:b/>
+                <w:i w:val="0"/>
+                <w:color w:val="1F3864"/>
+                <w:sz w:val="20"/>
+              </w:rPr>
+              <w:t>주요 단어</w:t>
+            </w:r>
+          </w:p>
+        </w:tc>
+        <w:tc>
+          <w:tcPr>
+            <w:tcW w:type="dxa" w:w="8138"/>
+            <w:tcBorders>
+              <w:top w:val="single" w:color="BFBFBF" w:sz="4"/>
+              <w:left w:val="single" w:color="BFBFBF" w:sz="4"/>
+              <w:bottom w:val="single" w:color="BFBFBF" w:sz="4"/>
+              <w:right w:val="single" w:color="BFBFBF" w:sz="4"/>
+            </w:tcBorders>
+          </w:tcPr>
+          <w:p>
+            <w:pPr>
+              <w:spacing w:after="40"/>
+            </w:pPr>
+            <w:r>
+              <w:rPr>
+                <w:rFonts w:ascii="Arial" w:hAnsi="Arial" w:cs="Arial" w:eastAsia="Malgun Gothic"/>
+                <w:b/>
+                <w:i w:val="0"/>
+                <w:sz w:val="20"/>
+              </w:rPr>
+              <w:t>das System, -e</w:t>
+            </w:r>
+            <w:r>
+              <w:rPr>
+                <w:rFonts w:ascii="Malgun Gothic" w:hAnsi="Malgun Gothic" w:cs="Malgun Gothic" w:eastAsia="Malgun Gothic"/>
+                <w:b w:val="0"/>
+                <w:i w:val="0"/>
+                <w:sz w:val="20"/>
+              </w:rPr>
+              <w:t xml:space="preserve">  —  시스템</w:t>
+            </w:r>
+          </w:p>
+          <w:p>
+            <w:pPr>
+              <w:spacing w:after="40"/>
+            </w:pPr>
+            <w:r>
+              <w:rPr>
+                <w:rFonts w:ascii="Arial" w:hAnsi="Arial" w:cs="Arial" w:eastAsia="Malgun Gothic"/>
+                <w:b/>
+                <w:i w:val="0"/>
+                <w:sz w:val="20"/>
+              </w:rPr>
+              <w:t>niemand</w:t>
+            </w:r>
+            <w:r>
+              <w:rPr>
+                <w:rFonts w:ascii="Malgun Gothic" w:hAnsi="Malgun Gothic" w:cs="Malgun Gothic" w:eastAsia="Malgun Gothic"/>
+                <w:b w:val="0"/>
+                <w:i w:val="0"/>
+                <w:sz w:val="20"/>
+              </w:rPr>
+              <w:t xml:space="preserve">  —  아무도 ~않다</w:t>
+            </w:r>
+          </w:p>
+          <w:p>
+            <w:pPr>
+              <w:spacing w:after="40"/>
+            </w:pPr>
+            <w:r>
+              <w:rPr>
+                <w:rFonts w:ascii="Arial" w:hAnsi="Arial" w:cs="Arial" w:eastAsia="Malgun Gothic"/>
+                <w:b/>
+                <w:i w:val="0"/>
+                <w:sz w:val="20"/>
+              </w:rPr>
+              <w:t>sehen</w:t>
+            </w:r>
+            <w:r>
+              <w:rPr>
+                <w:rFonts w:ascii="Malgun Gothic" w:hAnsi="Malgun Gothic" w:cs="Malgun Gothic" w:eastAsia="Malgun Gothic"/>
+                <w:b w:val="0"/>
+                <w:i w:val="0"/>
+                <w:sz w:val="20"/>
+              </w:rPr>
+              <w:t xml:space="preserve">  —  보다</w:t>
+            </w:r>
+          </w:p>
+        </w:tc>
+      </w:tr>
+      <w:tr>
+        <w:tc>
+          <w:tcPr>
+            <w:tcW w:type="dxa" w:w="1500"/>
+            <w:tcBorders>
+              <w:top w:val="single" w:color="BFBFBF" w:sz="4"/>
+              <w:left w:val="single" w:color="BFBFBF" w:sz="4"/>
+              <w:bottom w:val="single" w:color="BFBFBF" w:sz="4"/>
+              <w:right w:val="single" w:color="BFBFBF" w:sz="4"/>
+            </w:tcBorders>
+            <w:shd w:fill="DEEAF6" w:color="auto" w:val="clear"/>
+          </w:tcPr>
+          <w:p>
+            <w:r>
+              <w:rPr>
+                <w:rFonts w:ascii="Malgun Gothic" w:hAnsi="Malgun Gothic" w:cs="Malgun Gothic" w:eastAsia="Malgun Gothic"/>
+                <w:b/>
+                <w:i w:val="0"/>
+                <w:color w:val="1F3864"/>
+                <w:sz w:val="20"/>
+              </w:rPr>
+              <w:t>문법</w:t>
+            </w:r>
+          </w:p>
+        </w:tc>
+        <w:tc>
+          <w:tcPr>
+            <w:tcW w:type="dxa" w:w="8138"/>
+            <w:tcBorders>
+              <w:top w:val="single" w:color="BFBFBF" w:sz="4"/>
+              <w:left w:val="single" w:color="BFBFBF" w:sz="4"/>
+              <w:bottom w:val="single" w:color="BFBFBF" w:sz="4"/>
+              <w:right w:val="single" w:color="BFBFBF" w:sz="4"/>
+            </w:tcBorders>
+          </w:tcPr>
+          <w:p>
+            <w:pPr>
+              <w:spacing w:after="40"/>
+            </w:pPr>
+            <w:r>
+              <w:rPr>
+                <w:rFonts w:ascii="Malgun Gothic" w:hAnsi="Malgun Gothic" w:cs="Malgun Gothic" w:eastAsia="Malgun Gothic"/>
+                <w:b w:val="0"/>
+                <w:i w:val="0"/>
+                <w:sz w:val="20"/>
+              </w:rPr>
+              <w:t>in einem System, das niemanden sehen will에서 das는 관계대명사이며 will이 끝에 옵니다. niemanden은 niemand의 4격입니다.</w:t>
+            </w:r>
+          </w:p>
+        </w:tc>
+      </w:tr>
+      <w:tr>
+        <w:tc>
+          <w:tcPr>
+            <w:tcW w:type="dxa" w:w="1500"/>
+            <w:tcBorders>
+              <w:top w:val="single" w:color="BFBFBF" w:sz="4"/>
+              <w:left w:val="single" w:color="BFBFBF" w:sz="4"/>
+              <w:bottom w:val="single" w:color="BFBFBF" w:sz="4"/>
+              <w:right w:val="single" w:color="BFBFBF" w:sz="4"/>
+            </w:tcBorders>
+            <w:shd w:fill="DEEAF6" w:color="auto" w:val="clear"/>
+          </w:tcPr>
+          <w:p>
+            <w:r>
+              <w:rPr>
+                <w:rFonts w:ascii="Malgun Gothic" w:hAnsi="Malgun Gothic" w:cs="Malgun Gothic" w:eastAsia="Malgun Gothic"/>
+                <w:b/>
+                <w:i w:val="0"/>
+                <w:color w:val="1F3864"/>
+                <w:sz w:val="20"/>
+              </w:rPr>
+              <w:t>표현</w:t>
+            </w:r>
+          </w:p>
+        </w:tc>
+        <w:tc>
+          <w:tcPr>
+            <w:tcW w:type="dxa" w:w="8138"/>
+            <w:tcBorders>
+              <w:top w:val="single" w:color="BFBFBF" w:sz="4"/>
+              <w:left w:val="single" w:color="BFBFBF" w:sz="4"/>
+              <w:bottom w:val="single" w:color="BFBFBF" w:sz="4"/>
+              <w:right w:val="single" w:color="BFBFBF" w:sz="4"/>
+            </w:tcBorders>
+          </w:tcPr>
+          <w:p>
+            <w:pPr>
+              <w:spacing w:after="40"/>
+            </w:pPr>
+            <w:r>
+              <w:rPr>
+                <w:rFonts w:ascii="Malgun Gothic" w:hAnsi="Malgun Gothic" w:cs="Malgun Gothic" w:eastAsia="Malgun Gothic"/>
+                <w:b w:val="0"/>
+                <w:i w:val="0"/>
+                <w:sz w:val="20"/>
+              </w:rPr>
+              <w:t>nur는 한정의 뜻을 가진 부사입니다.</w:t>
+            </w:r>
+          </w:p>
+        </w:tc>
+      </w:tr>
+      <w:tr>
+        <w:tc>
+          <w:tcPr>
+            <w:tcW w:type="dxa" w:w="1500"/>
+            <w:tcBorders>
+              <w:top w:val="single" w:color="BFBFBF" w:sz="4"/>
+              <w:left w:val="single" w:color="BFBFBF" w:sz="4"/>
+              <w:bottom w:val="single" w:color="BFBFBF" w:sz="4"/>
+              <w:right w:val="single" w:color="BFBFBF" w:sz="4"/>
+            </w:tcBorders>
+            <w:shd w:fill="DEEAF6" w:color="auto" w:val="clear"/>
+          </w:tcPr>
+          <w:p>
+            <w:r>
+              <w:rPr>
+                <w:rFonts w:ascii="Malgun Gothic" w:hAnsi="Malgun Gothic" w:cs="Malgun Gothic" w:eastAsia="Malgun Gothic"/>
+                <w:b/>
+                <w:i w:val="0"/>
+                <w:color w:val="1F3864"/>
+                <w:sz w:val="20"/>
+              </w:rPr>
+              <w:t>시제</w:t>
+            </w:r>
+          </w:p>
+        </w:tc>
+        <w:tc>
+          <w:tcPr>
+            <w:tcW w:type="dxa" w:w="8138"/>
+            <w:tcBorders>
+              <w:top w:val="single" w:color="BFBFBF" w:sz="4"/>
+              <w:left w:val="single" w:color="BFBFBF" w:sz="4"/>
+              <w:bottom w:val="single" w:color="BFBFBF" w:sz="4"/>
+              <w:right w:val="single" w:color="BFBFBF" w:sz="4"/>
+            </w:tcBorders>
+          </w:tcPr>
+          <w:p>
+            <w:pPr>
+              <w:spacing w:after="40"/>
+            </w:pPr>
+            <w:r>
+              <w:rPr>
+                <w:rFonts w:ascii="Malgun Gothic" w:hAnsi="Malgun Gothic" w:cs="Malgun Gothic" w:eastAsia="Malgun Gothic"/>
+                <w:b w:val="0"/>
+                <w:i w:val="0"/>
+                <w:sz w:val="20"/>
+              </w:rPr>
+              <w:t>bist, will은 현재형이고 warst는 과거형입니다.</w:t>
+            </w:r>
+          </w:p>
+        </w:tc>
+      </w:tr>
+    </w:tbl>
+    <w:p>
+      <w:pPr>
+        <w:spacing w:after="0"/>
+      </w:pPr>
+    </w:p>
+    <w:p>
+      <w:pPr>
+        <w:keepNext/>
+        <w:spacing w:before="160"/>
+      </w:pPr>
+      <w:r>
+        <w:rPr>
+          <w:rFonts w:ascii="Arial" w:hAnsi="Arial" w:cs="Arial" w:eastAsia="Malgun Gothic"/>
+          <w:b/>
+          <w:i w:val="0"/>
+          <w:sz w:val="22"/>
+        </w:rPr>
+        <w:t>66. Jonas: Der Arzt, zu dem wir danach gehen, hat eine kleine Praxis in Kreuzberg. Im Wartezimmer hängt ein Poster mit einem Skelett, das Fahrrad fährt.</w:t>
+      </w:r>
+    </w:p>
+    <w:p>
+      <w:pPr>
+        <w:keepNext/>
+        <w:ind w:left="340"/>
+      </w:pPr>
+      <w:r>
+        <w:rPr>
+          <w:rFonts w:ascii="Malgun Gothic" w:hAnsi="Malgun Gothic" w:cs="Malgun Gothic" w:eastAsia="Malgun Gothic"/>
+          <w:b w:val="0"/>
+          <w:i/>
+          <w:color w:val="404040"/>
+          <w:sz w:val="20"/>
+        </w:rPr>
+        <w:t>우리가 이어서 가는 의사는 크로이츠베르크에 작은 진료소를 갖고 있다. 대기실에는 자전거 타는 해골 포스터가 걸려 있다.</w:t>
+      </w:r>
+    </w:p>
+    <w:tbl>
+      <w:tblPr>
+        <w:tblW w:type="auto" w:w="0"/>
+        <w:tblLayout w:type="fixed"/>
+        <w:tblLook w:firstColumn="1" w:firstRow="1" w:lastColumn="0" w:lastRow="0" w:noHBand="0" w:noVBand="1" w:val="04A0"/>
+      </w:tblPr>
+      <w:tblGrid>
+        <w:gridCol w:w="4819"/>
+        <w:gridCol w:w="4819"/>
+      </w:tblGrid>
+      <w:tr>
+        <w:tc>
+          <w:tcPr>
+            <w:tcW w:type="dxa" w:w="1500"/>
+            <w:tcBorders>
+              <w:top w:val="single" w:color="BFBFBF" w:sz="4"/>
+              <w:left w:val="single" w:color="BFBFBF" w:sz="4"/>
+              <w:bottom w:val="single" w:color="BFBFBF" w:sz="4"/>
+              <w:right w:val="single" w:color="BFBFBF" w:sz="4"/>
+            </w:tcBorders>
+            <w:shd w:fill="DEEAF6" w:color="auto" w:val="clear"/>
+          </w:tcPr>
+          <w:p>
+            <w:r>
+              <w:rPr>
+                <w:rFonts w:ascii="Malgun Gothic" w:hAnsi="Malgun Gothic" w:cs="Malgun Gothic" w:eastAsia="Malgun Gothic"/>
+                <w:b/>
+                <w:i w:val="0"/>
+                <w:color w:val="1F3864"/>
+                <w:sz w:val="20"/>
+              </w:rPr>
+              <w:t>주요 단어</w:t>
+            </w:r>
+          </w:p>
+        </w:tc>
+        <w:tc>
+          <w:tcPr>
+            <w:tcW w:type="dxa" w:w="8138"/>
+            <w:tcBorders>
+              <w:top w:val="single" w:color="BFBFBF" w:sz="4"/>
+              <w:left w:val="single" w:color="BFBFBF" w:sz="4"/>
+              <w:bottom w:val="single" w:color="BFBFBF" w:sz="4"/>
+              <w:right w:val="single" w:color="BFBFBF" w:sz="4"/>
+            </w:tcBorders>
+          </w:tcPr>
+          <w:p>
+            <w:pPr>
+              <w:spacing w:after="40"/>
+            </w:pPr>
+            <w:r>
+              <w:rPr>
+                <w:rFonts w:ascii="Arial" w:hAnsi="Arial" w:cs="Arial" w:eastAsia="Malgun Gothic"/>
+                <w:b/>
+                <w:i w:val="0"/>
+                <w:sz w:val="20"/>
+              </w:rPr>
+              <w:t>die Praxis, Praxen</w:t>
+            </w:r>
+            <w:r>
+              <w:rPr>
+                <w:rFonts w:ascii="Malgun Gothic" w:hAnsi="Malgun Gothic" w:cs="Malgun Gothic" w:eastAsia="Malgun Gothic"/>
+                <w:b w:val="0"/>
+                <w:i w:val="0"/>
+                <w:sz w:val="20"/>
+              </w:rPr>
+              <w:t xml:space="preserve">  —  진료소</w:t>
+            </w:r>
+          </w:p>
+          <w:p>
+            <w:pPr>
+              <w:spacing w:after="40"/>
+            </w:pPr>
+            <w:r>
+              <w:rPr>
+                <w:rFonts w:ascii="Arial" w:hAnsi="Arial" w:cs="Arial" w:eastAsia="Malgun Gothic"/>
+                <w:b/>
+                <w:i w:val="0"/>
+                <w:sz w:val="20"/>
+              </w:rPr>
+              <w:t>das Wartezimmer, -</w:t>
+            </w:r>
+            <w:r>
+              <w:rPr>
+                <w:rFonts w:ascii="Malgun Gothic" w:hAnsi="Malgun Gothic" w:cs="Malgun Gothic" w:eastAsia="Malgun Gothic"/>
+                <w:b w:val="0"/>
+                <w:i w:val="0"/>
+                <w:sz w:val="20"/>
+              </w:rPr>
+              <w:t xml:space="preserve">  —  대기실</w:t>
+            </w:r>
+          </w:p>
+          <w:p>
+            <w:pPr>
+              <w:spacing w:after="40"/>
+            </w:pPr>
+            <w:r>
+              <w:rPr>
+                <w:rFonts w:ascii="Arial" w:hAnsi="Arial" w:cs="Arial" w:eastAsia="Malgun Gothic"/>
+                <w:b/>
+                <w:i w:val="0"/>
+                <w:sz w:val="20"/>
+              </w:rPr>
+              <w:t>das Skelett, -e</w:t>
+            </w:r>
+            <w:r>
+              <w:rPr>
+                <w:rFonts w:ascii="Malgun Gothic" w:hAnsi="Malgun Gothic" w:cs="Malgun Gothic" w:eastAsia="Malgun Gothic"/>
+                <w:b w:val="0"/>
+                <w:i w:val="0"/>
+                <w:sz w:val="20"/>
+              </w:rPr>
+              <w:t xml:space="preserve">  —  해골</w:t>
+            </w:r>
+          </w:p>
+        </w:tc>
+      </w:tr>
+      <w:tr>
+        <w:tc>
+          <w:tcPr>
+            <w:tcW w:type="dxa" w:w="1500"/>
+            <w:tcBorders>
+              <w:top w:val="single" w:color="BFBFBF" w:sz="4"/>
+              <w:left w:val="single" w:color="BFBFBF" w:sz="4"/>
+              <w:bottom w:val="single" w:color="BFBFBF" w:sz="4"/>
+              <w:right w:val="single" w:color="BFBFBF" w:sz="4"/>
+            </w:tcBorders>
+            <w:shd w:fill="DEEAF6" w:color="auto" w:val="clear"/>
+          </w:tcPr>
+          <w:p>
+            <w:r>
+              <w:rPr>
+                <w:rFonts w:ascii="Malgun Gothic" w:hAnsi="Malgun Gothic" w:cs="Malgun Gothic" w:eastAsia="Malgun Gothic"/>
+                <w:b/>
+                <w:i w:val="0"/>
+                <w:color w:val="1F3864"/>
+                <w:sz w:val="20"/>
+              </w:rPr>
+              <w:t>문법</w:t>
+            </w:r>
+          </w:p>
+        </w:tc>
+        <w:tc>
+          <w:tcPr>
+            <w:tcW w:type="dxa" w:w="8138"/>
+            <w:tcBorders>
+              <w:top w:val="single" w:color="BFBFBF" w:sz="4"/>
+              <w:left w:val="single" w:color="BFBFBF" w:sz="4"/>
+              <w:bottom w:val="single" w:color="BFBFBF" w:sz="4"/>
+              <w:right w:val="single" w:color="BFBFBF" w:sz="4"/>
+            </w:tcBorders>
+          </w:tcPr>
+          <w:p>
+            <w:pPr>
+              <w:spacing w:after="40"/>
+            </w:pPr>
+            <w:r>
+              <w:rPr>
+                <w:rFonts w:ascii="Malgun Gothic" w:hAnsi="Malgun Gothic" w:cs="Malgun Gothic" w:eastAsia="Malgun Gothic"/>
+                <w:b w:val="0"/>
+                <w:i w:val="0"/>
+                <w:sz w:val="20"/>
+              </w:rPr>
+              <w:t>zu dem wir danach gehen은 전치사 + 관계대명사 구조이고 gehen이 끝에 옵니다. ein Poster mit einem Skelett, das ...에서 das는 Skelett를 가리킵니다.</w:t>
+            </w:r>
+          </w:p>
+        </w:tc>
+      </w:tr>
+      <w:tr>
+        <w:tc>
+          <w:tcPr>
+            <w:tcW w:type="dxa" w:w="1500"/>
+            <w:tcBorders>
+              <w:top w:val="single" w:color="BFBFBF" w:sz="4"/>
+              <w:left w:val="single" w:color="BFBFBF" w:sz="4"/>
+              <w:bottom w:val="single" w:color="BFBFBF" w:sz="4"/>
+              <w:right w:val="single" w:color="BFBFBF" w:sz="4"/>
+            </w:tcBorders>
+            <w:shd w:fill="DEEAF6" w:color="auto" w:val="clear"/>
+          </w:tcPr>
+          <w:p>
+            <w:r>
+              <w:rPr>
+                <w:rFonts w:ascii="Malgun Gothic" w:hAnsi="Malgun Gothic" w:cs="Malgun Gothic" w:eastAsia="Malgun Gothic"/>
+                <w:b/>
+                <w:i w:val="0"/>
+                <w:color w:val="1F3864"/>
+                <w:sz w:val="20"/>
+              </w:rPr>
+              <w:t>표현</w:t>
+            </w:r>
+          </w:p>
+        </w:tc>
+        <w:tc>
+          <w:tcPr>
+            <w:tcW w:type="dxa" w:w="8138"/>
+            <w:tcBorders>
+              <w:top w:val="single" w:color="BFBFBF" w:sz="4"/>
+              <w:left w:val="single" w:color="BFBFBF" w:sz="4"/>
+              <w:bottom w:val="single" w:color="BFBFBF" w:sz="4"/>
+              <w:right w:val="single" w:color="BFBFBF" w:sz="4"/>
+            </w:tcBorders>
+          </w:tcPr>
+          <w:p>
+            <w:pPr>
+              <w:spacing w:after="40"/>
+            </w:pPr>
+            <w:r>
+              <w:rPr>
+                <w:rFonts w:ascii="Malgun Gothic" w:hAnsi="Malgun Gothic" w:cs="Malgun Gothic" w:eastAsia="Malgun Gothic"/>
+                <w:b w:val="0"/>
+                <w:i w:val="0"/>
+                <w:sz w:val="20"/>
+              </w:rPr>
+              <w:t>Der Arzt, zu dem ...에서 zu + 3격이 쓰였습니다.</w:t>
+            </w:r>
+          </w:p>
+        </w:tc>
+      </w:tr>
+      <w:tr>
+        <w:tc>
+          <w:tcPr>
+            <w:tcW w:type="dxa" w:w="1500"/>
+            <w:tcBorders>
+              <w:top w:val="single" w:color="BFBFBF" w:sz="4"/>
+              <w:left w:val="single" w:color="BFBFBF" w:sz="4"/>
+              <w:bottom w:val="single" w:color="BFBFBF" w:sz="4"/>
+              <w:right w:val="single" w:color="BFBFBF" w:sz="4"/>
+            </w:tcBorders>
+            <w:shd w:fill="DEEAF6" w:color="auto" w:val="clear"/>
+          </w:tcPr>
+          <w:p>
+            <w:r>
+              <w:rPr>
+                <w:rFonts w:ascii="Malgun Gothic" w:hAnsi="Malgun Gothic" w:cs="Malgun Gothic" w:eastAsia="Malgun Gothic"/>
+                <w:b/>
+                <w:i w:val="0"/>
+                <w:color w:val="1F3864"/>
+                <w:sz w:val="20"/>
+              </w:rPr>
+              <w:t>시제</w:t>
+            </w:r>
+          </w:p>
+        </w:tc>
+        <w:tc>
+          <w:tcPr>
+            <w:tcW w:type="dxa" w:w="8138"/>
+            <w:tcBorders>
+              <w:top w:val="single" w:color="BFBFBF" w:sz="4"/>
+              <w:left w:val="single" w:color="BFBFBF" w:sz="4"/>
+              <w:bottom w:val="single" w:color="BFBFBF" w:sz="4"/>
+              <w:right w:val="single" w:color="BFBFBF" w:sz="4"/>
+            </w:tcBorders>
+          </w:tcPr>
+          <w:p>
+            <w:pPr>
+              <w:spacing w:after="40"/>
+            </w:pPr>
+            <w:r>
+              <w:rPr>
+                <w:rFonts w:ascii="Malgun Gothic" w:hAnsi="Malgun Gothic" w:cs="Malgun Gothic" w:eastAsia="Malgun Gothic"/>
+                <w:b w:val="0"/>
+                <w:i w:val="0"/>
+                <w:sz w:val="20"/>
+              </w:rPr>
+              <w:t>hat, hängt, fährt는 현재형입니다.</w:t>
+            </w:r>
+          </w:p>
+        </w:tc>
+      </w:tr>
+    </w:tbl>
+    <w:p>
+      <w:pPr>
+        <w:spacing w:after="0"/>
+      </w:pPr>
+    </w:p>
+    <w:p>
+      <w:pPr>
+        <w:keepNext/>
+        <w:spacing w:before="160"/>
+      </w:pPr>
+      <w:r>
+        <w:rPr>
+          <w:rFonts w:ascii="Arial" w:hAnsi="Arial" w:cs="Arial" w:eastAsia="Malgun Gothic"/>
+          <w:b/>
+          <w:i w:val="0"/>
+          <w:sz w:val="22"/>
+        </w:rPr>
+        <w:t>67. Arzt: Seit wann haben Sie die Beschwerden? Sie sehen erschöpft aus, nicht nur krank.</w:t>
+      </w:r>
+    </w:p>
+    <w:p>
+      <w:pPr>
+        <w:keepNext/>
+        <w:ind w:left="340"/>
+      </w:pPr>
+      <w:r>
+        <w:rPr>
+          <w:rFonts w:ascii="Malgun Gothic" w:hAnsi="Malgun Gothic" w:cs="Malgun Gothic" w:eastAsia="Malgun Gothic"/>
+          <w:b w:val="0"/>
+          <w:i/>
+          <w:color w:val="404040"/>
+          <w:sz w:val="20"/>
+        </w:rPr>
+        <w:t>증상이 언제부터죠? 아프다기보다 기진맥진해 보이는군요.</w:t>
+      </w:r>
+    </w:p>
+    <w:tbl>
+      <w:tblPr>
+        <w:tblW w:type="auto" w:w="0"/>
+        <w:tblLayout w:type="fixed"/>
+        <w:tblLook w:firstColumn="1" w:firstRow="1" w:lastColumn="0" w:lastRow="0" w:noHBand="0" w:noVBand="1" w:val="04A0"/>
+      </w:tblPr>
+      <w:tblGrid>
+        <w:gridCol w:w="4819"/>
+        <w:gridCol w:w="4819"/>
+      </w:tblGrid>
+      <w:tr>
+        <w:tc>
+          <w:tcPr>
+            <w:tcW w:type="dxa" w:w="1500"/>
+            <w:tcBorders>
+              <w:top w:val="single" w:color="BFBFBF" w:sz="4"/>
+              <w:left w:val="single" w:color="BFBFBF" w:sz="4"/>
+              <w:bottom w:val="single" w:color="BFBFBF" w:sz="4"/>
+              <w:right w:val="single" w:color="BFBFBF" w:sz="4"/>
+            </w:tcBorders>
+            <w:shd w:fill="DEEAF6" w:color="auto" w:val="clear"/>
+          </w:tcPr>
+          <w:p>
+            <w:r>
+              <w:rPr>
+                <w:rFonts w:ascii="Malgun Gothic" w:hAnsi="Malgun Gothic" w:cs="Malgun Gothic" w:eastAsia="Malgun Gothic"/>
+                <w:b/>
+                <w:i w:val="0"/>
+                <w:color w:val="1F3864"/>
+                <w:sz w:val="20"/>
+              </w:rPr>
+              <w:t>주요 단어</w:t>
+            </w:r>
+          </w:p>
+        </w:tc>
+        <w:tc>
+          <w:tcPr>
+            <w:tcW w:type="dxa" w:w="8138"/>
+            <w:tcBorders>
+              <w:top w:val="single" w:color="BFBFBF" w:sz="4"/>
+              <w:left w:val="single" w:color="BFBFBF" w:sz="4"/>
+              <w:bottom w:val="single" w:color="BFBFBF" w:sz="4"/>
+              <w:right w:val="single" w:color="BFBFBF" w:sz="4"/>
+            </w:tcBorders>
+          </w:tcPr>
+          <w:p>
+            <w:pPr>
+              <w:spacing w:after="40"/>
+            </w:pPr>
+            <w:r>
+              <w:rPr>
+                <w:rFonts w:ascii="Arial" w:hAnsi="Arial" w:cs="Arial" w:eastAsia="Malgun Gothic"/>
+                <w:b/>
+                <w:i w:val="0"/>
+                <w:sz w:val="20"/>
+              </w:rPr>
+              <w:t>die Beschwerden (복수)</w:t>
+            </w:r>
+            <w:r>
+              <w:rPr>
+                <w:rFonts w:ascii="Malgun Gothic" w:hAnsi="Malgun Gothic" w:cs="Malgun Gothic" w:eastAsia="Malgun Gothic"/>
+                <w:b w:val="0"/>
+                <w:i w:val="0"/>
+                <w:sz w:val="20"/>
+              </w:rPr>
+              <w:t xml:space="preserve">  —  증상</w:t>
+            </w:r>
+          </w:p>
+          <w:p>
+            <w:pPr>
+              <w:spacing w:after="40"/>
+            </w:pPr>
+            <w:r>
+              <w:rPr>
+                <w:rFonts w:ascii="Arial" w:hAnsi="Arial" w:cs="Arial" w:eastAsia="Malgun Gothic"/>
+                <w:b/>
+                <w:i w:val="0"/>
+                <w:sz w:val="20"/>
+              </w:rPr>
+              <w:t>erschöpft</w:t>
+            </w:r>
+            <w:r>
+              <w:rPr>
+                <w:rFonts w:ascii="Malgun Gothic" w:hAnsi="Malgun Gothic" w:cs="Malgun Gothic" w:eastAsia="Malgun Gothic"/>
+                <w:b w:val="0"/>
+                <w:i w:val="0"/>
+                <w:sz w:val="20"/>
+              </w:rPr>
+              <w:t xml:space="preserve">  —  기진맥진한</w:t>
+            </w:r>
+          </w:p>
+          <w:p>
+            <w:pPr>
+              <w:spacing w:after="40"/>
+            </w:pPr>
+            <w:r>
+              <w:rPr>
+                <w:rFonts w:ascii="Arial" w:hAnsi="Arial" w:cs="Arial" w:eastAsia="Malgun Gothic"/>
+                <w:b/>
+                <w:i w:val="0"/>
+                <w:sz w:val="20"/>
+              </w:rPr>
+              <w:t>aussehen</w:t>
+            </w:r>
+            <w:r>
+              <w:rPr>
+                <w:rFonts w:ascii="Malgun Gothic" w:hAnsi="Malgun Gothic" w:cs="Malgun Gothic" w:eastAsia="Malgun Gothic"/>
+                <w:b w:val="0"/>
+                <w:i w:val="0"/>
+                <w:sz w:val="20"/>
+              </w:rPr>
+              <w:t xml:space="preserve">  —  ~처럼 보이다</w:t>
+            </w:r>
+          </w:p>
+        </w:tc>
+      </w:tr>
+      <w:tr>
+        <w:tc>
+          <w:tcPr>
+            <w:tcW w:type="dxa" w:w="1500"/>
+            <w:tcBorders>
+              <w:top w:val="single" w:color="BFBFBF" w:sz="4"/>
+              <w:left w:val="single" w:color="BFBFBF" w:sz="4"/>
+              <w:bottom w:val="single" w:color="BFBFBF" w:sz="4"/>
+              <w:right w:val="single" w:color="BFBFBF" w:sz="4"/>
+            </w:tcBorders>
+            <w:shd w:fill="DEEAF6" w:color="auto" w:val="clear"/>
+          </w:tcPr>
+          <w:p>
+            <w:r>
+              <w:rPr>
+                <w:rFonts w:ascii="Malgun Gothic" w:hAnsi="Malgun Gothic" w:cs="Malgun Gothic" w:eastAsia="Malgun Gothic"/>
+                <w:b/>
+                <w:i w:val="0"/>
+                <w:color w:val="1F3864"/>
+                <w:sz w:val="20"/>
+              </w:rPr>
+              <w:t>문법</w:t>
+            </w:r>
+          </w:p>
+        </w:tc>
+        <w:tc>
+          <w:tcPr>
+            <w:tcW w:type="dxa" w:w="8138"/>
+            <w:tcBorders>
+              <w:top w:val="single" w:color="BFBFBF" w:sz="4"/>
+              <w:left w:val="single" w:color="BFBFBF" w:sz="4"/>
+              <w:bottom w:val="single" w:color="BFBFBF" w:sz="4"/>
+              <w:right w:val="single" w:color="BFBFBF" w:sz="4"/>
+            </w:tcBorders>
+          </w:tcPr>
+          <w:p>
+            <w:pPr>
+              <w:spacing w:after="40"/>
+            </w:pPr>
+            <w:r>
+              <w:rPr>
+                <w:rFonts w:ascii="Malgun Gothic" w:hAnsi="Malgun Gothic" w:cs="Malgun Gothic" w:eastAsia="Malgun Gothic"/>
+                <w:b w:val="0"/>
+                <w:i w:val="0"/>
+                <w:sz w:val="20"/>
+              </w:rPr>
+              <w:t>Seit wann haben Sie ...?는 시작 시점을 묻는 의문문입니다. Sie sehen ... aus에서 분리동사 aussehen이 쓰였습니다.</w:t>
+            </w:r>
+          </w:p>
+        </w:tc>
+      </w:tr>
+      <w:tr>
+        <w:tc>
+          <w:tcPr>
+            <w:tcW w:type="dxa" w:w="1500"/>
+            <w:tcBorders>
+              <w:top w:val="single" w:color="BFBFBF" w:sz="4"/>
+              <w:left w:val="single" w:color="BFBFBF" w:sz="4"/>
+              <w:bottom w:val="single" w:color="BFBFBF" w:sz="4"/>
+              <w:right w:val="single" w:color="BFBFBF" w:sz="4"/>
+            </w:tcBorders>
+            <w:shd w:fill="DEEAF6" w:color="auto" w:val="clear"/>
+          </w:tcPr>
+          <w:p>
+            <w:r>
+              <w:rPr>
+                <w:rFonts w:ascii="Malgun Gothic" w:hAnsi="Malgun Gothic" w:cs="Malgun Gothic" w:eastAsia="Malgun Gothic"/>
+                <w:b/>
+                <w:i w:val="0"/>
+                <w:color w:val="1F3864"/>
+                <w:sz w:val="20"/>
+              </w:rPr>
+              <w:t>표현</w:t>
+            </w:r>
+          </w:p>
+        </w:tc>
+        <w:tc>
+          <w:tcPr>
+            <w:tcW w:type="dxa" w:w="8138"/>
+            <w:tcBorders>
+              <w:top w:val="single" w:color="BFBFBF" w:sz="4"/>
+              <w:left w:val="single" w:color="BFBFBF" w:sz="4"/>
+              <w:bottom w:val="single" w:color="BFBFBF" w:sz="4"/>
+              <w:right w:val="single" w:color="BFBFBF" w:sz="4"/>
+            </w:tcBorders>
+          </w:tcPr>
+          <w:p>
+            <w:pPr>
+              <w:spacing w:after="40"/>
+            </w:pPr>
+            <w:r>
+              <w:rPr>
+                <w:rFonts w:ascii="Malgun Gothic" w:hAnsi="Malgun Gothic" w:cs="Malgun Gothic" w:eastAsia="Malgun Gothic"/>
+                <w:b w:val="0"/>
+                <w:i w:val="0"/>
+                <w:sz w:val="20"/>
+              </w:rPr>
+              <w:t>nicht nur A, sondern auch B 형태에서 sondern이 생략된 표현입니다.</w:t>
+            </w:r>
+          </w:p>
+        </w:tc>
+      </w:tr>
+      <w:tr>
+        <w:tc>
+          <w:tcPr>
+            <w:tcW w:type="dxa" w:w="1500"/>
+            <w:tcBorders>
+              <w:top w:val="single" w:color="BFBFBF" w:sz="4"/>
+              <w:left w:val="single" w:color="BFBFBF" w:sz="4"/>
+              <w:bottom w:val="single" w:color="BFBFBF" w:sz="4"/>
+              <w:right w:val="single" w:color="BFBFBF" w:sz="4"/>
+            </w:tcBorders>
+            <w:shd w:fill="DEEAF6" w:color="auto" w:val="clear"/>
+          </w:tcPr>
+          <w:p>
+            <w:r>
+              <w:rPr>
+                <w:rFonts w:ascii="Malgun Gothic" w:hAnsi="Malgun Gothic" w:cs="Malgun Gothic" w:eastAsia="Malgun Gothic"/>
+                <w:b/>
+                <w:i w:val="0"/>
+                <w:color w:val="1F3864"/>
+                <w:sz w:val="20"/>
+              </w:rPr>
+              <w:t>시제</w:t>
+            </w:r>
+          </w:p>
+        </w:tc>
+        <w:tc>
+          <w:tcPr>
+            <w:tcW w:type="dxa" w:w="8138"/>
+            <w:tcBorders>
+              <w:top w:val="single" w:color="BFBFBF" w:sz="4"/>
+              <w:left w:val="single" w:color="BFBFBF" w:sz="4"/>
+              <w:bottom w:val="single" w:color="BFBFBF" w:sz="4"/>
+              <w:right w:val="single" w:color="BFBFBF" w:sz="4"/>
+            </w:tcBorders>
+          </w:tcPr>
+          <w:p>
+            <w:pPr>
+              <w:spacing w:after="40"/>
+            </w:pPr>
+            <w:r>
+              <w:rPr>
+                <w:rFonts w:ascii="Malgun Gothic" w:hAnsi="Malgun Gothic" w:cs="Malgun Gothic" w:eastAsia="Malgun Gothic"/>
+                <w:b w:val="0"/>
+                <w:i w:val="0"/>
+                <w:sz w:val="20"/>
+              </w:rPr>
+              <w:t>haben, sehen ... aus는 현재형입니다.</w:t>
+            </w:r>
+          </w:p>
+        </w:tc>
+      </w:tr>
+    </w:tbl>
+    <w:p>
+      <w:pPr>
+        <w:spacing w:after="0"/>
+      </w:pPr>
+    </w:p>
+    <w:p>
+      <w:pPr>
+        <w:keepNext/>
+        <w:spacing w:before="160"/>
+      </w:pPr>
+      <w:r>
+        <w:rPr>
+          <w:rFonts w:ascii="Arial" w:hAnsi="Arial" w:cs="Arial" w:eastAsia="Malgun Gothic"/>
+          <w:b/>
+          <w:i w:val="0"/>
+          <w:sz w:val="22"/>
+        </w:rPr>
+        <w:t>68. Dennis: Seit einer Woche Husten und Fieber. Ich habe trotzdem gearbeitet, weil ich sonst weniger Touren bekomme.</w:t>
+      </w:r>
+    </w:p>
+    <w:p>
+      <w:pPr>
+        <w:keepNext/>
+        <w:ind w:left="340"/>
+      </w:pPr>
+      <w:r>
+        <w:rPr>
+          <w:rFonts w:ascii="Malgun Gothic" w:hAnsi="Malgun Gothic" w:cs="Malgun Gothic" w:eastAsia="Malgun Gothic"/>
+          <w:b w:val="0"/>
+          <w:i/>
+          <w:color w:val="404040"/>
+          <w:sz w:val="20"/>
+        </w:rPr>
+        <w:t>일주일 전부터 기침과 열이 있었습니다. 그래도 일했어요, 안 하면 배달이 줄어서요.</w:t>
+      </w:r>
+    </w:p>
+    <w:tbl>
+      <w:tblPr>
+        <w:tblW w:type="auto" w:w="0"/>
+        <w:tblLayout w:type="fixed"/>
+        <w:tblLook w:firstColumn="1" w:firstRow="1" w:lastColumn="0" w:lastRow="0" w:noHBand="0" w:noVBand="1" w:val="04A0"/>
+      </w:tblPr>
+      <w:tblGrid>
+        <w:gridCol w:w="4819"/>
+        <w:gridCol w:w="4819"/>
+      </w:tblGrid>
+      <w:tr>
+        <w:tc>
+          <w:tcPr>
+            <w:tcW w:type="dxa" w:w="1500"/>
+            <w:tcBorders>
+              <w:top w:val="single" w:color="BFBFBF" w:sz="4"/>
+              <w:left w:val="single" w:color="BFBFBF" w:sz="4"/>
+              <w:bottom w:val="single" w:color="BFBFBF" w:sz="4"/>
+              <w:right w:val="single" w:color="BFBFBF" w:sz="4"/>
+            </w:tcBorders>
+            <w:shd w:fill="DEEAF6" w:color="auto" w:val="clear"/>
+          </w:tcPr>
+          <w:p>
+            <w:r>
+              <w:rPr>
+                <w:rFonts w:ascii="Malgun Gothic" w:hAnsi="Malgun Gothic" w:cs="Malgun Gothic" w:eastAsia="Malgun Gothic"/>
+                <w:b/>
+                <w:i w:val="0"/>
+                <w:color w:val="1F3864"/>
+                <w:sz w:val="20"/>
+              </w:rPr>
+              <w:t>주요 단어</w:t>
+            </w:r>
+          </w:p>
+        </w:tc>
+        <w:tc>
+          <w:tcPr>
+            <w:tcW w:type="dxa" w:w="8138"/>
+            <w:tcBorders>
+              <w:top w:val="single" w:color="BFBFBF" w:sz="4"/>
+              <w:left w:val="single" w:color="BFBFBF" w:sz="4"/>
+              <w:bottom w:val="single" w:color="BFBFBF" w:sz="4"/>
+              <w:right w:val="single" w:color="BFBFBF" w:sz="4"/>
+            </w:tcBorders>
+          </w:tcPr>
+          <w:p>
+            <w:pPr>
+              <w:spacing w:after="40"/>
+            </w:pPr>
+            <w:r>
+              <w:rPr>
+                <w:rFonts w:ascii="Arial" w:hAnsi="Arial" w:cs="Arial" w:eastAsia="Malgun Gothic"/>
+                <w:b/>
+                <w:i w:val="0"/>
+                <w:sz w:val="20"/>
+              </w:rPr>
+              <w:t>der Husten (단수)</w:t>
+            </w:r>
+            <w:r>
+              <w:rPr>
+                <w:rFonts w:ascii="Malgun Gothic" w:hAnsi="Malgun Gothic" w:cs="Malgun Gothic" w:eastAsia="Malgun Gothic"/>
+                <w:b w:val="0"/>
+                <w:i w:val="0"/>
+                <w:sz w:val="20"/>
+              </w:rPr>
+              <w:t xml:space="preserve">  —  기침</w:t>
+            </w:r>
+          </w:p>
+          <w:p>
+            <w:pPr>
+              <w:spacing w:after="40"/>
+            </w:pPr>
+            <w:r>
+              <w:rPr>
+                <w:rFonts w:ascii="Arial" w:hAnsi="Arial" w:cs="Arial" w:eastAsia="Malgun Gothic"/>
+                <w:b/>
+                <w:i w:val="0"/>
+                <w:sz w:val="20"/>
+              </w:rPr>
+              <w:t>das Fieber (단수)</w:t>
+            </w:r>
+            <w:r>
+              <w:rPr>
+                <w:rFonts w:ascii="Malgun Gothic" w:hAnsi="Malgun Gothic" w:cs="Malgun Gothic" w:eastAsia="Malgun Gothic"/>
+                <w:b w:val="0"/>
+                <w:i w:val="0"/>
+                <w:sz w:val="20"/>
+              </w:rPr>
+              <w:t xml:space="preserve">  —  열</w:t>
+            </w:r>
+          </w:p>
+          <w:p>
+            <w:pPr>
+              <w:spacing w:after="40"/>
+            </w:pPr>
+            <w:r>
+              <w:rPr>
+                <w:rFonts w:ascii="Arial" w:hAnsi="Arial" w:cs="Arial" w:eastAsia="Malgun Gothic"/>
+                <w:b/>
+                <w:i w:val="0"/>
+                <w:sz w:val="20"/>
+              </w:rPr>
+              <w:t>trotzdem</w:t>
+            </w:r>
+            <w:r>
+              <w:rPr>
+                <w:rFonts w:ascii="Malgun Gothic" w:hAnsi="Malgun Gothic" w:cs="Malgun Gothic" w:eastAsia="Malgun Gothic"/>
+                <w:b w:val="0"/>
+                <w:i w:val="0"/>
+                <w:sz w:val="20"/>
+              </w:rPr>
+              <w:t xml:space="preserve">  —  그런데도</w:t>
+            </w:r>
+          </w:p>
+        </w:tc>
+      </w:tr>
+      <w:tr>
+        <w:tc>
+          <w:tcPr>
+            <w:tcW w:type="dxa" w:w="1500"/>
+            <w:tcBorders>
+              <w:top w:val="single" w:color="BFBFBF" w:sz="4"/>
+              <w:left w:val="single" w:color="BFBFBF" w:sz="4"/>
+              <w:bottom w:val="single" w:color="BFBFBF" w:sz="4"/>
+              <w:right w:val="single" w:color="BFBFBF" w:sz="4"/>
+            </w:tcBorders>
+            <w:shd w:fill="DEEAF6" w:color="auto" w:val="clear"/>
+          </w:tcPr>
+          <w:p>
+            <w:r>
+              <w:rPr>
+                <w:rFonts w:ascii="Malgun Gothic" w:hAnsi="Malgun Gothic" w:cs="Malgun Gothic" w:eastAsia="Malgun Gothic"/>
+                <w:b/>
+                <w:i w:val="0"/>
+                <w:color w:val="1F3864"/>
+                <w:sz w:val="20"/>
+              </w:rPr>
+              <w:t>문법</w:t>
+            </w:r>
+          </w:p>
+        </w:tc>
+        <w:tc>
+          <w:tcPr>
+            <w:tcW w:type="dxa" w:w="8138"/>
+            <w:tcBorders>
+              <w:top w:val="single" w:color="BFBFBF" w:sz="4"/>
+              <w:left w:val="single" w:color="BFBFBF" w:sz="4"/>
+              <w:bottom w:val="single" w:color="BFBFBF" w:sz="4"/>
+              <w:right w:val="single" w:color="BFBFBF" w:sz="4"/>
+            </w:tcBorders>
+          </w:tcPr>
+          <w:p>
+            <w:pPr>
+              <w:spacing w:after="40"/>
+            </w:pPr>
+            <w:r>
+              <w:rPr>
+                <w:rFonts w:ascii="Malgun Gothic" w:hAnsi="Malgun Gothic" w:cs="Malgun Gothic" w:eastAsia="Malgun Gothic"/>
+                <w:b w:val="0"/>
+                <w:i w:val="0"/>
+                <w:sz w:val="20"/>
+              </w:rPr>
+              <w:t>Seit einer Woche는 seit + 3격으로 지속 기간을 나타냅니다. weil ich sonst weniger Touren bekomme에서 bekomme이 끝에 옵니다.</w:t>
+            </w:r>
+          </w:p>
+        </w:tc>
+      </w:tr>
+      <w:tr>
+        <w:tc>
+          <w:tcPr>
+            <w:tcW w:type="dxa" w:w="1500"/>
+            <w:tcBorders>
+              <w:top w:val="single" w:color="BFBFBF" w:sz="4"/>
+              <w:left w:val="single" w:color="BFBFBF" w:sz="4"/>
+              <w:bottom w:val="single" w:color="BFBFBF" w:sz="4"/>
+              <w:right w:val="single" w:color="BFBFBF" w:sz="4"/>
+            </w:tcBorders>
+            <w:shd w:fill="DEEAF6" w:color="auto" w:val="clear"/>
+          </w:tcPr>
+          <w:p>
+            <w:r>
+              <w:rPr>
+                <w:rFonts w:ascii="Malgun Gothic" w:hAnsi="Malgun Gothic" w:cs="Malgun Gothic" w:eastAsia="Malgun Gothic"/>
+                <w:b/>
+                <w:i w:val="0"/>
+                <w:color w:val="1F3864"/>
+                <w:sz w:val="20"/>
+              </w:rPr>
+              <w:t>표현</w:t>
+            </w:r>
+          </w:p>
+        </w:tc>
+        <w:tc>
+          <w:tcPr>
+            <w:tcW w:type="dxa" w:w="8138"/>
+            <w:tcBorders>
+              <w:top w:val="single" w:color="BFBFBF" w:sz="4"/>
+              <w:left w:val="single" w:color="BFBFBF" w:sz="4"/>
+              <w:bottom w:val="single" w:color="BFBFBF" w:sz="4"/>
+              <w:right w:val="single" w:color="BFBFBF" w:sz="4"/>
+            </w:tcBorders>
+          </w:tcPr>
+          <w:p>
+            <w:pPr>
+              <w:spacing w:after="40"/>
+            </w:pPr>
+            <w:r>
+              <w:rPr>
+                <w:rFonts w:ascii="Malgun Gothic" w:hAnsi="Malgun Gothic" w:cs="Malgun Gothic" w:eastAsia="Malgun Gothic"/>
+                <w:b w:val="0"/>
+                <w:i w:val="0"/>
+                <w:sz w:val="20"/>
+              </w:rPr>
+              <w:t>trotzdem은 그럼에도라는 접속부사입니다.</w:t>
+            </w:r>
+          </w:p>
+        </w:tc>
+      </w:tr>
+      <w:tr>
+        <w:tc>
+          <w:tcPr>
+            <w:tcW w:type="dxa" w:w="1500"/>
+            <w:tcBorders>
+              <w:top w:val="single" w:color="BFBFBF" w:sz="4"/>
+              <w:left w:val="single" w:color="BFBFBF" w:sz="4"/>
+              <w:bottom w:val="single" w:color="BFBFBF" w:sz="4"/>
+              <w:right w:val="single" w:color="BFBFBF" w:sz="4"/>
+            </w:tcBorders>
+            <w:shd w:fill="DEEAF6" w:color="auto" w:val="clear"/>
+          </w:tcPr>
+          <w:p>
+            <w:r>
+              <w:rPr>
+                <w:rFonts w:ascii="Malgun Gothic" w:hAnsi="Malgun Gothic" w:cs="Malgun Gothic" w:eastAsia="Malgun Gothic"/>
+                <w:b/>
+                <w:i w:val="0"/>
+                <w:color w:val="1F3864"/>
+                <w:sz w:val="20"/>
+              </w:rPr>
+              <w:t>시제</w:t>
+            </w:r>
+          </w:p>
+        </w:tc>
+        <w:tc>
+          <w:tcPr>
+            <w:tcW w:type="dxa" w:w="8138"/>
+            <w:tcBorders>
+              <w:top w:val="single" w:color="BFBFBF" w:sz="4"/>
+              <w:left w:val="single" w:color="BFBFBF" w:sz="4"/>
+              <w:bottom w:val="single" w:color="BFBFBF" w:sz="4"/>
+              <w:right w:val="single" w:color="BFBFBF" w:sz="4"/>
+            </w:tcBorders>
+          </w:tcPr>
+          <w:p>
+            <w:pPr>
+              <w:spacing w:after="40"/>
+            </w:pPr>
+            <w:r>
+              <w:rPr>
+                <w:rFonts w:ascii="Malgun Gothic" w:hAnsi="Malgun Gothic" w:cs="Malgun Gothic" w:eastAsia="Malgun Gothic"/>
+                <w:b w:val="0"/>
+                <w:i w:val="0"/>
+                <w:sz w:val="20"/>
+              </w:rPr>
+              <w:t>habe ... gearbeitet는 현재완료이고 bekomme은 현재형입니다.</w:t>
+            </w:r>
+          </w:p>
+        </w:tc>
+      </w:tr>
+    </w:tbl>
+    <w:p>
+      <w:pPr>
+        <w:spacing w:after="0"/>
+      </w:pPr>
+    </w:p>
+    <w:p>
+      <w:pPr>
+        <w:keepNext/>
+        <w:spacing w:before="160"/>
+      </w:pPr>
+      <w:r>
+        <w:rPr>
+          <w:rFonts w:ascii="Arial" w:hAnsi="Arial" w:cs="Arial" w:eastAsia="Malgun Gothic"/>
+          <w:b/>
+          <w:i w:val="0"/>
+          <w:sz w:val="22"/>
+        </w:rPr>
+        <w:t>69. Arzt: Das ist das Problem mit Ihrem System. Wer krank arbeitet, wird kränker, und wer sich krankmeldet, verliert den Job.</w:t>
+      </w:r>
+    </w:p>
+    <w:p>
+      <w:pPr>
+        <w:keepNext/>
+        <w:ind w:left="340"/>
+      </w:pPr>
+      <w:r>
+        <w:rPr>
+          <w:rFonts w:ascii="Malgun Gothic" w:hAnsi="Malgun Gothic" w:cs="Malgun Gothic" w:eastAsia="Malgun Gothic"/>
+          <w:b w:val="0"/>
+          <w:i/>
+          <w:color w:val="404040"/>
+          <w:sz w:val="20"/>
+        </w:rPr>
+        <w:t>그게 그 시스템의 문제죠. 아픈데 일하면 더 아파지고, 아프다고 알리면 일자리를 잃으니까요.</w:t>
+      </w:r>
+    </w:p>
+    <w:tbl>
+      <w:tblPr>
+        <w:tblW w:type="auto" w:w="0"/>
+        <w:tblLayout w:type="fixed"/>
+        <w:tblLook w:firstColumn="1" w:firstRow="1" w:lastColumn="0" w:lastRow="0" w:noHBand="0" w:noVBand="1" w:val="04A0"/>
+      </w:tblPr>
+      <w:tblGrid>
+        <w:gridCol w:w="4819"/>
+        <w:gridCol w:w="4819"/>
+      </w:tblGrid>
+      <w:tr>
+        <w:tc>
+          <w:tcPr>
+            <w:tcW w:type="dxa" w:w="1500"/>
+            <w:tcBorders>
+              <w:top w:val="single" w:color="BFBFBF" w:sz="4"/>
+              <w:left w:val="single" w:color="BFBFBF" w:sz="4"/>
+              <w:bottom w:val="single" w:color="BFBFBF" w:sz="4"/>
+              <w:right w:val="single" w:color="BFBFBF" w:sz="4"/>
+            </w:tcBorders>
+            <w:shd w:fill="DEEAF6" w:color="auto" w:val="clear"/>
+          </w:tcPr>
+          <w:p>
+            <w:r>
+              <w:rPr>
+                <w:rFonts w:ascii="Malgun Gothic" w:hAnsi="Malgun Gothic" w:cs="Malgun Gothic" w:eastAsia="Malgun Gothic"/>
+                <w:b/>
+                <w:i w:val="0"/>
+                <w:color w:val="1F3864"/>
+                <w:sz w:val="20"/>
+              </w:rPr>
+              <w:t>주요 단어</w:t>
+            </w:r>
+          </w:p>
+        </w:tc>
+        <w:tc>
+          <w:tcPr>
+            <w:tcW w:type="dxa" w:w="8138"/>
+            <w:tcBorders>
+              <w:top w:val="single" w:color="BFBFBF" w:sz="4"/>
+              <w:left w:val="single" w:color="BFBFBF" w:sz="4"/>
+              <w:bottom w:val="single" w:color="BFBFBF" w:sz="4"/>
+              <w:right w:val="single" w:color="BFBFBF" w:sz="4"/>
+            </w:tcBorders>
+          </w:tcPr>
+          <w:p>
+            <w:pPr>
+              <w:spacing w:after="40"/>
+            </w:pPr>
+            <w:r>
+              <w:rPr>
+                <w:rFonts w:ascii="Arial" w:hAnsi="Arial" w:cs="Arial" w:eastAsia="Malgun Gothic"/>
+                <w:b/>
+                <w:i w:val="0"/>
+                <w:sz w:val="20"/>
+              </w:rPr>
+              <w:t>krankmelden</w:t>
+            </w:r>
+            <w:r>
+              <w:rPr>
+                <w:rFonts w:ascii="Malgun Gothic" w:hAnsi="Malgun Gothic" w:cs="Malgun Gothic" w:eastAsia="Malgun Gothic"/>
+                <w:b w:val="0"/>
+                <w:i w:val="0"/>
+                <w:sz w:val="20"/>
+              </w:rPr>
+              <w:t xml:space="preserve">  —  병가를 알리다</w:t>
+            </w:r>
+          </w:p>
+          <w:p>
+            <w:pPr>
+              <w:spacing w:after="40"/>
+            </w:pPr>
+            <w:r>
+              <w:rPr>
+                <w:rFonts w:ascii="Arial" w:hAnsi="Arial" w:cs="Arial" w:eastAsia="Malgun Gothic"/>
+                <w:b/>
+                <w:i w:val="0"/>
+                <w:sz w:val="20"/>
+              </w:rPr>
+              <w:t>kränker</w:t>
+            </w:r>
+            <w:r>
+              <w:rPr>
+                <w:rFonts w:ascii="Malgun Gothic" w:hAnsi="Malgun Gothic" w:cs="Malgun Gothic" w:eastAsia="Malgun Gothic"/>
+                <w:b w:val="0"/>
+                <w:i w:val="0"/>
+                <w:sz w:val="20"/>
+              </w:rPr>
+              <w:t xml:space="preserve">  —  더 아픈</w:t>
+            </w:r>
+          </w:p>
+          <w:p>
+            <w:pPr>
+              <w:spacing w:after="40"/>
+            </w:pPr>
+            <w:r>
+              <w:rPr>
+                <w:rFonts w:ascii="Arial" w:hAnsi="Arial" w:cs="Arial" w:eastAsia="Malgun Gothic"/>
+                <w:b/>
+                <w:i w:val="0"/>
+                <w:sz w:val="20"/>
+              </w:rPr>
+              <w:t>verlieren</w:t>
+            </w:r>
+            <w:r>
+              <w:rPr>
+                <w:rFonts w:ascii="Malgun Gothic" w:hAnsi="Malgun Gothic" w:cs="Malgun Gothic" w:eastAsia="Malgun Gothic"/>
+                <w:b w:val="0"/>
+                <w:i w:val="0"/>
+                <w:sz w:val="20"/>
+              </w:rPr>
+              <w:t xml:space="preserve">  —  잃다</w:t>
+            </w:r>
+          </w:p>
+        </w:tc>
+      </w:tr>
+      <w:tr>
+        <w:tc>
+          <w:tcPr>
+            <w:tcW w:type="dxa" w:w="1500"/>
+            <w:tcBorders>
+              <w:top w:val="single" w:color="BFBFBF" w:sz="4"/>
+              <w:left w:val="single" w:color="BFBFBF" w:sz="4"/>
+              <w:bottom w:val="single" w:color="BFBFBF" w:sz="4"/>
+              <w:right w:val="single" w:color="BFBFBF" w:sz="4"/>
+            </w:tcBorders>
+            <w:shd w:fill="DEEAF6" w:color="auto" w:val="clear"/>
+          </w:tcPr>
+          <w:p>
+            <w:r>
+              <w:rPr>
+                <w:rFonts w:ascii="Malgun Gothic" w:hAnsi="Malgun Gothic" w:cs="Malgun Gothic" w:eastAsia="Malgun Gothic"/>
+                <w:b/>
+                <w:i w:val="0"/>
+                <w:color w:val="1F3864"/>
+                <w:sz w:val="20"/>
+              </w:rPr>
+              <w:t>문법</w:t>
+            </w:r>
+          </w:p>
+        </w:tc>
+        <w:tc>
+          <w:tcPr>
+            <w:tcW w:type="dxa" w:w="8138"/>
+            <w:tcBorders>
+              <w:top w:val="single" w:color="BFBFBF" w:sz="4"/>
+              <w:left w:val="single" w:color="BFBFBF" w:sz="4"/>
+              <w:bottom w:val="single" w:color="BFBFBF" w:sz="4"/>
+              <w:right w:val="single" w:color="BFBFBF" w:sz="4"/>
+            </w:tcBorders>
+          </w:tcPr>
+          <w:p>
+            <w:pPr>
+              <w:spacing w:after="40"/>
+            </w:pPr>
+            <w:r>
+              <w:rPr>
+                <w:rFonts w:ascii="Malgun Gothic" w:hAnsi="Malgun Gothic" w:cs="Malgun Gothic" w:eastAsia="Malgun Gothic"/>
+                <w:b w:val="0"/>
+                <w:i w:val="0"/>
+                <w:sz w:val="20"/>
+              </w:rPr>
+              <w:t>Wer krank arbeitet, wird kränker에서 Wer절이 주어 역할을 합니다. sich krankmelden은 재귀 분리동사입니다.</w:t>
+            </w:r>
+          </w:p>
+        </w:tc>
+      </w:tr>
+      <w:tr>
+        <w:tc>
+          <w:tcPr>
+            <w:tcW w:type="dxa" w:w="1500"/>
+            <w:tcBorders>
+              <w:top w:val="single" w:color="BFBFBF" w:sz="4"/>
+              <w:left w:val="single" w:color="BFBFBF" w:sz="4"/>
+              <w:bottom w:val="single" w:color="BFBFBF" w:sz="4"/>
+              <w:right w:val="single" w:color="BFBFBF" w:sz="4"/>
+            </w:tcBorders>
+            <w:shd w:fill="DEEAF6" w:color="auto" w:val="clear"/>
+          </w:tcPr>
+          <w:p>
+            <w:r>
+              <w:rPr>
+                <w:rFonts w:ascii="Malgun Gothic" w:hAnsi="Malgun Gothic" w:cs="Malgun Gothic" w:eastAsia="Malgun Gothic"/>
+                <w:b/>
+                <w:i w:val="0"/>
+                <w:color w:val="1F3864"/>
+                <w:sz w:val="20"/>
+              </w:rPr>
+              <w:t>표현</w:t>
+            </w:r>
+          </w:p>
+        </w:tc>
+        <w:tc>
+          <w:tcPr>
+            <w:tcW w:type="dxa" w:w="8138"/>
+            <w:tcBorders>
+              <w:top w:val="single" w:color="BFBFBF" w:sz="4"/>
+              <w:left w:val="single" w:color="BFBFBF" w:sz="4"/>
+              <w:bottom w:val="single" w:color="BFBFBF" w:sz="4"/>
+              <w:right w:val="single" w:color="BFBFBF" w:sz="4"/>
+            </w:tcBorders>
+          </w:tcPr>
+          <w:p>
+            <w:pPr>
+              <w:spacing w:after="40"/>
+            </w:pPr>
+            <w:r>
+              <w:rPr>
+                <w:rFonts w:ascii="Malgun Gothic" w:hAnsi="Malgun Gothic" w:cs="Malgun Gothic" w:eastAsia="Malgun Gothic"/>
+                <w:b w:val="0"/>
+                <w:i w:val="0"/>
+                <w:sz w:val="20"/>
+              </w:rPr>
+              <w:t>kränker는 krank의 비교급입니다.</w:t>
+            </w:r>
+          </w:p>
+        </w:tc>
+      </w:tr>
+      <w:tr>
+        <w:tc>
+          <w:tcPr>
+            <w:tcW w:type="dxa" w:w="1500"/>
+            <w:tcBorders>
+              <w:top w:val="single" w:color="BFBFBF" w:sz="4"/>
+              <w:left w:val="single" w:color="BFBFBF" w:sz="4"/>
+              <w:bottom w:val="single" w:color="BFBFBF" w:sz="4"/>
+              <w:right w:val="single" w:color="BFBFBF" w:sz="4"/>
+            </w:tcBorders>
+            <w:shd w:fill="DEEAF6" w:color="auto" w:val="clear"/>
+          </w:tcPr>
+          <w:p>
+            <w:r>
+              <w:rPr>
+                <w:rFonts w:ascii="Malgun Gothic" w:hAnsi="Malgun Gothic" w:cs="Malgun Gothic" w:eastAsia="Malgun Gothic"/>
+                <w:b/>
+                <w:i w:val="0"/>
+                <w:color w:val="1F3864"/>
+                <w:sz w:val="20"/>
+              </w:rPr>
+              <w:t>시제</w:t>
+            </w:r>
+          </w:p>
+        </w:tc>
+        <w:tc>
+          <w:tcPr>
+            <w:tcW w:type="dxa" w:w="8138"/>
+            <w:tcBorders>
+              <w:top w:val="single" w:color="BFBFBF" w:sz="4"/>
+              <w:left w:val="single" w:color="BFBFBF" w:sz="4"/>
+              <w:bottom w:val="single" w:color="BFBFBF" w:sz="4"/>
+              <w:right w:val="single" w:color="BFBFBF" w:sz="4"/>
+            </w:tcBorders>
+          </w:tcPr>
+          <w:p>
+            <w:pPr>
+              <w:spacing w:after="40"/>
+            </w:pPr>
+            <w:r>
+              <w:rPr>
+                <w:rFonts w:ascii="Malgun Gothic" w:hAnsi="Malgun Gothic" w:cs="Malgun Gothic" w:eastAsia="Malgun Gothic"/>
+                <w:b w:val="0"/>
+                <w:i w:val="0"/>
+                <w:sz w:val="20"/>
+              </w:rPr>
+              <w:t>ist, arbeitet, wird, verliert는 현재형입니다.</w:t>
+            </w:r>
+          </w:p>
+        </w:tc>
+      </w:tr>
+    </w:tbl>
+    <w:p>
+      <w:pPr>
+        <w:spacing w:after="0"/>
+      </w:pPr>
+    </w:p>
+    <w:p>
+      <w:pPr>
+        <w:keepNext/>
+        <w:spacing w:before="160"/>
+      </w:pPr>
+      <w:r>
+        <w:rPr>
+          <w:rFonts w:ascii="Arial" w:hAnsi="Arial" w:cs="Arial" w:eastAsia="Malgun Gothic"/>
+          <w:b/>
+          <w:i w:val="0"/>
+          <w:sz w:val="22"/>
+        </w:rPr>
+        <w:t>70. Arzt: Ich schreibe Sie eine Woche krank, rückwirkend ab letztem Montag. Das Dokument bekommen Sie gleich mit.</w:t>
+      </w:r>
+    </w:p>
+    <w:p>
+      <w:pPr>
+        <w:keepNext/>
+        <w:ind w:left="340"/>
+      </w:pPr>
+      <w:r>
+        <w:rPr>
+          <w:rFonts w:ascii="Malgun Gothic" w:hAnsi="Malgun Gothic" w:cs="Malgun Gothic" w:eastAsia="Malgun Gothic"/>
+          <w:b w:val="0"/>
+          <w:i/>
+          <w:color w:val="404040"/>
+          <w:sz w:val="20"/>
+        </w:rPr>
+        <w:t>지난 월요일부터 소급해서 일주일 병가를 써 드리겠습니다. 서류는 바로 드립니다.</w:t>
+      </w:r>
+    </w:p>
+    <w:tbl>
+      <w:tblPr>
+        <w:tblW w:type="auto" w:w="0"/>
+        <w:tblLayout w:type="fixed"/>
+        <w:tblLook w:firstColumn="1" w:firstRow="1" w:lastColumn="0" w:lastRow="0" w:noHBand="0" w:noVBand="1" w:val="04A0"/>
+      </w:tblPr>
+      <w:tblGrid>
+        <w:gridCol w:w="4819"/>
+        <w:gridCol w:w="4819"/>
+      </w:tblGrid>
+      <w:tr>
+        <w:tc>
+          <w:tcPr>
+            <w:tcW w:type="dxa" w:w="1500"/>
+            <w:tcBorders>
+              <w:top w:val="single" w:color="BFBFBF" w:sz="4"/>
+              <w:left w:val="single" w:color="BFBFBF" w:sz="4"/>
+              <w:bottom w:val="single" w:color="BFBFBF" w:sz="4"/>
+              <w:right w:val="single" w:color="BFBFBF" w:sz="4"/>
+            </w:tcBorders>
+            <w:shd w:fill="DEEAF6" w:color="auto" w:val="clear"/>
+          </w:tcPr>
+          <w:p>
+            <w:r>
+              <w:rPr>
+                <w:rFonts w:ascii="Malgun Gothic" w:hAnsi="Malgun Gothic" w:cs="Malgun Gothic" w:eastAsia="Malgun Gothic"/>
+                <w:b/>
+                <w:i w:val="0"/>
+                <w:color w:val="1F3864"/>
+                <w:sz w:val="20"/>
+              </w:rPr>
+              <w:t>주요 단어</w:t>
+            </w:r>
+          </w:p>
+        </w:tc>
+        <w:tc>
+          <w:tcPr>
+            <w:tcW w:type="dxa" w:w="8138"/>
+            <w:tcBorders>
+              <w:top w:val="single" w:color="BFBFBF" w:sz="4"/>
+              <w:left w:val="single" w:color="BFBFBF" w:sz="4"/>
+              <w:bottom w:val="single" w:color="BFBFBF" w:sz="4"/>
+              <w:right w:val="single" w:color="BFBFBF" w:sz="4"/>
+            </w:tcBorders>
+          </w:tcPr>
+          <w:p>
+            <w:pPr>
+              <w:spacing w:after="40"/>
+            </w:pPr>
+            <w:r>
+              <w:rPr>
+                <w:rFonts w:ascii="Arial" w:hAnsi="Arial" w:cs="Arial" w:eastAsia="Malgun Gothic"/>
+                <w:b/>
+                <w:i w:val="0"/>
+                <w:sz w:val="20"/>
+              </w:rPr>
+              <w:t>rückwirkend</w:t>
+            </w:r>
+            <w:r>
+              <w:rPr>
+                <w:rFonts w:ascii="Malgun Gothic" w:hAnsi="Malgun Gothic" w:cs="Malgun Gothic" w:eastAsia="Malgun Gothic"/>
+                <w:b w:val="0"/>
+                <w:i w:val="0"/>
+                <w:sz w:val="20"/>
+              </w:rPr>
+              <w:t xml:space="preserve">  —  소급하여</w:t>
+            </w:r>
+          </w:p>
+          <w:p>
+            <w:pPr>
+              <w:spacing w:after="40"/>
+            </w:pPr>
+            <w:r>
+              <w:rPr>
+                <w:rFonts w:ascii="Arial" w:hAnsi="Arial" w:cs="Arial" w:eastAsia="Malgun Gothic"/>
+                <w:b/>
+                <w:i w:val="0"/>
+                <w:sz w:val="20"/>
+              </w:rPr>
+              <w:t>krankschreiben</w:t>
+            </w:r>
+            <w:r>
+              <w:rPr>
+                <w:rFonts w:ascii="Malgun Gothic" w:hAnsi="Malgun Gothic" w:cs="Malgun Gothic" w:eastAsia="Malgun Gothic"/>
+                <w:b w:val="0"/>
+                <w:i w:val="0"/>
+                <w:sz w:val="20"/>
+              </w:rPr>
+              <w:t xml:space="preserve">  —  병가 진단서를 쓰다</w:t>
+            </w:r>
+          </w:p>
+          <w:p>
+            <w:pPr>
+              <w:spacing w:after="40"/>
+            </w:pPr>
+            <w:r>
+              <w:rPr>
+                <w:rFonts w:ascii="Arial" w:hAnsi="Arial" w:cs="Arial" w:eastAsia="Malgun Gothic"/>
+                <w:b/>
+                <w:i w:val="0"/>
+                <w:sz w:val="20"/>
+              </w:rPr>
+              <w:t>das Dokument, -e</w:t>
+            </w:r>
+            <w:r>
+              <w:rPr>
+                <w:rFonts w:ascii="Malgun Gothic" w:hAnsi="Malgun Gothic" w:cs="Malgun Gothic" w:eastAsia="Malgun Gothic"/>
+                <w:b w:val="0"/>
+                <w:i w:val="0"/>
+                <w:sz w:val="20"/>
+              </w:rPr>
+              <w:t xml:space="preserve">  —  서류</w:t>
+            </w:r>
+          </w:p>
+        </w:tc>
+      </w:tr>
+      <w:tr>
+        <w:tc>
+          <w:tcPr>
+            <w:tcW w:type="dxa" w:w="1500"/>
+            <w:tcBorders>
+              <w:top w:val="single" w:color="BFBFBF" w:sz="4"/>
+              <w:left w:val="single" w:color="BFBFBF" w:sz="4"/>
+              <w:bottom w:val="single" w:color="BFBFBF" w:sz="4"/>
+              <w:right w:val="single" w:color="BFBFBF" w:sz="4"/>
+            </w:tcBorders>
+            <w:shd w:fill="DEEAF6" w:color="auto" w:val="clear"/>
+          </w:tcPr>
+          <w:p>
+            <w:r>
+              <w:rPr>
+                <w:rFonts w:ascii="Malgun Gothic" w:hAnsi="Malgun Gothic" w:cs="Malgun Gothic" w:eastAsia="Malgun Gothic"/>
+                <w:b/>
+                <w:i w:val="0"/>
+                <w:color w:val="1F3864"/>
+                <w:sz w:val="20"/>
+              </w:rPr>
+              <w:t>문법</w:t>
+            </w:r>
+          </w:p>
+        </w:tc>
+        <w:tc>
+          <w:tcPr>
+            <w:tcW w:type="dxa" w:w="8138"/>
+            <w:tcBorders>
+              <w:top w:val="single" w:color="BFBFBF" w:sz="4"/>
+              <w:left w:val="single" w:color="BFBFBF" w:sz="4"/>
+              <w:bottom w:val="single" w:color="BFBFBF" w:sz="4"/>
+              <w:right w:val="single" w:color="BFBFBF" w:sz="4"/>
+            </w:tcBorders>
+          </w:tcPr>
+          <w:p>
+            <w:pPr>
+              <w:spacing w:after="40"/>
+            </w:pPr>
+            <w:r>
+              <w:rPr>
+                <w:rFonts w:ascii="Malgun Gothic" w:hAnsi="Malgun Gothic" w:cs="Malgun Gothic" w:eastAsia="Malgun Gothic"/>
+                <w:b w:val="0"/>
+                <w:i w:val="0"/>
+                <w:sz w:val="20"/>
+              </w:rPr>
+              <w:t>Ich schreibe Sie ... krank는 분리동사 krankschreiben에서 어간만 문장에 놓입니다. ab letztem Montag은 ab + 3격입니다.</w:t>
+            </w:r>
+          </w:p>
+        </w:tc>
+      </w:tr>
+      <w:tr>
+        <w:tc>
+          <w:tcPr>
+            <w:tcW w:type="dxa" w:w="1500"/>
+            <w:tcBorders>
+              <w:top w:val="single" w:color="BFBFBF" w:sz="4"/>
+              <w:left w:val="single" w:color="BFBFBF" w:sz="4"/>
+              <w:bottom w:val="single" w:color="BFBFBF" w:sz="4"/>
+              <w:right w:val="single" w:color="BFBFBF" w:sz="4"/>
+            </w:tcBorders>
+            <w:shd w:fill="DEEAF6" w:color="auto" w:val="clear"/>
+          </w:tcPr>
+          <w:p>
+            <w:r>
+              <w:rPr>
+                <w:rFonts w:ascii="Malgun Gothic" w:hAnsi="Malgun Gothic" w:cs="Malgun Gothic" w:eastAsia="Malgun Gothic"/>
+                <w:b/>
+                <w:i w:val="0"/>
+                <w:color w:val="1F3864"/>
+                <w:sz w:val="20"/>
+              </w:rPr>
+              <w:t>표현</w:t>
+            </w:r>
+          </w:p>
+        </w:tc>
+        <w:tc>
+          <w:tcPr>
+            <w:tcW w:type="dxa" w:w="8138"/>
+            <w:tcBorders>
+              <w:top w:val="single" w:color="BFBFBF" w:sz="4"/>
+              <w:left w:val="single" w:color="BFBFBF" w:sz="4"/>
+              <w:bottom w:val="single" w:color="BFBFBF" w:sz="4"/>
+              <w:right w:val="single" w:color="BFBFBF" w:sz="4"/>
+            </w:tcBorders>
+          </w:tcPr>
+          <w:p>
+            <w:pPr>
+              <w:spacing w:after="40"/>
+            </w:pPr>
+            <w:r>
+              <w:rPr>
+                <w:rFonts w:ascii="Malgun Gothic" w:hAnsi="Malgun Gothic" w:cs="Malgun Gothic" w:eastAsia="Malgun Gothic"/>
+                <w:b w:val="0"/>
+                <w:i w:val="0"/>
+                <w:sz w:val="20"/>
+              </w:rPr>
+              <w:t>jemanden krankschreiben은 진단서를 발급한다는 뜻입니다.</w:t>
+            </w:r>
+          </w:p>
+        </w:tc>
+      </w:tr>
+      <w:tr>
+        <w:tc>
+          <w:tcPr>
+            <w:tcW w:type="dxa" w:w="1500"/>
+            <w:tcBorders>
+              <w:top w:val="single" w:color="BFBFBF" w:sz="4"/>
+              <w:left w:val="single" w:color="BFBFBF" w:sz="4"/>
+              <w:bottom w:val="single" w:color="BFBFBF" w:sz="4"/>
+              <w:right w:val="single" w:color="BFBFBF" w:sz="4"/>
+            </w:tcBorders>
+            <w:shd w:fill="DEEAF6" w:color="auto" w:val="clear"/>
+          </w:tcPr>
+          <w:p>
+            <w:r>
+              <w:rPr>
+                <w:rFonts w:ascii="Malgun Gothic" w:hAnsi="Malgun Gothic" w:cs="Malgun Gothic" w:eastAsia="Malgun Gothic"/>
+                <w:b/>
+                <w:i w:val="0"/>
+                <w:color w:val="1F3864"/>
+                <w:sz w:val="20"/>
+              </w:rPr>
+              <w:t>시제</w:t>
+            </w:r>
+          </w:p>
+        </w:tc>
+        <w:tc>
+          <w:tcPr>
+            <w:tcW w:type="dxa" w:w="8138"/>
+            <w:tcBorders>
+              <w:top w:val="single" w:color="BFBFBF" w:sz="4"/>
+              <w:left w:val="single" w:color="BFBFBF" w:sz="4"/>
+              <w:bottom w:val="single" w:color="BFBFBF" w:sz="4"/>
+              <w:right w:val="single" w:color="BFBFBF" w:sz="4"/>
+            </w:tcBorders>
+          </w:tcPr>
+          <w:p>
+            <w:pPr>
+              <w:spacing w:after="40"/>
+            </w:pPr>
+            <w:r>
+              <w:rPr>
+                <w:rFonts w:ascii="Malgun Gothic" w:hAnsi="Malgun Gothic" w:cs="Malgun Gothic" w:eastAsia="Malgun Gothic"/>
+                <w:b w:val="0"/>
+                <w:i w:val="0"/>
+                <w:sz w:val="20"/>
+              </w:rPr>
+              <w:t>schreibe ... krank, bekommen은 현재형입니다.</w:t>
+            </w:r>
+          </w:p>
+        </w:tc>
+      </w:tr>
+    </w:tbl>
+    <w:p>
+      <w:pPr>
+        <w:spacing w:after="0"/>
+      </w:pPr>
+    </w:p>
+    <w:p>
+      <w:pPr>
+        <w:keepNext/>
+        <w:spacing w:before="160"/>
+      </w:pPr>
+      <w:r>
+        <w:rPr>
+          <w:rFonts w:ascii="Arial" w:hAnsi="Arial" w:cs="Arial" w:eastAsia="Malgun Gothic"/>
+          <w:b/>
+          <w:i w:val="0"/>
+          <w:sz w:val="22"/>
+        </w:rPr>
+        <w:t>71. Jonas: Danke, Herr Doktor. Dieses Papier ist heute mehr wert als jeder Anzug in meinem alten Schrank.</w:t>
+      </w:r>
+    </w:p>
+    <w:p>
+      <w:pPr>
+        <w:keepNext/>
+        <w:ind w:left="340"/>
+      </w:pPr>
+      <w:r>
+        <w:rPr>
+          <w:rFonts w:ascii="Malgun Gothic" w:hAnsi="Malgun Gothic" w:cs="Malgun Gothic" w:eastAsia="Malgun Gothic"/>
+          <w:b w:val="0"/>
+          <w:i/>
+          <w:color w:val="404040"/>
+          <w:sz w:val="20"/>
+        </w:rPr>
+        <w:t>감사합니다, 선생님. 이 서류는 오늘 제 옛 옷장의 어떤 양복보다 값어치가 있습니다.</w:t>
+      </w:r>
+    </w:p>
+    <w:tbl>
+      <w:tblPr>
+        <w:tblW w:type="auto" w:w="0"/>
+        <w:tblLayout w:type="fixed"/>
+        <w:tblLook w:firstColumn="1" w:firstRow="1" w:lastColumn="0" w:lastRow="0" w:noHBand="0" w:noVBand="1" w:val="04A0"/>
+      </w:tblPr>
+      <w:tblGrid>
+        <w:gridCol w:w="4819"/>
+        <w:gridCol w:w="4819"/>
+      </w:tblGrid>
+      <w:tr>
+        <w:tc>
+          <w:tcPr>
+            <w:tcW w:type="dxa" w:w="1500"/>
+            <w:tcBorders>
+              <w:top w:val="single" w:color="BFBFBF" w:sz="4"/>
+              <w:left w:val="single" w:color="BFBFBF" w:sz="4"/>
+              <w:bottom w:val="single" w:color="BFBFBF" w:sz="4"/>
+              <w:right w:val="single" w:color="BFBFBF" w:sz="4"/>
+            </w:tcBorders>
+            <w:shd w:fill="DEEAF6" w:color="auto" w:val="clear"/>
+          </w:tcPr>
+          <w:p>
+            <w:r>
+              <w:rPr>
+                <w:rFonts w:ascii="Malgun Gothic" w:hAnsi="Malgun Gothic" w:cs="Malgun Gothic" w:eastAsia="Malgun Gothic"/>
+                <w:b/>
+                <w:i w:val="0"/>
+                <w:color w:val="1F3864"/>
+                <w:sz w:val="20"/>
+              </w:rPr>
+              <w:t>주요 단어</w:t>
+            </w:r>
+          </w:p>
+        </w:tc>
+        <w:tc>
+          <w:tcPr>
+            <w:tcW w:type="dxa" w:w="8138"/>
+            <w:tcBorders>
+              <w:top w:val="single" w:color="BFBFBF" w:sz="4"/>
+              <w:left w:val="single" w:color="BFBFBF" w:sz="4"/>
+              <w:bottom w:val="single" w:color="BFBFBF" w:sz="4"/>
+              <w:right w:val="single" w:color="BFBFBF" w:sz="4"/>
+            </w:tcBorders>
+          </w:tcPr>
+          <w:p>
+            <w:pPr>
+              <w:spacing w:after="40"/>
+            </w:pPr>
+            <w:r>
+              <w:rPr>
+                <w:rFonts w:ascii="Arial" w:hAnsi="Arial" w:cs="Arial" w:eastAsia="Malgun Gothic"/>
+                <w:b/>
+                <w:i w:val="0"/>
+                <w:sz w:val="20"/>
+              </w:rPr>
+              <w:t>wert sein</w:t>
+            </w:r>
+            <w:r>
+              <w:rPr>
+                <w:rFonts w:ascii="Malgun Gothic" w:hAnsi="Malgun Gothic" w:cs="Malgun Gothic" w:eastAsia="Malgun Gothic"/>
+                <w:b w:val="0"/>
+                <w:i w:val="0"/>
+                <w:sz w:val="20"/>
+              </w:rPr>
+              <w:t xml:space="preserve">  —  가치가 있다</w:t>
+            </w:r>
+          </w:p>
+          <w:p>
+            <w:pPr>
+              <w:spacing w:after="40"/>
+            </w:pPr>
+            <w:r>
+              <w:rPr>
+                <w:rFonts w:ascii="Arial" w:hAnsi="Arial" w:cs="Arial" w:eastAsia="Malgun Gothic"/>
+                <w:b/>
+                <w:i w:val="0"/>
+                <w:sz w:val="20"/>
+              </w:rPr>
+              <w:t>das Papier, -e</w:t>
+            </w:r>
+            <w:r>
+              <w:rPr>
+                <w:rFonts w:ascii="Malgun Gothic" w:hAnsi="Malgun Gothic" w:cs="Malgun Gothic" w:eastAsia="Malgun Gothic"/>
+                <w:b w:val="0"/>
+                <w:i w:val="0"/>
+                <w:sz w:val="20"/>
+              </w:rPr>
+              <w:t xml:space="preserve">  —  서류</w:t>
+            </w:r>
+          </w:p>
+          <w:p>
+            <w:pPr>
+              <w:spacing w:after="40"/>
+            </w:pPr>
+            <w:r>
+              <w:rPr>
+                <w:rFonts w:ascii="Arial" w:hAnsi="Arial" w:cs="Arial" w:eastAsia="Malgun Gothic"/>
+                <w:b/>
+                <w:i w:val="0"/>
+                <w:sz w:val="20"/>
+              </w:rPr>
+              <w:t>der Schrank, Schränke</w:t>
+            </w:r>
+            <w:r>
+              <w:rPr>
+                <w:rFonts w:ascii="Malgun Gothic" w:hAnsi="Malgun Gothic" w:cs="Malgun Gothic" w:eastAsia="Malgun Gothic"/>
+                <w:b w:val="0"/>
+                <w:i w:val="0"/>
+                <w:sz w:val="20"/>
+              </w:rPr>
+              <w:t xml:space="preserve">  —  옷장</w:t>
+            </w:r>
+          </w:p>
+        </w:tc>
+      </w:tr>
+      <w:tr>
+        <w:tc>
+          <w:tcPr>
+            <w:tcW w:type="dxa" w:w="1500"/>
+            <w:tcBorders>
+              <w:top w:val="single" w:color="BFBFBF" w:sz="4"/>
+              <w:left w:val="single" w:color="BFBFBF" w:sz="4"/>
+              <w:bottom w:val="single" w:color="BFBFBF" w:sz="4"/>
+              <w:right w:val="single" w:color="BFBFBF" w:sz="4"/>
+            </w:tcBorders>
+            <w:shd w:fill="DEEAF6" w:color="auto" w:val="clear"/>
+          </w:tcPr>
+          <w:p>
+            <w:r>
+              <w:rPr>
+                <w:rFonts w:ascii="Malgun Gothic" w:hAnsi="Malgun Gothic" w:cs="Malgun Gothic" w:eastAsia="Malgun Gothic"/>
+                <w:b/>
+                <w:i w:val="0"/>
+                <w:color w:val="1F3864"/>
+                <w:sz w:val="20"/>
+              </w:rPr>
+              <w:t>문법</w:t>
+            </w:r>
+          </w:p>
+        </w:tc>
+        <w:tc>
+          <w:tcPr>
+            <w:tcW w:type="dxa" w:w="8138"/>
+            <w:tcBorders>
+              <w:top w:val="single" w:color="BFBFBF" w:sz="4"/>
+              <w:left w:val="single" w:color="BFBFBF" w:sz="4"/>
+              <w:bottom w:val="single" w:color="BFBFBF" w:sz="4"/>
+              <w:right w:val="single" w:color="BFBFBF" w:sz="4"/>
+            </w:tcBorders>
+          </w:tcPr>
+          <w:p>
+            <w:pPr>
+              <w:spacing w:after="40"/>
+            </w:pPr>
+            <w:r>
+              <w:rPr>
+                <w:rFonts w:ascii="Malgun Gothic" w:hAnsi="Malgun Gothic" w:cs="Malgun Gothic" w:eastAsia="Malgun Gothic"/>
+                <w:b w:val="0"/>
+                <w:i w:val="0"/>
+                <w:sz w:val="20"/>
+              </w:rPr>
+              <w:t>mehr wert als jeder Anzug는 비교급 + als 구문입니다. in meinem alten Schrank는 in + 3격입니다.</w:t>
+            </w:r>
+          </w:p>
+        </w:tc>
+      </w:tr>
+      <w:tr>
+        <w:tc>
+          <w:tcPr>
+            <w:tcW w:type="dxa" w:w="1500"/>
+            <w:tcBorders>
+              <w:top w:val="single" w:color="BFBFBF" w:sz="4"/>
+              <w:left w:val="single" w:color="BFBFBF" w:sz="4"/>
+              <w:bottom w:val="single" w:color="BFBFBF" w:sz="4"/>
+              <w:right w:val="single" w:color="BFBFBF" w:sz="4"/>
+            </w:tcBorders>
+            <w:shd w:fill="DEEAF6" w:color="auto" w:val="clear"/>
+          </w:tcPr>
+          <w:p>
+            <w:r>
+              <w:rPr>
+                <w:rFonts w:ascii="Malgun Gothic" w:hAnsi="Malgun Gothic" w:cs="Malgun Gothic" w:eastAsia="Malgun Gothic"/>
+                <w:b/>
+                <w:i w:val="0"/>
+                <w:color w:val="1F3864"/>
+                <w:sz w:val="20"/>
+              </w:rPr>
+              <w:t>표현</w:t>
+            </w:r>
+          </w:p>
+        </w:tc>
+        <w:tc>
+          <w:tcPr>
+            <w:tcW w:type="dxa" w:w="8138"/>
+            <w:tcBorders>
+              <w:top w:val="single" w:color="BFBFBF" w:sz="4"/>
+              <w:left w:val="single" w:color="BFBFBF" w:sz="4"/>
+              <w:bottom w:val="single" w:color="BFBFBF" w:sz="4"/>
+              <w:right w:val="single" w:color="BFBFBF" w:sz="4"/>
+            </w:tcBorders>
+          </w:tcPr>
+          <w:p>
+            <w:pPr>
+              <w:spacing w:after="40"/>
+            </w:pPr>
+            <w:r>
+              <w:rPr>
+                <w:rFonts w:ascii="Malgun Gothic" w:hAnsi="Malgun Gothic" w:cs="Malgun Gothic" w:eastAsia="Malgun Gothic"/>
+                <w:b w:val="0"/>
+                <w:i w:val="0"/>
+                <w:sz w:val="20"/>
+              </w:rPr>
+              <w:t>mehr wert sein은 더 가치가 있다는 표현입니다.</w:t>
+            </w:r>
+          </w:p>
+        </w:tc>
+      </w:tr>
+      <w:tr>
+        <w:tc>
+          <w:tcPr>
+            <w:tcW w:type="dxa" w:w="1500"/>
+            <w:tcBorders>
+              <w:top w:val="single" w:color="BFBFBF" w:sz="4"/>
+              <w:left w:val="single" w:color="BFBFBF" w:sz="4"/>
+              <w:bottom w:val="single" w:color="BFBFBF" w:sz="4"/>
+              <w:right w:val="single" w:color="BFBFBF" w:sz="4"/>
+            </w:tcBorders>
+            <w:shd w:fill="DEEAF6" w:color="auto" w:val="clear"/>
+          </w:tcPr>
+          <w:p>
+            <w:r>
+              <w:rPr>
+                <w:rFonts w:ascii="Malgun Gothic" w:hAnsi="Malgun Gothic" w:cs="Malgun Gothic" w:eastAsia="Malgun Gothic"/>
+                <w:b/>
+                <w:i w:val="0"/>
+                <w:color w:val="1F3864"/>
+                <w:sz w:val="20"/>
+              </w:rPr>
+              <w:t>시제</w:t>
+            </w:r>
+          </w:p>
+        </w:tc>
+        <w:tc>
+          <w:tcPr>
+            <w:tcW w:type="dxa" w:w="8138"/>
+            <w:tcBorders>
+              <w:top w:val="single" w:color="BFBFBF" w:sz="4"/>
+              <w:left w:val="single" w:color="BFBFBF" w:sz="4"/>
+              <w:bottom w:val="single" w:color="BFBFBF" w:sz="4"/>
+              <w:right w:val="single" w:color="BFBFBF" w:sz="4"/>
+            </w:tcBorders>
+          </w:tcPr>
+          <w:p>
+            <w:pPr>
+              <w:spacing w:after="40"/>
+            </w:pPr>
+            <w:r>
+              <w:rPr>
+                <w:rFonts w:ascii="Malgun Gothic" w:hAnsi="Malgun Gothic" w:cs="Malgun Gothic" w:eastAsia="Malgun Gothic"/>
+                <w:b w:val="0"/>
+                <w:i w:val="0"/>
+                <w:sz w:val="20"/>
+              </w:rPr>
+              <w:t>ist는 현재형입니다.</w:t>
+            </w:r>
+          </w:p>
+        </w:tc>
+      </w:tr>
+    </w:tbl>
+    <w:p>
+      <w:pPr>
+        <w:spacing w:after="0"/>
+      </w:pPr>
+    </w:p>
+    <w:p>
+      <w:pPr>
+        <w:keepNext/>
+        <w:spacing w:before="160"/>
+      </w:pPr>
+      <w:r>
+        <w:rPr>
+          <w:rFonts w:ascii="Arial" w:hAnsi="Arial" w:cs="Arial" w:eastAsia="Malgun Gothic"/>
+          <w:b/>
+          <w:i w:val="0"/>
+          <w:sz w:val="22"/>
+        </w:rPr>
+        <w:t>72. Dennis: Du hast mir heute mehr geholfen, als ich bezahlen könnte. Ich weiß nicht, wie ich das wiedergutmachen soll.</w:t>
+      </w:r>
+    </w:p>
+    <w:p>
+      <w:pPr>
+        <w:keepNext/>
+        <w:ind w:left="340"/>
+      </w:pPr>
+      <w:r>
+        <w:rPr>
+          <w:rFonts w:ascii="Malgun Gothic" w:hAnsi="Malgun Gothic" w:cs="Malgun Gothic" w:eastAsia="Malgun Gothic"/>
+          <w:b w:val="0"/>
+          <w:i/>
+          <w:color w:val="404040"/>
+          <w:sz w:val="20"/>
+        </w:rPr>
+        <w:t>오늘 네가 내가 갚을 수 있는 것보다 더 많이 도와줬어. 이걸 어떻게 갚아야 할지 모르겠어.</w:t>
+      </w:r>
+    </w:p>
+    <w:tbl>
+      <w:tblPr>
+        <w:tblW w:type="auto" w:w="0"/>
+        <w:tblLayout w:type="fixed"/>
+        <w:tblLook w:firstColumn="1" w:firstRow="1" w:lastColumn="0" w:lastRow="0" w:noHBand="0" w:noVBand="1" w:val="04A0"/>
+      </w:tblPr>
+      <w:tblGrid>
+        <w:gridCol w:w="4819"/>
+        <w:gridCol w:w="4819"/>
+      </w:tblGrid>
+      <w:tr>
+        <w:tc>
+          <w:tcPr>
+            <w:tcW w:type="dxa" w:w="1500"/>
+            <w:tcBorders>
+              <w:top w:val="single" w:color="BFBFBF" w:sz="4"/>
+              <w:left w:val="single" w:color="BFBFBF" w:sz="4"/>
+              <w:bottom w:val="single" w:color="BFBFBF" w:sz="4"/>
+              <w:right w:val="single" w:color="BFBFBF" w:sz="4"/>
+            </w:tcBorders>
+            <w:shd w:fill="DEEAF6" w:color="auto" w:val="clear"/>
+          </w:tcPr>
+          <w:p>
+            <w:r>
+              <w:rPr>
+                <w:rFonts w:ascii="Malgun Gothic" w:hAnsi="Malgun Gothic" w:cs="Malgun Gothic" w:eastAsia="Malgun Gothic"/>
+                <w:b/>
+                <w:i w:val="0"/>
+                <w:color w:val="1F3864"/>
+                <w:sz w:val="20"/>
+              </w:rPr>
+              <w:t>주요 단어</w:t>
+            </w:r>
+          </w:p>
+        </w:tc>
+        <w:tc>
+          <w:tcPr>
+            <w:tcW w:type="dxa" w:w="8138"/>
+            <w:tcBorders>
+              <w:top w:val="single" w:color="BFBFBF" w:sz="4"/>
+              <w:left w:val="single" w:color="BFBFBF" w:sz="4"/>
+              <w:bottom w:val="single" w:color="BFBFBF" w:sz="4"/>
+              <w:right w:val="single" w:color="BFBFBF" w:sz="4"/>
+            </w:tcBorders>
+          </w:tcPr>
+          <w:p>
+            <w:pPr>
+              <w:spacing w:after="40"/>
+            </w:pPr>
+            <w:r>
+              <w:rPr>
+                <w:rFonts w:ascii="Arial" w:hAnsi="Arial" w:cs="Arial" w:eastAsia="Malgun Gothic"/>
+                <w:b/>
+                <w:i w:val="0"/>
+                <w:sz w:val="20"/>
+              </w:rPr>
+              <w:t>wiedergutmachen</w:t>
+            </w:r>
+            <w:r>
+              <w:rPr>
+                <w:rFonts w:ascii="Malgun Gothic" w:hAnsi="Malgun Gothic" w:cs="Malgun Gothic" w:eastAsia="Malgun Gothic"/>
+                <w:b w:val="0"/>
+                <w:i w:val="0"/>
+                <w:sz w:val="20"/>
+              </w:rPr>
+              <w:t xml:space="preserve">  —  갚다, 만회하다</w:t>
+            </w:r>
+          </w:p>
+          <w:p>
+            <w:pPr>
+              <w:spacing w:after="40"/>
+            </w:pPr>
+            <w:r>
+              <w:rPr>
+                <w:rFonts w:ascii="Arial" w:hAnsi="Arial" w:cs="Arial" w:eastAsia="Malgun Gothic"/>
+                <w:b/>
+                <w:i w:val="0"/>
+                <w:sz w:val="20"/>
+              </w:rPr>
+              <w:t>bezahlen</w:t>
+            </w:r>
+            <w:r>
+              <w:rPr>
+                <w:rFonts w:ascii="Malgun Gothic" w:hAnsi="Malgun Gothic" w:cs="Malgun Gothic" w:eastAsia="Malgun Gothic"/>
+                <w:b w:val="0"/>
+                <w:i w:val="0"/>
+                <w:sz w:val="20"/>
+              </w:rPr>
+              <w:t xml:space="preserve">  —  지불하다</w:t>
+            </w:r>
+          </w:p>
+          <w:p>
+            <w:pPr>
+              <w:spacing w:after="40"/>
+            </w:pPr>
+            <w:r>
+              <w:rPr>
+                <w:rFonts w:ascii="Arial" w:hAnsi="Arial" w:cs="Arial" w:eastAsia="Malgun Gothic"/>
+                <w:b/>
+                <w:i w:val="0"/>
+                <w:sz w:val="20"/>
+              </w:rPr>
+              <w:t>helfen</w:t>
+            </w:r>
+            <w:r>
+              <w:rPr>
+                <w:rFonts w:ascii="Malgun Gothic" w:hAnsi="Malgun Gothic" w:cs="Malgun Gothic" w:eastAsia="Malgun Gothic"/>
+                <w:b w:val="0"/>
+                <w:i w:val="0"/>
+                <w:sz w:val="20"/>
+              </w:rPr>
+              <w:t xml:space="preserve">  —  돕다</w:t>
+            </w:r>
+          </w:p>
+        </w:tc>
+      </w:tr>
+      <w:tr>
+        <w:tc>
+          <w:tcPr>
+            <w:tcW w:type="dxa" w:w="1500"/>
+            <w:tcBorders>
+              <w:top w:val="single" w:color="BFBFBF" w:sz="4"/>
+              <w:left w:val="single" w:color="BFBFBF" w:sz="4"/>
+              <w:bottom w:val="single" w:color="BFBFBF" w:sz="4"/>
+              <w:right w:val="single" w:color="BFBFBF" w:sz="4"/>
+            </w:tcBorders>
+            <w:shd w:fill="DEEAF6" w:color="auto" w:val="clear"/>
+          </w:tcPr>
+          <w:p>
+            <w:r>
+              <w:rPr>
+                <w:rFonts w:ascii="Malgun Gothic" w:hAnsi="Malgun Gothic" w:cs="Malgun Gothic" w:eastAsia="Malgun Gothic"/>
+                <w:b/>
+                <w:i w:val="0"/>
+                <w:color w:val="1F3864"/>
+                <w:sz w:val="20"/>
+              </w:rPr>
+              <w:t>문법</w:t>
+            </w:r>
+          </w:p>
+        </w:tc>
+        <w:tc>
+          <w:tcPr>
+            <w:tcW w:type="dxa" w:w="8138"/>
+            <w:tcBorders>
+              <w:top w:val="single" w:color="BFBFBF" w:sz="4"/>
+              <w:left w:val="single" w:color="BFBFBF" w:sz="4"/>
+              <w:bottom w:val="single" w:color="BFBFBF" w:sz="4"/>
+              <w:right w:val="single" w:color="BFBFBF" w:sz="4"/>
+            </w:tcBorders>
+          </w:tcPr>
+          <w:p>
+            <w:pPr>
+              <w:spacing w:after="40"/>
+            </w:pPr>
+            <w:r>
+              <w:rPr>
+                <w:rFonts w:ascii="Malgun Gothic" w:hAnsi="Malgun Gothic" w:cs="Malgun Gothic" w:eastAsia="Malgun Gothic"/>
+                <w:b w:val="0"/>
+                <w:i w:val="0"/>
+                <w:sz w:val="20"/>
+              </w:rPr>
+              <w:t>Du hast mir ... geholfen에서 helfen은 3격을 취하므로 mir가 쓰였습니다. mehr, als ich bezahlen könnte는 접속법 II를 사용합니다.</w:t>
+            </w:r>
+          </w:p>
+        </w:tc>
+      </w:tr>
+      <w:tr>
+        <w:tc>
+          <w:tcPr>
+            <w:tcW w:type="dxa" w:w="1500"/>
+            <w:tcBorders>
+              <w:top w:val="single" w:color="BFBFBF" w:sz="4"/>
+              <w:left w:val="single" w:color="BFBFBF" w:sz="4"/>
+              <w:bottom w:val="single" w:color="BFBFBF" w:sz="4"/>
+              <w:right w:val="single" w:color="BFBFBF" w:sz="4"/>
+            </w:tcBorders>
+            <w:shd w:fill="DEEAF6" w:color="auto" w:val="clear"/>
+          </w:tcPr>
+          <w:p>
+            <w:r>
+              <w:rPr>
+                <w:rFonts w:ascii="Malgun Gothic" w:hAnsi="Malgun Gothic" w:cs="Malgun Gothic" w:eastAsia="Malgun Gothic"/>
+                <w:b/>
+                <w:i w:val="0"/>
+                <w:color w:val="1F3864"/>
+                <w:sz w:val="20"/>
+              </w:rPr>
+              <w:t>표현</w:t>
+            </w:r>
+          </w:p>
+        </w:tc>
+        <w:tc>
+          <w:tcPr>
+            <w:tcW w:type="dxa" w:w="8138"/>
+            <w:tcBorders>
+              <w:top w:val="single" w:color="BFBFBF" w:sz="4"/>
+              <w:left w:val="single" w:color="BFBFBF" w:sz="4"/>
+              <w:bottom w:val="single" w:color="BFBFBF" w:sz="4"/>
+              <w:right w:val="single" w:color="BFBFBF" w:sz="4"/>
+            </w:tcBorders>
+          </w:tcPr>
+          <w:p>
+            <w:pPr>
+              <w:spacing w:after="40"/>
+            </w:pPr>
+            <w:r>
+              <w:rPr>
+                <w:rFonts w:ascii="Malgun Gothic" w:hAnsi="Malgun Gothic" w:cs="Malgun Gothic" w:eastAsia="Malgun Gothic"/>
+                <w:b w:val="0"/>
+                <w:i w:val="0"/>
+                <w:sz w:val="20"/>
+              </w:rPr>
+              <w:t>wie ich das wiedergutmachen soll은 의문사 종속절입니다.</w:t>
+            </w:r>
+          </w:p>
+        </w:tc>
+      </w:tr>
+      <w:tr>
+        <w:tc>
+          <w:tcPr>
+            <w:tcW w:type="dxa" w:w="1500"/>
+            <w:tcBorders>
+              <w:top w:val="single" w:color="BFBFBF" w:sz="4"/>
+              <w:left w:val="single" w:color="BFBFBF" w:sz="4"/>
+              <w:bottom w:val="single" w:color="BFBFBF" w:sz="4"/>
+              <w:right w:val="single" w:color="BFBFBF" w:sz="4"/>
+            </w:tcBorders>
+            <w:shd w:fill="DEEAF6" w:color="auto" w:val="clear"/>
+          </w:tcPr>
+          <w:p>
+            <w:r>
+              <w:rPr>
+                <w:rFonts w:ascii="Malgun Gothic" w:hAnsi="Malgun Gothic" w:cs="Malgun Gothic" w:eastAsia="Malgun Gothic"/>
+                <w:b/>
+                <w:i w:val="0"/>
+                <w:color w:val="1F3864"/>
+                <w:sz w:val="20"/>
+              </w:rPr>
+              <w:t>시제</w:t>
+            </w:r>
+          </w:p>
+        </w:tc>
+        <w:tc>
+          <w:tcPr>
+            <w:tcW w:type="dxa" w:w="8138"/>
+            <w:tcBorders>
+              <w:top w:val="single" w:color="BFBFBF" w:sz="4"/>
+              <w:left w:val="single" w:color="BFBFBF" w:sz="4"/>
+              <w:bottom w:val="single" w:color="BFBFBF" w:sz="4"/>
+              <w:right w:val="single" w:color="BFBFBF" w:sz="4"/>
+            </w:tcBorders>
+          </w:tcPr>
+          <w:p>
+            <w:pPr>
+              <w:spacing w:after="40"/>
+            </w:pPr>
+            <w:r>
+              <w:rPr>
+                <w:rFonts w:ascii="Malgun Gothic" w:hAnsi="Malgun Gothic" w:cs="Malgun Gothic" w:eastAsia="Malgun Gothic"/>
+                <w:b w:val="0"/>
+                <w:i w:val="0"/>
+                <w:sz w:val="20"/>
+              </w:rPr>
+              <w:t>hast ... geholfen은 현재완료이고 weiß, soll은 현재형, könnte는 접속법 II입니다.</w:t>
+            </w:r>
+          </w:p>
+        </w:tc>
+      </w:tr>
+    </w:tbl>
+    <w:p>
+      <w:pPr>
+        <w:spacing w:after="0"/>
+      </w:pPr>
+    </w:p>
+    <w:p>
+      <w:pPr>
+        <w:keepNext/>
+        <w:spacing w:before="160"/>
+      </w:pPr>
+      <w:r>
+        <w:rPr>
+          <w:rFonts w:ascii="Arial" w:hAnsi="Arial" w:cs="Arial" w:eastAsia="Malgun Gothic"/>
+          <w:b/>
+          <w:i w:val="0"/>
+          <w:sz w:val="22"/>
+        </w:rPr>
+        <w:t>73. Jonas: Indem du kommst, wenn wir die Fahrer versammeln. Dienstagabend, Neukölln. Du bist der beste Zeuge, den wir haben.</w:t>
+      </w:r>
+    </w:p>
+    <w:p>
+      <w:pPr>
+        <w:keepNext/>
+        <w:ind w:left="340"/>
+      </w:pPr>
+      <w:r>
+        <w:rPr>
+          <w:rFonts w:ascii="Malgun Gothic" w:hAnsi="Malgun Gothic" w:cs="Malgun Gothic" w:eastAsia="Malgun Gothic"/>
+          <w:b w:val="0"/>
+          <w:i/>
+          <w:color w:val="404040"/>
+          <w:sz w:val="20"/>
+        </w:rPr>
+        <w:t>우리가 기사들을 모을 때 와 주는 걸로. 화요일 저녁, 노이쾰른. 네가 우리에게 있는 최고의 증인이야.</w:t>
+      </w:r>
+    </w:p>
+    <w:tbl>
+      <w:tblPr>
+        <w:tblW w:type="auto" w:w="0"/>
+        <w:tblLayout w:type="fixed"/>
+        <w:tblLook w:firstColumn="1" w:firstRow="1" w:lastColumn="0" w:lastRow="0" w:noHBand="0" w:noVBand="1" w:val="04A0"/>
+      </w:tblPr>
+      <w:tblGrid>
+        <w:gridCol w:w="4819"/>
+        <w:gridCol w:w="4819"/>
+      </w:tblGrid>
+      <w:tr>
+        <w:tc>
+          <w:tcPr>
+            <w:tcW w:type="dxa" w:w="1500"/>
+            <w:tcBorders>
+              <w:top w:val="single" w:color="BFBFBF" w:sz="4"/>
+              <w:left w:val="single" w:color="BFBFBF" w:sz="4"/>
+              <w:bottom w:val="single" w:color="BFBFBF" w:sz="4"/>
+              <w:right w:val="single" w:color="BFBFBF" w:sz="4"/>
+            </w:tcBorders>
+            <w:shd w:fill="DEEAF6" w:color="auto" w:val="clear"/>
+          </w:tcPr>
+          <w:p>
+            <w:r>
+              <w:rPr>
+                <w:rFonts w:ascii="Malgun Gothic" w:hAnsi="Malgun Gothic" w:cs="Malgun Gothic" w:eastAsia="Malgun Gothic"/>
+                <w:b/>
+                <w:i w:val="0"/>
+                <w:color w:val="1F3864"/>
+                <w:sz w:val="20"/>
+              </w:rPr>
+              <w:t>주요 단어</w:t>
+            </w:r>
+          </w:p>
+        </w:tc>
+        <w:tc>
+          <w:tcPr>
+            <w:tcW w:type="dxa" w:w="8138"/>
+            <w:tcBorders>
+              <w:top w:val="single" w:color="BFBFBF" w:sz="4"/>
+              <w:left w:val="single" w:color="BFBFBF" w:sz="4"/>
+              <w:bottom w:val="single" w:color="BFBFBF" w:sz="4"/>
+              <w:right w:val="single" w:color="BFBFBF" w:sz="4"/>
+            </w:tcBorders>
+          </w:tcPr>
+          <w:p>
+            <w:pPr>
+              <w:spacing w:after="40"/>
+            </w:pPr>
+            <w:r>
+              <w:rPr>
+                <w:rFonts w:ascii="Arial" w:hAnsi="Arial" w:cs="Arial" w:eastAsia="Malgun Gothic"/>
+                <w:b/>
+                <w:i w:val="0"/>
+                <w:sz w:val="20"/>
+              </w:rPr>
+              <w:t>versammeln</w:t>
+            </w:r>
+            <w:r>
+              <w:rPr>
+                <w:rFonts w:ascii="Malgun Gothic" w:hAnsi="Malgun Gothic" w:cs="Malgun Gothic" w:eastAsia="Malgun Gothic"/>
+                <w:b w:val="0"/>
+                <w:i w:val="0"/>
+                <w:sz w:val="20"/>
+              </w:rPr>
+              <w:t xml:space="preserve">  —  모으다</w:t>
+            </w:r>
+          </w:p>
+          <w:p>
+            <w:pPr>
+              <w:spacing w:after="40"/>
+            </w:pPr>
+            <w:r>
+              <w:rPr>
+                <w:rFonts w:ascii="Arial" w:hAnsi="Arial" w:cs="Arial" w:eastAsia="Malgun Gothic"/>
+                <w:b/>
+                <w:i w:val="0"/>
+                <w:sz w:val="20"/>
+              </w:rPr>
+              <w:t>der Zeuge, -n</w:t>
+            </w:r>
+            <w:r>
+              <w:rPr>
+                <w:rFonts w:ascii="Malgun Gothic" w:hAnsi="Malgun Gothic" w:cs="Malgun Gothic" w:eastAsia="Malgun Gothic"/>
+                <w:b w:val="0"/>
+                <w:i w:val="0"/>
+                <w:sz w:val="20"/>
+              </w:rPr>
+              <w:t xml:space="preserve">  —  증인</w:t>
+            </w:r>
+          </w:p>
+          <w:p>
+            <w:pPr>
+              <w:spacing w:after="40"/>
+            </w:pPr>
+            <w:r>
+              <w:rPr>
+                <w:rFonts w:ascii="Arial" w:hAnsi="Arial" w:cs="Arial" w:eastAsia="Malgun Gothic"/>
+                <w:b/>
+                <w:i w:val="0"/>
+                <w:sz w:val="20"/>
+              </w:rPr>
+              <w:t>indem</w:t>
+            </w:r>
+            <w:r>
+              <w:rPr>
+                <w:rFonts w:ascii="Malgun Gothic" w:hAnsi="Malgun Gothic" w:cs="Malgun Gothic" w:eastAsia="Malgun Gothic"/>
+                <w:b w:val="0"/>
+                <w:i w:val="0"/>
+                <w:sz w:val="20"/>
+              </w:rPr>
+              <w:t xml:space="preserve">  —  ~함으로써</w:t>
+            </w:r>
+          </w:p>
+        </w:tc>
+      </w:tr>
+      <w:tr>
+        <w:tc>
+          <w:tcPr>
+            <w:tcW w:type="dxa" w:w="1500"/>
+            <w:tcBorders>
+              <w:top w:val="single" w:color="BFBFBF" w:sz="4"/>
+              <w:left w:val="single" w:color="BFBFBF" w:sz="4"/>
+              <w:bottom w:val="single" w:color="BFBFBF" w:sz="4"/>
+              <w:right w:val="single" w:color="BFBFBF" w:sz="4"/>
+            </w:tcBorders>
+            <w:shd w:fill="DEEAF6" w:color="auto" w:val="clear"/>
+          </w:tcPr>
+          <w:p>
+            <w:r>
+              <w:rPr>
+                <w:rFonts w:ascii="Malgun Gothic" w:hAnsi="Malgun Gothic" w:cs="Malgun Gothic" w:eastAsia="Malgun Gothic"/>
+                <w:b/>
+                <w:i w:val="0"/>
+                <w:color w:val="1F3864"/>
+                <w:sz w:val="20"/>
+              </w:rPr>
+              <w:t>문법</w:t>
+            </w:r>
+          </w:p>
+        </w:tc>
+        <w:tc>
+          <w:tcPr>
+            <w:tcW w:type="dxa" w:w="8138"/>
+            <w:tcBorders>
+              <w:top w:val="single" w:color="BFBFBF" w:sz="4"/>
+              <w:left w:val="single" w:color="BFBFBF" w:sz="4"/>
+              <w:bottom w:val="single" w:color="BFBFBF" w:sz="4"/>
+              <w:right w:val="single" w:color="BFBFBF" w:sz="4"/>
+            </w:tcBorders>
+          </w:tcPr>
+          <w:p>
+            <w:pPr>
+              <w:spacing w:after="40"/>
+            </w:pPr>
+            <w:r>
+              <w:rPr>
+                <w:rFonts w:ascii="Malgun Gothic" w:hAnsi="Malgun Gothic" w:cs="Malgun Gothic" w:eastAsia="Malgun Gothic"/>
+                <w:b w:val="0"/>
+                <w:i w:val="0"/>
+                <w:sz w:val="20"/>
+              </w:rPr>
+              <w:t>Indem du kommst는 방법을 나타내는 종속절이라 kommst가 끝에 옵니다. Zeuge는 약변화 명사이며 der beste Zeuge, den wir haben에서 den은 관계대명사입니다.</w:t>
+            </w:r>
+          </w:p>
+        </w:tc>
+      </w:tr>
+      <w:tr>
+        <w:tc>
+          <w:tcPr>
+            <w:tcW w:type="dxa" w:w="1500"/>
+            <w:tcBorders>
+              <w:top w:val="single" w:color="BFBFBF" w:sz="4"/>
+              <w:left w:val="single" w:color="BFBFBF" w:sz="4"/>
+              <w:bottom w:val="single" w:color="BFBFBF" w:sz="4"/>
+              <w:right w:val="single" w:color="BFBFBF" w:sz="4"/>
+            </w:tcBorders>
+            <w:shd w:fill="DEEAF6" w:color="auto" w:val="clear"/>
+          </w:tcPr>
+          <w:p>
+            <w:r>
+              <w:rPr>
+                <w:rFonts w:ascii="Malgun Gothic" w:hAnsi="Malgun Gothic" w:cs="Malgun Gothic" w:eastAsia="Malgun Gothic"/>
+                <w:b/>
+                <w:i w:val="0"/>
+                <w:color w:val="1F3864"/>
+                <w:sz w:val="20"/>
+              </w:rPr>
+              <w:t>표현</w:t>
+            </w:r>
+          </w:p>
+        </w:tc>
+        <w:tc>
+          <w:tcPr>
+            <w:tcW w:type="dxa" w:w="8138"/>
+            <w:tcBorders>
+              <w:top w:val="single" w:color="BFBFBF" w:sz="4"/>
+              <w:left w:val="single" w:color="BFBFBF" w:sz="4"/>
+              <w:bottom w:val="single" w:color="BFBFBF" w:sz="4"/>
+              <w:right w:val="single" w:color="BFBFBF" w:sz="4"/>
+            </w:tcBorders>
+          </w:tcPr>
+          <w:p>
+            <w:pPr>
+              <w:spacing w:after="40"/>
+            </w:pPr>
+            <w:r>
+              <w:rPr>
+                <w:rFonts w:ascii="Malgun Gothic" w:hAnsi="Malgun Gothic" w:cs="Malgun Gothic" w:eastAsia="Malgun Gothic"/>
+                <w:b w:val="0"/>
+                <w:i w:val="0"/>
+                <w:sz w:val="20"/>
+              </w:rPr>
+              <w:t>der beste Zeuge는 최상급 표현입니다.</w:t>
+            </w:r>
+          </w:p>
+        </w:tc>
+      </w:tr>
+      <w:tr>
+        <w:tc>
+          <w:tcPr>
+            <w:tcW w:type="dxa" w:w="1500"/>
+            <w:tcBorders>
+              <w:top w:val="single" w:color="BFBFBF" w:sz="4"/>
+              <w:left w:val="single" w:color="BFBFBF" w:sz="4"/>
+              <w:bottom w:val="single" w:color="BFBFBF" w:sz="4"/>
+              <w:right w:val="single" w:color="BFBFBF" w:sz="4"/>
+            </w:tcBorders>
+            <w:shd w:fill="DEEAF6" w:color="auto" w:val="clear"/>
+          </w:tcPr>
+          <w:p>
+            <w:r>
+              <w:rPr>
+                <w:rFonts w:ascii="Malgun Gothic" w:hAnsi="Malgun Gothic" w:cs="Malgun Gothic" w:eastAsia="Malgun Gothic"/>
+                <w:b/>
+                <w:i w:val="0"/>
+                <w:color w:val="1F3864"/>
+                <w:sz w:val="20"/>
+              </w:rPr>
+              <w:t>시제</w:t>
+            </w:r>
+          </w:p>
+        </w:tc>
+        <w:tc>
+          <w:tcPr>
+            <w:tcW w:type="dxa" w:w="8138"/>
+            <w:tcBorders>
+              <w:top w:val="single" w:color="BFBFBF" w:sz="4"/>
+              <w:left w:val="single" w:color="BFBFBF" w:sz="4"/>
+              <w:bottom w:val="single" w:color="BFBFBF" w:sz="4"/>
+              <w:right w:val="single" w:color="BFBFBF" w:sz="4"/>
+            </w:tcBorders>
+          </w:tcPr>
+          <w:p>
+            <w:pPr>
+              <w:spacing w:after="40"/>
+            </w:pPr>
+            <w:r>
+              <w:rPr>
+                <w:rFonts w:ascii="Malgun Gothic" w:hAnsi="Malgun Gothic" w:cs="Malgun Gothic" w:eastAsia="Malgun Gothic"/>
+                <w:b w:val="0"/>
+                <w:i w:val="0"/>
+                <w:sz w:val="20"/>
+              </w:rPr>
+              <w:t>kommst, versammeln, bist, haben은 현재형입니다.</w:t>
+            </w:r>
+          </w:p>
+        </w:tc>
+      </w:tr>
+    </w:tbl>
+    <w:p>
+      <w:pPr>
+        <w:spacing w:after="0"/>
+      </w:pPr>
+    </w:p>
+    <w:p>
+      <w:pPr>
+        <w:keepNext/>
+        <w:spacing w:before="160"/>
+      </w:pPr>
+      <w:r>
+        <w:rPr>
+          <w:rFonts w:ascii="Arial" w:hAnsi="Arial" w:cs="Arial" w:eastAsia="Malgun Gothic"/>
+          <w:b/>
+          <w:i w:val="0"/>
+          <w:sz w:val="22"/>
+        </w:rPr>
+        <w:t>74. Dennis: Ich komme. Auch wenn mir die Knie zittern.</w:t>
+      </w:r>
+    </w:p>
+    <w:p>
+      <w:pPr>
+        <w:keepNext/>
+        <w:ind w:left="340"/>
+      </w:pPr>
+      <w:r>
+        <w:rPr>
+          <w:rFonts w:ascii="Malgun Gothic" w:hAnsi="Malgun Gothic" w:cs="Malgun Gothic" w:eastAsia="Malgun Gothic"/>
+          <w:b w:val="0"/>
+          <w:i/>
+          <w:color w:val="404040"/>
+          <w:sz w:val="20"/>
+        </w:rPr>
+        <w:t>갈게. 무릎이 떨리더라도.</w:t>
+      </w:r>
+    </w:p>
+    <w:tbl>
+      <w:tblPr>
+        <w:tblW w:type="auto" w:w="0"/>
+        <w:tblLayout w:type="fixed"/>
+        <w:tblLook w:firstColumn="1" w:firstRow="1" w:lastColumn="0" w:lastRow="0" w:noHBand="0" w:noVBand="1" w:val="04A0"/>
+      </w:tblPr>
+      <w:tblGrid>
+        <w:gridCol w:w="4819"/>
+        <w:gridCol w:w="4819"/>
+      </w:tblGrid>
+      <w:tr>
+        <w:tc>
+          <w:tcPr>
+            <w:tcW w:type="dxa" w:w="1500"/>
+            <w:tcBorders>
+              <w:top w:val="single" w:color="BFBFBF" w:sz="4"/>
+              <w:left w:val="single" w:color="BFBFBF" w:sz="4"/>
+              <w:bottom w:val="single" w:color="BFBFBF" w:sz="4"/>
+              <w:right w:val="single" w:color="BFBFBF" w:sz="4"/>
+            </w:tcBorders>
+            <w:shd w:fill="DEEAF6" w:color="auto" w:val="clear"/>
+          </w:tcPr>
+          <w:p>
+            <w:r>
+              <w:rPr>
+                <w:rFonts w:ascii="Malgun Gothic" w:hAnsi="Malgun Gothic" w:cs="Malgun Gothic" w:eastAsia="Malgun Gothic"/>
+                <w:b/>
+                <w:i w:val="0"/>
+                <w:color w:val="1F3864"/>
+                <w:sz w:val="20"/>
+              </w:rPr>
+              <w:t>주요 단어</w:t>
+            </w:r>
+          </w:p>
+        </w:tc>
+        <w:tc>
+          <w:tcPr>
+            <w:tcW w:type="dxa" w:w="8138"/>
+            <w:tcBorders>
+              <w:top w:val="single" w:color="BFBFBF" w:sz="4"/>
+              <w:left w:val="single" w:color="BFBFBF" w:sz="4"/>
+              <w:bottom w:val="single" w:color="BFBFBF" w:sz="4"/>
+              <w:right w:val="single" w:color="BFBFBF" w:sz="4"/>
+            </w:tcBorders>
+          </w:tcPr>
+          <w:p>
+            <w:pPr>
+              <w:spacing w:after="40"/>
+            </w:pPr>
+            <w:r>
+              <w:rPr>
+                <w:rFonts w:ascii="Arial" w:hAnsi="Arial" w:cs="Arial" w:eastAsia="Malgun Gothic"/>
+                <w:b/>
+                <w:i w:val="0"/>
+                <w:sz w:val="20"/>
+              </w:rPr>
+              <w:t>zittern</w:t>
+            </w:r>
+            <w:r>
+              <w:rPr>
+                <w:rFonts w:ascii="Malgun Gothic" w:hAnsi="Malgun Gothic" w:cs="Malgun Gothic" w:eastAsia="Malgun Gothic"/>
+                <w:b w:val="0"/>
+                <w:i w:val="0"/>
+                <w:sz w:val="20"/>
+              </w:rPr>
+              <w:t xml:space="preserve">  —  떨다</w:t>
+            </w:r>
+          </w:p>
+          <w:p>
+            <w:pPr>
+              <w:spacing w:after="40"/>
+            </w:pPr>
+            <w:r>
+              <w:rPr>
+                <w:rFonts w:ascii="Arial" w:hAnsi="Arial" w:cs="Arial" w:eastAsia="Malgun Gothic"/>
+                <w:b/>
+                <w:i w:val="0"/>
+                <w:sz w:val="20"/>
+              </w:rPr>
+              <w:t>auch wenn</w:t>
+            </w:r>
+            <w:r>
+              <w:rPr>
+                <w:rFonts w:ascii="Malgun Gothic" w:hAnsi="Malgun Gothic" w:cs="Malgun Gothic" w:eastAsia="Malgun Gothic"/>
+                <w:b w:val="0"/>
+                <w:i w:val="0"/>
+                <w:sz w:val="20"/>
+              </w:rPr>
+              <w:t xml:space="preserve">  —  ~하더라도</w:t>
+            </w:r>
+          </w:p>
+          <w:p>
+            <w:pPr>
+              <w:spacing w:after="40"/>
+            </w:pPr>
+            <w:r>
+              <w:rPr>
+                <w:rFonts w:ascii="Arial" w:hAnsi="Arial" w:cs="Arial" w:eastAsia="Malgun Gothic"/>
+                <w:b/>
+                <w:i w:val="0"/>
+                <w:sz w:val="20"/>
+              </w:rPr>
+              <w:t>das Knie, -</w:t>
+            </w:r>
+            <w:r>
+              <w:rPr>
+                <w:rFonts w:ascii="Malgun Gothic" w:hAnsi="Malgun Gothic" w:cs="Malgun Gothic" w:eastAsia="Malgun Gothic"/>
+                <w:b w:val="0"/>
+                <w:i w:val="0"/>
+                <w:sz w:val="20"/>
+              </w:rPr>
+              <w:t xml:space="preserve">  —  무릎</w:t>
+            </w:r>
+          </w:p>
+        </w:tc>
+      </w:tr>
+      <w:tr>
+        <w:tc>
+          <w:tcPr>
+            <w:tcW w:type="dxa" w:w="1500"/>
+            <w:tcBorders>
+              <w:top w:val="single" w:color="BFBFBF" w:sz="4"/>
+              <w:left w:val="single" w:color="BFBFBF" w:sz="4"/>
+              <w:bottom w:val="single" w:color="BFBFBF" w:sz="4"/>
+              <w:right w:val="single" w:color="BFBFBF" w:sz="4"/>
+            </w:tcBorders>
+            <w:shd w:fill="DEEAF6" w:color="auto" w:val="clear"/>
+          </w:tcPr>
+          <w:p>
+            <w:r>
+              <w:rPr>
+                <w:rFonts w:ascii="Malgun Gothic" w:hAnsi="Malgun Gothic" w:cs="Malgun Gothic" w:eastAsia="Malgun Gothic"/>
+                <w:b/>
+                <w:i w:val="0"/>
+                <w:color w:val="1F3864"/>
+                <w:sz w:val="20"/>
+              </w:rPr>
+              <w:t>문법</w:t>
+            </w:r>
+          </w:p>
+        </w:tc>
+        <w:tc>
+          <w:tcPr>
+            <w:tcW w:type="dxa" w:w="8138"/>
+            <w:tcBorders>
+              <w:top w:val="single" w:color="BFBFBF" w:sz="4"/>
+              <w:left w:val="single" w:color="BFBFBF" w:sz="4"/>
+              <w:bottom w:val="single" w:color="BFBFBF" w:sz="4"/>
+              <w:right w:val="single" w:color="BFBFBF" w:sz="4"/>
+            </w:tcBorders>
+          </w:tcPr>
+          <w:p>
+            <w:pPr>
+              <w:spacing w:after="40"/>
+            </w:pPr>
+            <w:r>
+              <w:rPr>
+                <w:rFonts w:ascii="Malgun Gothic" w:hAnsi="Malgun Gothic" w:cs="Malgun Gothic" w:eastAsia="Malgun Gothic"/>
+                <w:b w:val="0"/>
+                <w:i w:val="0"/>
+                <w:sz w:val="20"/>
+              </w:rPr>
+              <w:t>auch wenn mir die Knie zittern에서 mir는 3격 신체 소유 표현입니다. wenn절의 동사 zittern이 끝에 옵니다.</w:t>
+            </w:r>
+          </w:p>
+        </w:tc>
+      </w:tr>
+      <w:tr>
+        <w:tc>
+          <w:tcPr>
+            <w:tcW w:type="dxa" w:w="1500"/>
+            <w:tcBorders>
+              <w:top w:val="single" w:color="BFBFBF" w:sz="4"/>
+              <w:left w:val="single" w:color="BFBFBF" w:sz="4"/>
+              <w:bottom w:val="single" w:color="BFBFBF" w:sz="4"/>
+              <w:right w:val="single" w:color="BFBFBF" w:sz="4"/>
+            </w:tcBorders>
+            <w:shd w:fill="DEEAF6" w:color="auto" w:val="clear"/>
+          </w:tcPr>
+          <w:p>
+            <w:r>
+              <w:rPr>
+                <w:rFonts w:ascii="Malgun Gothic" w:hAnsi="Malgun Gothic" w:cs="Malgun Gothic" w:eastAsia="Malgun Gothic"/>
+                <w:b/>
+                <w:i w:val="0"/>
+                <w:color w:val="1F3864"/>
+                <w:sz w:val="20"/>
+              </w:rPr>
+              <w:t>표현</w:t>
+            </w:r>
+          </w:p>
+        </w:tc>
+        <w:tc>
+          <w:tcPr>
+            <w:tcW w:type="dxa" w:w="8138"/>
+            <w:tcBorders>
+              <w:top w:val="single" w:color="BFBFBF" w:sz="4"/>
+              <w:left w:val="single" w:color="BFBFBF" w:sz="4"/>
+              <w:bottom w:val="single" w:color="BFBFBF" w:sz="4"/>
+              <w:right w:val="single" w:color="BFBFBF" w:sz="4"/>
+            </w:tcBorders>
+          </w:tcPr>
+          <w:p>
+            <w:pPr>
+              <w:spacing w:after="40"/>
+            </w:pPr>
+            <w:r>
+              <w:rPr>
+                <w:rFonts w:ascii="Malgun Gothic" w:hAnsi="Malgun Gothic" w:cs="Malgun Gothic" w:eastAsia="Malgun Gothic"/>
+                <w:b w:val="0"/>
+                <w:i w:val="0"/>
+                <w:sz w:val="20"/>
+              </w:rPr>
+              <w:t>auch wenn은 양보의 의미를 가진 접속사입니다.</w:t>
+            </w:r>
+          </w:p>
+        </w:tc>
+      </w:tr>
+      <w:tr>
+        <w:tc>
+          <w:tcPr>
+            <w:tcW w:type="dxa" w:w="1500"/>
+            <w:tcBorders>
+              <w:top w:val="single" w:color="BFBFBF" w:sz="4"/>
+              <w:left w:val="single" w:color="BFBFBF" w:sz="4"/>
+              <w:bottom w:val="single" w:color="BFBFBF" w:sz="4"/>
+              <w:right w:val="single" w:color="BFBFBF" w:sz="4"/>
+            </w:tcBorders>
+            <w:shd w:fill="DEEAF6" w:color="auto" w:val="clear"/>
+          </w:tcPr>
+          <w:p>
+            <w:r>
+              <w:rPr>
+                <w:rFonts w:ascii="Malgun Gothic" w:hAnsi="Malgun Gothic" w:cs="Malgun Gothic" w:eastAsia="Malgun Gothic"/>
+                <w:b/>
+                <w:i w:val="0"/>
+                <w:color w:val="1F3864"/>
+                <w:sz w:val="20"/>
+              </w:rPr>
+              <w:t>시제</w:t>
+            </w:r>
+          </w:p>
+        </w:tc>
+        <w:tc>
+          <w:tcPr>
+            <w:tcW w:type="dxa" w:w="8138"/>
+            <w:tcBorders>
+              <w:top w:val="single" w:color="BFBFBF" w:sz="4"/>
+              <w:left w:val="single" w:color="BFBFBF" w:sz="4"/>
+              <w:bottom w:val="single" w:color="BFBFBF" w:sz="4"/>
+              <w:right w:val="single" w:color="BFBFBF" w:sz="4"/>
+            </w:tcBorders>
+          </w:tcPr>
+          <w:p>
+            <w:pPr>
+              <w:spacing w:after="40"/>
+            </w:pPr>
+            <w:r>
+              <w:rPr>
+                <w:rFonts w:ascii="Malgun Gothic" w:hAnsi="Malgun Gothic" w:cs="Malgun Gothic" w:eastAsia="Malgun Gothic"/>
+                <w:b w:val="0"/>
+                <w:i w:val="0"/>
+                <w:sz w:val="20"/>
+              </w:rPr>
+              <w:t>komme, zittern은 현재형입니다.</w:t>
+            </w:r>
+          </w:p>
+        </w:tc>
+      </w:tr>
+    </w:tbl>
+    <w:p>
+      <w:pPr>
+        <w:spacing w:after="0"/>
+      </w:pPr>
+    </w:p>
+    <w:p>
+      <w:pPr>
+        <w:keepNext/>
+        <w:spacing w:before="160"/>
+      </w:pPr>
+      <w:r>
+        <w:rPr>
+          <w:rFonts w:ascii="Arial" w:hAnsi="Arial" w:cs="Arial" w:eastAsia="Malgun Gothic"/>
+          <w:b/>
+          <w:i w:val="0"/>
+          <w:sz w:val="22"/>
+        </w:rPr>
+        <w:t>75. Jonas: Gemeinsam zittern ist besser als allein. Komm, wir fahren zum Wohnungsamt wegen des Wohngelds. Ich lade dich danach auf einen Döner ein.</w:t>
+      </w:r>
+    </w:p>
+    <w:p>
+      <w:pPr>
+        <w:keepNext/>
+        <w:ind w:left="340"/>
+      </w:pPr>
+      <w:r>
+        <w:rPr>
+          <w:rFonts w:ascii="Malgun Gothic" w:hAnsi="Malgun Gothic" w:cs="Malgun Gothic" w:eastAsia="Malgun Gothic"/>
+          <w:b w:val="0"/>
+          <w:i/>
+          <w:color w:val="404040"/>
+          <w:sz w:val="20"/>
+        </w:rPr>
+        <w:t>같이 떠는 게 혼자보다 낫지. 가자, 주거 수당 때문에 주택청에 가야 해. 끝나고 도너 케밥 사 줄게.</w:t>
+      </w:r>
+    </w:p>
+    <w:tbl>
+      <w:tblPr>
+        <w:tblW w:type="auto" w:w="0"/>
+        <w:tblLayout w:type="fixed"/>
+        <w:tblLook w:firstColumn="1" w:firstRow="1" w:lastColumn="0" w:lastRow="0" w:noHBand="0" w:noVBand="1" w:val="04A0"/>
+      </w:tblPr>
+      <w:tblGrid>
+        <w:gridCol w:w="4819"/>
+        <w:gridCol w:w="4819"/>
+      </w:tblGrid>
+      <w:tr>
+        <w:tc>
+          <w:tcPr>
+            <w:tcW w:type="dxa" w:w="1500"/>
+            <w:tcBorders>
+              <w:top w:val="single" w:color="BFBFBF" w:sz="4"/>
+              <w:left w:val="single" w:color="BFBFBF" w:sz="4"/>
+              <w:bottom w:val="single" w:color="BFBFBF" w:sz="4"/>
+              <w:right w:val="single" w:color="BFBFBF" w:sz="4"/>
+            </w:tcBorders>
+            <w:shd w:fill="DEEAF6" w:color="auto" w:val="clear"/>
+          </w:tcPr>
+          <w:p>
+            <w:r>
+              <w:rPr>
+                <w:rFonts w:ascii="Malgun Gothic" w:hAnsi="Malgun Gothic" w:cs="Malgun Gothic" w:eastAsia="Malgun Gothic"/>
+                <w:b/>
+                <w:i w:val="0"/>
+                <w:color w:val="1F3864"/>
+                <w:sz w:val="20"/>
+              </w:rPr>
+              <w:t>주요 단어</w:t>
+            </w:r>
+          </w:p>
+        </w:tc>
+        <w:tc>
+          <w:tcPr>
+            <w:tcW w:type="dxa" w:w="8138"/>
+            <w:tcBorders>
+              <w:top w:val="single" w:color="BFBFBF" w:sz="4"/>
+              <w:left w:val="single" w:color="BFBFBF" w:sz="4"/>
+              <w:bottom w:val="single" w:color="BFBFBF" w:sz="4"/>
+              <w:right w:val="single" w:color="BFBFBF" w:sz="4"/>
+            </w:tcBorders>
+          </w:tcPr>
+          <w:p>
+            <w:pPr>
+              <w:spacing w:after="40"/>
+            </w:pPr>
+            <w:r>
+              <w:rPr>
+                <w:rFonts w:ascii="Arial" w:hAnsi="Arial" w:cs="Arial" w:eastAsia="Malgun Gothic"/>
+                <w:b/>
+                <w:i w:val="0"/>
+                <w:sz w:val="20"/>
+              </w:rPr>
+              <w:t>das Wohnungsamt</w:t>
+            </w:r>
+            <w:r>
+              <w:rPr>
+                <w:rFonts w:ascii="Malgun Gothic" w:hAnsi="Malgun Gothic" w:cs="Malgun Gothic" w:eastAsia="Malgun Gothic"/>
+                <w:b w:val="0"/>
+                <w:i w:val="0"/>
+                <w:sz w:val="20"/>
+              </w:rPr>
+              <w:t xml:space="preserve">  —  주택청</w:t>
+            </w:r>
+          </w:p>
+          <w:p>
+            <w:pPr>
+              <w:spacing w:after="40"/>
+            </w:pPr>
+            <w:r>
+              <w:rPr>
+                <w:rFonts w:ascii="Arial" w:hAnsi="Arial" w:cs="Arial" w:eastAsia="Malgun Gothic"/>
+                <w:b/>
+                <w:i w:val="0"/>
+                <w:sz w:val="20"/>
+              </w:rPr>
+              <w:t>einladen</w:t>
+            </w:r>
+            <w:r>
+              <w:rPr>
+                <w:rFonts w:ascii="Malgun Gothic" w:hAnsi="Malgun Gothic" w:cs="Malgun Gothic" w:eastAsia="Malgun Gothic"/>
+                <w:b w:val="0"/>
+                <w:i w:val="0"/>
+                <w:sz w:val="20"/>
+              </w:rPr>
+              <w:t xml:space="preserve">  —  초대하다, 한턱내다</w:t>
+            </w:r>
+          </w:p>
+          <w:p>
+            <w:pPr>
+              <w:spacing w:after="40"/>
+            </w:pPr>
+            <w:r>
+              <w:rPr>
+                <w:rFonts w:ascii="Arial" w:hAnsi="Arial" w:cs="Arial" w:eastAsia="Malgun Gothic"/>
+                <w:b/>
+                <w:i w:val="0"/>
+                <w:sz w:val="20"/>
+              </w:rPr>
+              <w:t>gemeinsam</w:t>
+            </w:r>
+            <w:r>
+              <w:rPr>
+                <w:rFonts w:ascii="Malgun Gothic" w:hAnsi="Malgun Gothic" w:cs="Malgun Gothic" w:eastAsia="Malgun Gothic"/>
+                <w:b w:val="0"/>
+                <w:i w:val="0"/>
+                <w:sz w:val="20"/>
+              </w:rPr>
+              <w:t xml:space="preserve">  —  함께</w:t>
+            </w:r>
+          </w:p>
+        </w:tc>
+      </w:tr>
+      <w:tr>
+        <w:tc>
+          <w:tcPr>
+            <w:tcW w:type="dxa" w:w="1500"/>
+            <w:tcBorders>
+              <w:top w:val="single" w:color="BFBFBF" w:sz="4"/>
+              <w:left w:val="single" w:color="BFBFBF" w:sz="4"/>
+              <w:bottom w:val="single" w:color="BFBFBF" w:sz="4"/>
+              <w:right w:val="single" w:color="BFBFBF" w:sz="4"/>
+            </w:tcBorders>
+            <w:shd w:fill="DEEAF6" w:color="auto" w:val="clear"/>
+          </w:tcPr>
+          <w:p>
+            <w:r>
+              <w:rPr>
+                <w:rFonts w:ascii="Malgun Gothic" w:hAnsi="Malgun Gothic" w:cs="Malgun Gothic" w:eastAsia="Malgun Gothic"/>
+                <w:b/>
+                <w:i w:val="0"/>
+                <w:color w:val="1F3864"/>
+                <w:sz w:val="20"/>
+              </w:rPr>
+              <w:t>문법</w:t>
+            </w:r>
+          </w:p>
+        </w:tc>
+        <w:tc>
+          <w:tcPr>
+            <w:tcW w:type="dxa" w:w="8138"/>
+            <w:tcBorders>
+              <w:top w:val="single" w:color="BFBFBF" w:sz="4"/>
+              <w:left w:val="single" w:color="BFBFBF" w:sz="4"/>
+              <w:bottom w:val="single" w:color="BFBFBF" w:sz="4"/>
+              <w:right w:val="single" w:color="BFBFBF" w:sz="4"/>
+            </w:tcBorders>
+          </w:tcPr>
+          <w:p>
+            <w:pPr>
+              <w:spacing w:after="40"/>
+            </w:pPr>
+            <w:r>
+              <w:rPr>
+                <w:rFonts w:ascii="Malgun Gothic" w:hAnsi="Malgun Gothic" w:cs="Malgun Gothic" w:eastAsia="Malgun Gothic"/>
+                <w:b w:val="0"/>
+                <w:i w:val="0"/>
+                <w:sz w:val="20"/>
+              </w:rPr>
+              <w:t>Gemeinsam zittern ist besser als allein은 동사의 명사화 주어와 비교급 구문입니다. wegen des Wohngelds에서 wegen은 2격을 취합니다.</w:t>
+            </w:r>
+          </w:p>
+        </w:tc>
+      </w:tr>
+      <w:tr>
+        <w:tc>
+          <w:tcPr>
+            <w:tcW w:type="dxa" w:w="1500"/>
+            <w:tcBorders>
+              <w:top w:val="single" w:color="BFBFBF" w:sz="4"/>
+              <w:left w:val="single" w:color="BFBFBF" w:sz="4"/>
+              <w:bottom w:val="single" w:color="BFBFBF" w:sz="4"/>
+              <w:right w:val="single" w:color="BFBFBF" w:sz="4"/>
+            </w:tcBorders>
+            <w:shd w:fill="DEEAF6" w:color="auto" w:val="clear"/>
+          </w:tcPr>
+          <w:p>
+            <w:r>
+              <w:rPr>
+                <w:rFonts w:ascii="Malgun Gothic" w:hAnsi="Malgun Gothic" w:cs="Malgun Gothic" w:eastAsia="Malgun Gothic"/>
+                <w:b/>
+                <w:i w:val="0"/>
+                <w:color w:val="1F3864"/>
+                <w:sz w:val="20"/>
+              </w:rPr>
+              <w:t>표현</w:t>
+            </w:r>
+          </w:p>
+        </w:tc>
+        <w:tc>
+          <w:tcPr>
+            <w:tcW w:type="dxa" w:w="8138"/>
+            <w:tcBorders>
+              <w:top w:val="single" w:color="BFBFBF" w:sz="4"/>
+              <w:left w:val="single" w:color="BFBFBF" w:sz="4"/>
+              <w:bottom w:val="single" w:color="BFBFBF" w:sz="4"/>
+              <w:right w:val="single" w:color="BFBFBF" w:sz="4"/>
+            </w:tcBorders>
+          </w:tcPr>
+          <w:p>
+            <w:pPr>
+              <w:spacing w:after="40"/>
+            </w:pPr>
+            <w:r>
+              <w:rPr>
+                <w:rFonts w:ascii="Malgun Gothic" w:hAnsi="Malgun Gothic" w:cs="Malgun Gothic" w:eastAsia="Malgun Gothic"/>
+                <w:b w:val="0"/>
+                <w:i w:val="0"/>
+                <w:sz w:val="20"/>
+              </w:rPr>
+              <w:t>Ich lade dich ... ein은 한턱낸다는 뜻의 분리동사입니다.</w:t>
+            </w:r>
+          </w:p>
+        </w:tc>
+      </w:tr>
+      <w:tr>
+        <w:tc>
+          <w:tcPr>
+            <w:tcW w:type="dxa" w:w="1500"/>
+            <w:tcBorders>
+              <w:top w:val="single" w:color="BFBFBF" w:sz="4"/>
+              <w:left w:val="single" w:color="BFBFBF" w:sz="4"/>
+              <w:bottom w:val="single" w:color="BFBFBF" w:sz="4"/>
+              <w:right w:val="single" w:color="BFBFBF" w:sz="4"/>
+            </w:tcBorders>
+            <w:shd w:fill="DEEAF6" w:color="auto" w:val="clear"/>
+          </w:tcPr>
+          <w:p>
+            <w:r>
+              <w:rPr>
+                <w:rFonts w:ascii="Malgun Gothic" w:hAnsi="Malgun Gothic" w:cs="Malgun Gothic" w:eastAsia="Malgun Gothic"/>
+                <w:b/>
+                <w:i w:val="0"/>
+                <w:color w:val="1F3864"/>
+                <w:sz w:val="20"/>
+              </w:rPr>
+              <w:t>시제</w:t>
+            </w:r>
+          </w:p>
+        </w:tc>
+        <w:tc>
+          <w:tcPr>
+            <w:tcW w:type="dxa" w:w="8138"/>
+            <w:tcBorders>
+              <w:top w:val="single" w:color="BFBFBF" w:sz="4"/>
+              <w:left w:val="single" w:color="BFBFBF" w:sz="4"/>
+              <w:bottom w:val="single" w:color="BFBFBF" w:sz="4"/>
+              <w:right w:val="single" w:color="BFBFBF" w:sz="4"/>
+            </w:tcBorders>
+          </w:tcPr>
+          <w:p>
+            <w:pPr>
+              <w:spacing w:after="40"/>
+            </w:pPr>
+            <w:r>
+              <w:rPr>
+                <w:rFonts w:ascii="Malgun Gothic" w:hAnsi="Malgun Gothic" w:cs="Malgun Gothic" w:eastAsia="Malgun Gothic"/>
+                <w:b w:val="0"/>
+                <w:i w:val="0"/>
+                <w:sz w:val="20"/>
+              </w:rPr>
+              <w:t>ist, fahren, lade ... ein은 현재형입니다.</w:t>
+            </w:r>
+          </w:p>
+        </w:tc>
+      </w:tr>
+    </w:tbl>
+    <w:p>
+      <w:pPr>
+        <w:spacing w:after="0"/>
+      </w:pPr>
+    </w:p>
+    <w:p>
+      <w:pPr>
+        <w:keepNext/>
+        <w:spacing w:before="160"/>
+      </w:pPr>
+      <w:r>
+        <w:rPr>
+          <w:rFonts w:ascii="Arial" w:hAnsi="Arial" w:cs="Arial" w:eastAsia="Malgun Gothic"/>
+          <w:b/>
+          <w:i w:val="0"/>
+          <w:sz w:val="22"/>
+        </w:rPr>
+        <w:t>76. Jonas: Am Mittag steht ein Anruf an, den ich lange vor mir hergeschoben habe. Ich wähle die Nummer von Frau Lindner, der Disponentin.</w:t>
       </w:r>
     </w:p>
     <w:p>
@@ -15601,7 +23251,7 @@
           <w:i w:val="0"/>
           <w:sz w:val="22"/>
         </w:rPr>
-        <w:t>52. Frau Lindner: SchnellRad, Disposition, Lindner. Was kann ich für Sie tun?</w:t>
+        <w:t>77. Frau Lindner: SchnellRad, Disposition, Lindner. Was kann ich für Sie tun?</w:t>
       </w:r>
     </w:p>
     <w:p>
@@ -15907,7 +23557,7 @@
           <w:i w:val="0"/>
           <w:sz w:val="22"/>
         </w:rPr>
-        <w:t>53. Jonas: Guten Tag, Frau Lindner. Mein Name ist Jonas Keller, ich fahre für Sie. Es geht um einen Kollegen, Dennis Wagner, dessen Account gesperrt wurde.</w:t>
+        <w:t>78. Jonas: Guten Tag, Frau Lindner. Mein Name ist Jonas Keller, ich fahre für Sie. Es geht um einen Kollegen, Dennis Wagner, dessen Account gesperrt wurde.</w:t>
       </w:r>
     </w:p>
     <w:p>
@@ -16213,7 +23863,7 @@
           <w:i w:val="0"/>
           <w:sz w:val="22"/>
         </w:rPr>
-        <w:t>54. Frau Lindner: Ich darf zu einzelnen Accounts keine Auskunft geben. Datenschutz. Wenden Sie sich bitte an unseren Support.</w:t>
+        <w:t>79. Frau Lindner: Ich darf zu einzelnen Accounts keine Auskunft geben. Datenschutz. Wenden Sie sich bitte an unseren Support.</w:t>
       </w:r>
     </w:p>
     <w:p>
@@ -16519,7 +24169,7 @@
           <w:i w:val="0"/>
           <w:sz w:val="22"/>
         </w:rPr>
-        <w:t>55. Jonas: Ich verstehe, dass Sie gebunden sind. Dann nur eine Frage: Wer hat entschieden, ihn zu sperren, und aufgrund welcher Vorwürfe?</w:t>
+        <w:t>80. Jonas: Ich verstehe, dass Sie gebunden sind. Dann nur eine Frage: Wer hat entschieden, ihn zu sperren, und aufgrund welcher Vorwürfe?</w:t>
       </w:r>
     </w:p>
     <w:p>
@@ -16825,7 +24475,7 @@
           <w:i w:val="0"/>
           <w:sz w:val="22"/>
         </w:rPr>
-        <w:t>56. Frau Lindner: Das entscheidet das System automatisch, bei wiederholten Ausfällen. Dazu kann ich Ihnen nichts sagen.</w:t>
+        <w:t>81. Frau Lindner: Das entscheidet das System automatisch, bei wiederholten Ausfällen. Dazu kann ich Ihnen nichts sagen.</w:t>
       </w:r>
     </w:p>
     <w:p>
@@ -17131,7 +24781,7 @@
           <w:i w:val="0"/>
           <w:sz w:val="22"/>
         </w:rPr>
-        <w:t>57. Jonas: Das System. Gut zu wissen. Dann halte ich fest, dass Ihr Unternehmen automatisierte Entscheidungen über das Vertragsverhältnis trifft.</w:t>
+        <w:t>82. Jonas: Das System. Gut zu wissen. Dann halte ich fest, dass Ihr Unternehmen automatisierte Entscheidungen über das Vertragsverhältnis trifft.</w:t>
       </w:r>
     </w:p>
     <w:p>
@@ -17437,7 +25087,7 @@
           <w:i w:val="0"/>
           <w:sz w:val="22"/>
         </w:rPr>
-        <w:t>58. Frau Lindner: Moment, so habe ich das nicht gemeint. Wer sind Sie überhaupt, Herr Keller? Sprechen Sie für den Fahrer?</w:t>
+        <w:t>83. Frau Lindner: Moment, so habe ich das nicht gemeint. Wer sind Sie überhaupt, Herr Keller? Sprechen Sie für den Fahrer?</w:t>
       </w:r>
     </w:p>
     <w:p>
@@ -17743,7 +25393,7 @@
           <w:i w:val="0"/>
           <w:sz w:val="22"/>
         </w:rPr>
-        <w:t>59. Jonas: Ich spreche als Kollege und als jemand, der vor kurzem noch Rechtsanwalt war. Ich möchte nur, dass diese Sache ordentlich geklärt wird.</w:t>
+        <w:t>84. Jonas: Ich spreche als Kollege und als jemand, der vor kurzem noch Rechtsanwalt war. Ich möchte nur, dass diese Sache ordentlich geklärt wird.</w:t>
       </w:r>
     </w:p>
     <w:p>
@@ -18049,7 +25699,7 @@
           <w:i w:val="0"/>
           <w:sz w:val="22"/>
         </w:rPr>
-        <w:t>60. Frau Lindner: Ich werde Ihre Anfrage an die Rechtsabteilung weiterleiten. Von dort bekommen Sie Bescheid.</w:t>
+        <w:t>85. Frau Lindner: Ich werde Ihre Anfrage an die Rechtsabteilung weiterleiten. Von dort bekommen Sie Bescheid.</w:t>
       </w:r>
     </w:p>
     <w:p>
@@ -18355,7 +26005,7 @@
           <w:i w:val="0"/>
           <w:sz w:val="22"/>
         </w:rPr>
-        <w:t>61. Jonas: Danke, Frau Lindner. Ich nehme das zur Kenntnis. Und ich bitte um eine schriftliche Begründung der Sperrung, bis Freitag.</w:t>
+        <w:t>86. Jonas: Danke, Frau Lindner. Ich nehme das zur Kenntnis. Und ich bitte um eine schriftliche Begründung der Sperrung, bis Freitag.</w:t>
       </w:r>
     </w:p>
     <w:p>
@@ -18661,7 +26311,7 @@
           <w:i w:val="0"/>
           <w:sz w:val="22"/>
         </w:rPr>
-        <w:t>62. Frau Lindner: Ich leite auch das weiter. Auf Wiederhören.</w:t>
+        <w:t>87. Frau Lindner: Ich leite auch das weiter. Auf Wiederhören.</w:t>
       </w:r>
     </w:p>
     <w:p>
@@ -18944,7 +26594,7 @@
           <w:i w:val="0"/>
           <w:sz w:val="22"/>
         </w:rPr>
-        <w:t>63. Jonas: Ich lege auf und merke, dass meine Hände ruhig sind. Früher hätte mich so ein Telefonat nervös gemacht. Heute fühlt es sich richtig an.</w:t>
+        <w:t>88. Jonas: Ich lege auf und merke, dass meine Hände ruhig sind. Früher hätte mich so ein Telefonat nervös gemacht. Heute fühlt es sich richtig an.</w:t>
       </w:r>
     </w:p>
     <w:p>
@@ -19250,7 +26900,7 @@
           <w:i w:val="0"/>
           <w:sz w:val="22"/>
         </w:rPr>
-        <w:t>64. Milan: Hey, ich habe von Dennis gehört. Das ist eine Schweinerei. Wie viele sind betroffen, glaubst du?</w:t>
+        <w:t>89. Milan: Hey, ich habe von Dennis gehört. Das ist eine Schweinerei. Wie viele sind betroffen, glaubst du?</w:t>
       </w:r>
     </w:p>
     <w:p>
@@ -19556,7 +27206,7 @@
           <w:i w:val="0"/>
           <w:sz w:val="22"/>
         </w:rPr>
-        <w:t>65. Jonas: Wahrscheinlich nicht nur Dennis. Wir brauchen eine Versammlung der Fahrer, bald. Kannst du einen Raum organisieren?</w:t>
+        <w:t>90. Jonas: Wahrscheinlich nicht nur Dennis. Wir brauchen eine Versammlung der Fahrer, bald. Kannst du einen Raum organisieren?</w:t>
       </w:r>
     </w:p>
     <w:p>
@@ -19862,7 +27512,7 @@
           <w:i w:val="0"/>
           <w:sz w:val="22"/>
         </w:rPr>
-        <w:t>66. Milan: Mein Onkel hat einen Hinterraum in der Neuköllner Teestube. Dienstagabend, wenn die Küche zu ist, kein Problem.</w:t>
+        <w:t>91. Milan: Mein Onkel hat einen Hinterraum in der Neuköllner Teestube. Dienstagabend, wenn die Küche zu ist, kein Problem.</w:t>
       </w:r>
     </w:p>
     <w:p>
@@ -20168,7 +27818,7 @@
           <w:i w:val="0"/>
           <w:sz w:val="22"/>
         </w:rPr>
-        <w:t>67. Jonas: Perfekt. Ich lade Hanna und Elif ein. Wenn wir mit zwanzig Leuten kommen, hören sie uns zu.</w:t>
+        <w:t>92. Jonas: Perfekt. Ich lade Hanna und Elif ein. Wenn wir mit zwanzig Leuten kommen, hören sie uns zu.</w:t>
       </w:r>
     </w:p>
     <w:p>
@@ -20474,7 +28124,7 @@
           <w:i w:val="0"/>
           <w:sz w:val="22"/>
         </w:rPr>
-        <w:t>68. Milan: Ich sage es weiter. Und Jonas, ich bin froh, dass du das machst. Vor einem halben Jahr hättest du dich nicht einmal um deinen eigenen Mietvertrag gekümmert.</w:t>
+        <w:t>93. Milan: Ich sage es weiter. Und Jonas, ich bin froh, dass du das machst. Vor einem halben Jahr hättest du dich nicht einmal um deinen eigenen Mietvertrag gekümmert.</w:t>
       </w:r>
     </w:p>
     <w:p>
@@ -20780,7 +28430,7 @@
           <w:i w:val="0"/>
           <w:sz w:val="22"/>
         </w:rPr>
-        <w:t>69. Jonas: Wahrscheinlich nicht. Aber damals hatte ich auch keinen Grund, mich für etwas zu interessieren, das größer war als mein Terminkalender.</w:t>
+        <w:t>94. Jonas: Wahrscheinlich nicht. Aber damals hatte ich auch keinen Grund, mich für etwas zu interessieren, das größer war als mein Terminkalender.</w:t>
       </w:r>
     </w:p>
     <w:p>
@@ -21086,7 +28736,7 @@
           <w:i w:val="0"/>
           <w:sz w:val="22"/>
         </w:rPr>
-        <w:t>70. Milan: Dann lass uns anfangen, etwas Größeres daraus zu machen. Ich bringe die Fahrer, du bringst die Argumente.</w:t>
+        <w:t>95. Milan: Dann lass uns anfangen, etwas Größeres daraus zu machen. Ich bringe die Fahrer, du bringst die Argumente.</w:t>
       </w:r>
     </w:p>
     <w:p>
@@ -21392,7 +29042,7 @@
           <w:i w:val="0"/>
           <w:sz w:val="22"/>
         </w:rPr>
-        <w:t>71. Jonas: Abgemacht. Am Abend sitze ich an meinem Küchentisch und tippe den ersten Entwurf eines Flugblatts, so wie früher Schriftsätze. Nur dass diesmal jedes Wort gemeint ist.</w:t>
+        <w:t>96. Jonas: Abgemacht. Am Abend sitze ich an meinem Küchentisch und tippe den ersten Entwurf eines Flugblatts, so wie früher Schriftsätze. Nur dass diesmal jedes Wort gemeint ist.</w:t>
       </w:r>
     </w:p>
     <w:p>
@@ -21698,7 +29348,7 @@
           <w:i w:val="0"/>
           <w:sz w:val="22"/>
         </w:rPr>
-        <w:t>72. Jonas: Ich lese den Text zweimal durch, dann drucke ich ihn aus. Er beginnt mit einem Satz, den ich früher nie geschrieben hätte: „Wenn du das hier liest, bist du nicht allein."</w:t>
+        <w:t>97. Jonas: Ich lese den Text zweimal durch, dann drucke ich ihn aus. Er beginnt mit einem Satz, den ich früher nie geschrieben hätte: „Wenn du das hier liest, bist du nicht allein."</w:t>
       </w:r>
     </w:p>
     <w:p>
@@ -22004,7 +29654,7 @@
           <w:i w:val="0"/>
           <w:sz w:val="22"/>
         </w:rPr>
-        <w:t>73. Jonas: Ich stehe am Fenster und schaue in die Nacht. Irgendwo da draußen leuchten dreißig Handydisplays, jedes mit einer Geschichte, die niemand hört.</w:t>
+        <w:t>98. Jonas: Ich stehe am Fenster und schaue in die Nacht. Irgendwo da draußen leuchten dreißig Handydisplays, jedes mit einer Geschichte, die niemand hört.</w:t>
       </w:r>
     </w:p>
     <w:p>
@@ -22310,7 +29960,7 @@
           <w:i w:val="0"/>
           <w:sz w:val="22"/>
         </w:rPr>
-        <w:t>74. Jonas: Dienstag. Die Teestube. Wir werden sehen, wie viele kommen.</w:t>
+        <w:t>99. Jonas: Dienstag. Die Teestube. Wir werden sehen, wie viele kommen.</w:t>
       </w:r>
     </w:p>
     <w:p>
